--- a/docs/РП ИИ/Б1.О.24 РП ТеорСлучПроциОсТеорМасОб 01.03.04 ВГСуфиянов.docx
+++ b/docs/РП ИИ/Б1.О.24 РП ТеорСлучПроциОсТеорМасОб 01.03.04 ВГСуфиянов.docx
@@ -210,7 +210,7 @@
     </w:p>
     <w:p>
       <w:pPr>
-        <w:spacing w:before="0" w:after="1440" w:line="240" w:lineRule="auto"/>
+        <w:spacing w:before="0" w:after="2880" w:line="240" w:lineRule="auto"/>
         <w:jc w:val="center"/>
       </w:pPr>
       <w:r>
@@ -250,6 +250,7 @@
     <w:p>
       <w:pPr>
         <w:spacing w:before="0" w:after="360" w:line="240" w:lineRule="auto"/>
+        <w:jc w:val="both"/>
       </w:pPr>
       <w:r>
         <w:rPr>
@@ -266,6 +267,7 @@
     <w:p>
       <w:pPr>
         <w:spacing w:before="0" w:after="240" w:line="240" w:lineRule="auto"/>
+        <w:jc w:val="both"/>
       </w:pPr>
       <w:r>
         <w:rPr>
@@ -282,11 +284,13 @@
     <w:p>
       <w:pPr>
         <w:spacing w:before="0" w:after="240" w:line="240" w:lineRule="auto"/>
+        <w:jc w:val="both"/>
       </w:pPr>
     </w:p>
     <w:p>
       <w:pPr>
         <w:spacing w:before="0" w:after="120" w:line="240" w:lineRule="auto"/>
+        <w:jc w:val="both"/>
       </w:pPr>
       <w:r>
         <w:rPr>
@@ -303,6 +307,7 @@
     <w:p>
       <w:pPr>
         <w:spacing w:before="0" w:after="480" w:line="240" w:lineRule="auto"/>
+        <w:jc w:val="both"/>
       </w:pPr>
       <w:r>
         <w:rPr>
@@ -319,6 +324,7 @@
     <w:p>
       <w:pPr>
         <w:spacing w:before="0" w:after="480" w:line="240" w:lineRule="auto"/>
+        <w:jc w:val="both"/>
       </w:pPr>
       <w:r>
         <w:rPr>
@@ -335,6 +341,7 @@
     <w:p>
       <w:pPr>
         <w:spacing w:before="0" w:after="240" w:line="240" w:lineRule="auto"/>
+        <w:jc w:val="both"/>
       </w:pPr>
       <w:r>
         <w:rPr>
@@ -351,6 +358,7 @@
     <w:p>
       <w:pPr>
         <w:spacing w:before="0" w:after="360" w:line="240" w:lineRule="auto"/>
+        <w:jc w:val="both"/>
       </w:pPr>
       <w:r>
         <w:rPr>
@@ -367,6 +375,7 @@
     <w:p>
       <w:pPr>
         <w:spacing w:before="0" w:after="480" w:line="240" w:lineRule="auto"/>
+        <w:jc w:val="both"/>
       </w:pPr>
       <w:r>
         <w:rPr>
@@ -379,12 +388,14 @@
         </w:rPr>
         <w:t>Протокол заседания учебно-методической комиссии по УГСН</w:t>
         <w:br/>
+        <w:br/>
         <w:t>01.00.00 «Математика и механика» от «____» _______________ 2026 г. №_______</w:t>
       </w:r>
     </w:p>
     <w:p>
       <w:pPr>
         <w:spacing w:before="0" w:after="480" w:line="240" w:lineRule="auto"/>
+        <w:jc w:val="both"/>
       </w:pPr>
       <w:r>
         <w:rPr>
@@ -397,12 +408,14 @@
         </w:rPr>
         <w:t>Председатель учебно-методической комиссии по УГСН</w:t>
         <w:br/>
-        <w:t>01.00.00 «Математика и механика» _______________________ В.Г. Суфиянов</w:t>
+        <w:br/>
+        <w:t>01.00.00 «Математика и механика» _________________ В.Г. Суфиянов</w:t>
       </w:r>
     </w:p>
     <w:p>
       <w:pPr>
         <w:spacing w:before="0" w:after="120" w:line="240" w:lineRule="auto"/>
+        <w:jc w:val="both"/>
       </w:pPr>
       <w:r>
         <w:rPr>
@@ -413,7 +426,7 @@
           <w:sz w:val="28"/>
           <w:rFonts w:ascii="Times New Roman" w:hAnsi="Times New Roman" w:cs="Times New Roman" w:eastAsia="Times New Roman"/>
         </w:rPr>
-        <w:t>Руководитель образовательной программы _______________________ С.А. Королев</w:t>
+        <w:t>Руководитель образовательной программы _________________ С.А. Королев</w:t>
       </w:r>
     </w:p>
     <w:p>
@@ -467,7 +480,7 @@
           <w:p>
             <w:pPr>
               <w:spacing w:before="0" w:after="0" w:line="240" w:lineRule="auto"/>
-              <w:jc w:val="left"/>
+              <w:jc w:val="both"/>
             </w:pPr>
             <w:r/>
             <w:r>
@@ -497,7 +510,7 @@
           <w:p>
             <w:pPr>
               <w:spacing w:before="0" w:after="0" w:line="240" w:lineRule="auto"/>
-              <w:jc w:val="left"/>
+              <w:jc w:val="both"/>
             </w:pPr>
             <w:r/>
             <w:r>
@@ -532,7 +545,7 @@
           <w:p>
             <w:pPr>
               <w:spacing w:before="0" w:after="0" w:line="240" w:lineRule="auto"/>
-              <w:jc w:val="left"/>
+              <w:jc w:val="both"/>
             </w:pPr>
             <w:r/>
             <w:r>
@@ -562,7 +575,7 @@
           <w:p>
             <w:pPr>
               <w:spacing w:before="0" w:after="0" w:line="240" w:lineRule="auto"/>
-              <w:jc w:val="left"/>
+              <w:jc w:val="both"/>
             </w:pPr>
             <w:r/>
             <w:r>
@@ -597,7 +610,7 @@
           <w:p>
             <w:pPr>
               <w:spacing w:before="0" w:after="0" w:line="240" w:lineRule="auto"/>
-              <w:jc w:val="left"/>
+              <w:jc w:val="both"/>
             </w:pPr>
             <w:r/>
             <w:r>
@@ -627,7 +640,7 @@
           <w:p>
             <w:pPr>
               <w:spacing w:before="0" w:after="0" w:line="240" w:lineRule="auto"/>
-              <w:jc w:val="left"/>
+              <w:jc w:val="both"/>
             </w:pPr>
             <w:r/>
             <w:r>
@@ -662,7 +675,7 @@
           <w:p>
             <w:pPr>
               <w:spacing w:before="0" w:after="0" w:line="240" w:lineRule="auto"/>
-              <w:jc w:val="left"/>
+              <w:jc w:val="both"/>
             </w:pPr>
             <w:r/>
             <w:r>
@@ -692,7 +705,7 @@
           <w:p>
             <w:pPr>
               <w:spacing w:before="0" w:after="0" w:line="240" w:lineRule="auto"/>
-              <w:jc w:val="left"/>
+              <w:jc w:val="both"/>
             </w:pPr>
             <w:r/>
             <w:r>
@@ -727,7 +740,7 @@
           <w:p>
             <w:pPr>
               <w:spacing w:before="0" w:after="0" w:line="240" w:lineRule="auto"/>
-              <w:jc w:val="left"/>
+              <w:jc w:val="both"/>
             </w:pPr>
             <w:r/>
             <w:r>
@@ -757,7 +770,7 @@
           <w:p>
             <w:pPr>
               <w:spacing w:before="0" w:after="0" w:line="240" w:lineRule="auto"/>
-              <w:jc w:val="left"/>
+              <w:jc w:val="both"/>
             </w:pPr>
             <w:r/>
             <w:r>
@@ -769,7 +782,7 @@
                 <w:sz w:val="22"/>
                 <w:rFonts w:ascii="Times New Roman" w:hAnsi="Times New Roman" w:cs="Times New Roman" w:eastAsia="Times New Roman"/>
               </w:rPr>
-              <w:t>6 з.е. / 178 часов</w:t>
+              <w:t>6 з.е. / 216 часов</w:t>
             </w:r>
           </w:p>
         </w:tc>
@@ -792,7 +805,7 @@
           <w:p>
             <w:pPr>
               <w:spacing w:before="0" w:after="0" w:line="240" w:lineRule="auto"/>
-              <w:jc w:val="left"/>
+              <w:jc w:val="both"/>
             </w:pPr>
             <w:r/>
             <w:r>
@@ -822,7 +835,7 @@
           <w:p>
             <w:pPr>
               <w:spacing w:before="0" w:after="0" w:line="240" w:lineRule="auto"/>
-              <w:jc w:val="left"/>
+              <w:jc w:val="both"/>
             </w:pPr>
             <w:r/>
             <w:r>
@@ -857,7 +870,7 @@
           <w:p>
             <w:pPr>
               <w:spacing w:before="0" w:after="0" w:line="240" w:lineRule="auto"/>
-              <w:jc w:val="left"/>
+              <w:jc w:val="both"/>
             </w:pPr>
             <w:r/>
             <w:r>
@@ -887,7 +900,7 @@
           <w:p>
             <w:pPr>
               <w:spacing w:before="0" w:after="0" w:line="240" w:lineRule="auto"/>
-              <w:jc w:val="left"/>
+              <w:jc w:val="both"/>
             </w:pPr>
             <w:r/>
             <w:r>
@@ -926,7 +939,7 @@
           <w:p>
             <w:pPr>
               <w:spacing w:before="0" w:after="0" w:line="240" w:lineRule="auto"/>
-              <w:jc w:val="left"/>
+              <w:jc w:val="both"/>
             </w:pPr>
             <w:r/>
             <w:r>
@@ -956,7 +969,7 @@
           <w:p>
             <w:pPr>
               <w:spacing w:before="0" w:after="0" w:line="240" w:lineRule="auto"/>
-              <w:jc w:val="left"/>
+              <w:jc w:val="both"/>
             </w:pPr>
             <w:r/>
             <w:r>
@@ -993,7 +1006,7 @@
           <w:p>
             <w:pPr>
               <w:spacing w:before="0" w:after="0" w:line="240" w:lineRule="auto"/>
-              <w:jc w:val="left"/>
+              <w:jc w:val="both"/>
             </w:pPr>
             <w:r/>
             <w:r>
@@ -1023,7 +1036,7 @@
           <w:p>
             <w:pPr>
               <w:spacing w:before="0" w:after="0" w:line="240" w:lineRule="auto"/>
-              <w:jc w:val="left"/>
+              <w:jc w:val="both"/>
             </w:pPr>
             <w:r/>
             <w:r>
@@ -1049,6 +1062,7 @@
     <w:p>
       <w:pPr>
         <w:spacing w:before="0" w:after="240" w:line="240" w:lineRule="auto"/>
+        <w:jc w:val="both"/>
       </w:pPr>
       <w:r>
         <w:rPr>
@@ -1065,6 +1079,7 @@
     <w:p>
       <w:pPr>
         <w:spacing w:before="0" w:after="120" w:line="240" w:lineRule="auto"/>
+        <w:jc w:val="both"/>
       </w:pPr>
       <w:r>
         <w:rPr>
@@ -1081,6 +1096,7 @@
     <w:p>
       <w:pPr>
         <w:spacing w:before="0" w:after="120" w:line="240" w:lineRule="auto"/>
+        <w:jc w:val="both"/>
       </w:pPr>
       <w:r>
         <w:rPr>
@@ -1097,6 +1113,7 @@
     <w:p>
       <w:pPr>
         <w:spacing w:before="0" w:after="120" w:line="240" w:lineRule="auto"/>
+        <w:jc w:val="both"/>
       </w:pPr>
       <w:r>
         <w:rPr>
@@ -1113,6 +1130,7 @@
     <w:p>
       <w:pPr>
         <w:spacing w:before="0" w:after="120" w:line="240" w:lineRule="auto"/>
+        <w:jc w:val="both"/>
       </w:pPr>
       <w:r>
         <w:rPr>
@@ -1129,6 +1147,7 @@
     <w:p>
       <w:pPr>
         <w:spacing w:before="0" w:after="120" w:line="240" w:lineRule="auto"/>
+        <w:jc w:val="both"/>
       </w:pPr>
       <w:r>
         <w:rPr>
@@ -1145,6 +1164,7 @@
     <w:p>
       <w:pPr>
         <w:spacing w:before="0" w:after="240" w:line="240" w:lineRule="auto"/>
+        <w:jc w:val="both"/>
       </w:pPr>
       <w:r>
         <w:rPr>
@@ -1161,6 +1181,7 @@
     <w:p>
       <w:pPr>
         <w:spacing w:before="0" w:after="120" w:line="240" w:lineRule="auto"/>
+        <w:jc w:val="both"/>
       </w:pPr>
       <w:r>
         <w:rPr>
@@ -1176,7 +1197,8 @@
     </w:p>
     <w:p>
       <w:pPr>
-        <w:spacing w:before="0" w:after="120" w:line="240" w:lineRule="auto"/>
+        <w:spacing w:before="240" w:after="120" w:line="240" w:lineRule="auto"/>
+        <w:jc w:val="both"/>
       </w:pPr>
       <w:r>
         <w:rPr>
@@ -1190,57 +1212,281 @@
         <w:t>Знания, приобретаемые в ходе освоения дисциплины:</w:t>
       </w:r>
     </w:p>
+    <w:tbl>
+      <w:tblPr>
+        <w:tblStyle w:val="TableGrid"/>
+        <w:tblW w:type="auto" w:w="0"/>
+        <w:jc w:val="center"/>
+        <w:tblLook w:firstColumn="1" w:firstRow="1" w:lastColumn="0" w:lastRow="0" w:noHBand="0" w:noVBand="1" w:val="04A0"/>
+      </w:tblPr>
+      <w:tblGrid>
+        <w:gridCol w:w="4844"/>
+        <w:gridCol w:w="4844"/>
+      </w:tblGrid>
+      <w:tr>
+        <w:tc>
+          <w:tcPr>
+            <w:tcW w:type="dxa" w:w="850"/>
+            <w:vAlign w:val="center"/>
+            <w:tcMar>
+              <w:top w:w="100" w:type="dxa"/>
+              <w:bottom w:w="100" w:type="dxa"/>
+              <w:left w:w="120" w:type="dxa"/>
+              <w:right w:w="120" w:type="dxa"/>
+            </w:tcMar>
+            <w:shd w:val="clear" w:color="auto" w:fill="F2F2F2"/>
+          </w:tcPr>
+          <w:p>
+            <w:pPr>
+              <w:spacing w:before="0" w:after="0" w:line="240" w:lineRule="auto"/>
+              <w:jc w:val="center"/>
+            </w:pPr>
+            <w:r/>
+            <w:r>
+              <w:rPr>
+                <w:rFonts w:ascii="Times New Roman" w:hAnsi="Times New Roman"/>
+                <w:b/>
+                <w:i w:val="0"/>
+                <w:color w:val="000000"/>
+                <w:sz w:val="24"/>
+                <w:rFonts w:ascii="Times New Roman" w:hAnsi="Times New Roman" w:cs="Times New Roman" w:eastAsia="Times New Roman"/>
+              </w:rPr>
+              <w:t>№ п/п</w:t>
+            </w:r>
+          </w:p>
+        </w:tc>
+        <w:tc>
+          <w:tcPr>
+            <w:tcW w:type="dxa" w:w="8220"/>
+            <w:vAlign w:val="center"/>
+            <w:tcMar>
+              <w:top w:w="100" w:type="dxa"/>
+              <w:bottom w:w="100" w:type="dxa"/>
+              <w:left w:w="120" w:type="dxa"/>
+              <w:right w:w="120" w:type="dxa"/>
+            </w:tcMar>
+            <w:shd w:val="clear" w:color="auto" w:fill="F2F2F2"/>
+          </w:tcPr>
+          <w:p>
+            <w:pPr>
+              <w:spacing w:before="0" w:after="0" w:line="240" w:lineRule="auto"/>
+              <w:jc w:val="center"/>
+            </w:pPr>
+            <w:r/>
+            <w:r>
+              <w:rPr>
+                <w:rFonts w:ascii="Times New Roman" w:hAnsi="Times New Roman"/>
+                <w:b/>
+                <w:i w:val="0"/>
+                <w:color w:val="000000"/>
+                <w:sz w:val="24"/>
+                <w:rFonts w:ascii="Times New Roman" w:hAnsi="Times New Roman" w:cs="Times New Roman" w:eastAsia="Times New Roman"/>
+              </w:rPr>
+              <w:t>Знания</w:t>
+            </w:r>
+          </w:p>
+        </w:tc>
+      </w:tr>
+      <w:tr>
+        <w:trPr>
+          <w:cantSplit/>
+        </w:trPr>
+        <w:tc>
+          <w:tcPr>
+            <w:tcW w:type="dxa" w:w="850"/>
+            <w:vAlign w:val="center"/>
+            <w:tcMar>
+              <w:top w:w="100" w:type="dxa"/>
+              <w:bottom w:w="100" w:type="dxa"/>
+              <w:left w:w="120" w:type="dxa"/>
+              <w:right w:w="120" w:type="dxa"/>
+            </w:tcMar>
+          </w:tcPr>
+          <w:p>
+            <w:pPr>
+              <w:spacing w:before="0" w:after="0" w:line="240" w:lineRule="auto"/>
+              <w:jc w:val="center"/>
+            </w:pPr>
+            <w:r/>
+            <w:r>
+              <w:rPr>
+                <w:rFonts w:ascii="Times New Roman" w:hAnsi="Times New Roman"/>
+                <w:b w:val="0"/>
+                <w:i w:val="0"/>
+                <w:color w:val="000000"/>
+                <w:sz w:val="20"/>
+                <w:rFonts w:ascii="Times New Roman" w:hAnsi="Times New Roman" w:cs="Times New Roman" w:eastAsia="Times New Roman"/>
+              </w:rPr>
+              <w:t>1</w:t>
+            </w:r>
+          </w:p>
+        </w:tc>
+        <w:tc>
+          <w:tcPr>
+            <w:tcW w:type="dxa" w:w="8220"/>
+            <w:vAlign w:val="center"/>
+            <w:tcMar>
+              <w:top w:w="100" w:type="dxa"/>
+              <w:bottom w:w="100" w:type="dxa"/>
+              <w:left w:w="120" w:type="dxa"/>
+              <w:right w:w="120" w:type="dxa"/>
+            </w:tcMar>
+          </w:tcPr>
+          <w:p>
+            <w:pPr>
+              <w:spacing w:before="0" w:after="0" w:line="240" w:lineRule="auto"/>
+              <w:jc w:val="both"/>
+            </w:pPr>
+            <w:r/>
+            <w:r>
+              <w:rPr>
+                <w:rFonts w:ascii="Times New Roman" w:hAnsi="Times New Roman"/>
+                <w:b w:val="0"/>
+                <w:i w:val="0"/>
+                <w:color w:val="000000"/>
+                <w:sz w:val="20"/>
+                <w:rFonts w:ascii="Times New Roman" w:hAnsi="Times New Roman" w:cs="Times New Roman" w:eastAsia="Times New Roman"/>
+              </w:rPr>
+              <w:t>Синтаксис и семантика алгоритмического языка программирования, принципы и методология построения систем по курсу «Теория случайных процессов и основы теории массового обслуживания»</w:t>
+            </w:r>
+          </w:p>
+        </w:tc>
+      </w:tr>
+      <w:tr>
+        <w:trPr>
+          <w:cantSplit/>
+        </w:trPr>
+        <w:tc>
+          <w:tcPr>
+            <w:tcW w:type="dxa" w:w="850"/>
+            <w:vAlign w:val="center"/>
+            <w:tcMar>
+              <w:top w:w="100" w:type="dxa"/>
+              <w:bottom w:w="100" w:type="dxa"/>
+              <w:left w:w="120" w:type="dxa"/>
+              <w:right w:w="120" w:type="dxa"/>
+            </w:tcMar>
+          </w:tcPr>
+          <w:p>
+            <w:pPr>
+              <w:spacing w:before="0" w:after="0" w:line="240" w:lineRule="auto"/>
+              <w:jc w:val="center"/>
+            </w:pPr>
+            <w:r/>
+            <w:r>
+              <w:rPr>
+                <w:rFonts w:ascii="Times New Roman" w:hAnsi="Times New Roman"/>
+                <w:b w:val="0"/>
+                <w:i w:val="0"/>
+                <w:color w:val="000000"/>
+                <w:sz w:val="20"/>
+                <w:rFonts w:ascii="Times New Roman" w:hAnsi="Times New Roman" w:cs="Times New Roman" w:eastAsia="Times New Roman"/>
+              </w:rPr>
+              <w:t>2</w:t>
+            </w:r>
+          </w:p>
+        </w:tc>
+        <w:tc>
+          <w:tcPr>
+            <w:tcW w:type="dxa" w:w="8220"/>
+            <w:vAlign w:val="center"/>
+            <w:tcMar>
+              <w:top w:w="100" w:type="dxa"/>
+              <w:bottom w:w="100" w:type="dxa"/>
+              <w:left w:w="120" w:type="dxa"/>
+              <w:right w:w="120" w:type="dxa"/>
+            </w:tcMar>
+          </w:tcPr>
+          <w:p>
+            <w:pPr>
+              <w:spacing w:before="0" w:after="0" w:line="240" w:lineRule="auto"/>
+              <w:jc w:val="both"/>
+            </w:pPr>
+            <w:r/>
+            <w:r>
+              <w:rPr>
+                <w:rFonts w:ascii="Times New Roman" w:hAnsi="Times New Roman"/>
+                <w:b w:val="0"/>
+                <w:i w:val="0"/>
+                <w:color w:val="000000"/>
+                <w:sz w:val="20"/>
+                <w:rFonts w:ascii="Times New Roman" w:hAnsi="Times New Roman" w:cs="Times New Roman" w:eastAsia="Times New Roman"/>
+              </w:rPr>
+              <w:t>Концепции и идеи объектно-ориентированного программирования и проектирования программных решений</w:t>
+            </w:r>
+          </w:p>
+        </w:tc>
+      </w:tr>
+      <w:tr>
+        <w:trPr>
+          <w:cantSplit/>
+        </w:trPr>
+        <w:tc>
+          <w:tcPr>
+            <w:tcW w:type="dxa" w:w="850"/>
+            <w:vAlign w:val="center"/>
+            <w:tcMar>
+              <w:top w:w="100" w:type="dxa"/>
+              <w:bottom w:w="100" w:type="dxa"/>
+              <w:left w:w="120" w:type="dxa"/>
+              <w:right w:w="120" w:type="dxa"/>
+            </w:tcMar>
+          </w:tcPr>
+          <w:p>
+            <w:pPr>
+              <w:spacing w:before="0" w:after="0" w:line="240" w:lineRule="auto"/>
+              <w:jc w:val="center"/>
+            </w:pPr>
+            <w:r/>
+            <w:r>
+              <w:rPr>
+                <w:rFonts w:ascii="Times New Roman" w:hAnsi="Times New Roman"/>
+                <w:b w:val="0"/>
+                <w:i w:val="0"/>
+                <w:color w:val="000000"/>
+                <w:sz w:val="20"/>
+                <w:rFonts w:ascii="Times New Roman" w:hAnsi="Times New Roman" w:cs="Times New Roman" w:eastAsia="Times New Roman"/>
+              </w:rPr>
+              <w:t>3</w:t>
+            </w:r>
+          </w:p>
+        </w:tc>
+        <w:tc>
+          <w:tcPr>
+            <w:tcW w:type="dxa" w:w="8220"/>
+            <w:vAlign w:val="center"/>
+            <w:tcMar>
+              <w:top w:w="100" w:type="dxa"/>
+              <w:bottom w:w="100" w:type="dxa"/>
+              <w:left w:w="120" w:type="dxa"/>
+              <w:right w:w="120" w:type="dxa"/>
+            </w:tcMar>
+          </w:tcPr>
+          <w:p>
+            <w:pPr>
+              <w:spacing w:before="0" w:after="0" w:line="240" w:lineRule="auto"/>
+              <w:jc w:val="both"/>
+            </w:pPr>
+            <w:r/>
+            <w:r>
+              <w:rPr>
+                <w:rFonts w:ascii="Times New Roman" w:hAnsi="Times New Roman"/>
+                <w:b w:val="0"/>
+                <w:i w:val="0"/>
+                <w:color w:val="000000"/>
+                <w:sz w:val="20"/>
+                <w:rFonts w:ascii="Times New Roman" w:hAnsi="Times New Roman" w:cs="Times New Roman" w:eastAsia="Times New Roman"/>
+              </w:rPr>
+              <w:t>Технология работы на ПК в современных операционных средах, основные методы разработки эффективных структур данных</w:t>
+            </w:r>
+          </w:p>
+        </w:tc>
+      </w:tr>
+    </w:tbl>
     <w:p>
       <w:pPr>
-        <w:spacing w:before="0" w:after="120" w:line="240" w:lineRule="auto"/>
-      </w:pPr>
-      <w:r>
-        <w:rPr>
-          <w:rFonts w:ascii="Times New Roman" w:hAnsi="Times New Roman"/>
-          <w:b w:val="0"/>
-          <w:i w:val="0"/>
-          <w:color w:val="000000"/>
-          <w:sz w:val="28"/>
-          <w:rFonts w:ascii="Times New Roman" w:hAnsi="Times New Roman" w:cs="Times New Roman" w:eastAsia="Times New Roman"/>
-        </w:rPr>
-        <w:t>1. Знать базовые принципы и терминологию, относящиеся к ОПК-1.2.</w:t>
-      </w:r>
-    </w:p>
-    <w:p>
-      <w:pPr>
-        <w:spacing w:before="0" w:after="120" w:line="240" w:lineRule="auto"/>
-      </w:pPr>
-      <w:r>
-        <w:rPr>
-          <w:rFonts w:ascii="Times New Roman" w:hAnsi="Times New Roman"/>
-          <w:b w:val="0"/>
-          <w:i w:val="0"/>
-          <w:color w:val="000000"/>
-          <w:sz w:val="28"/>
-          <w:rFonts w:ascii="Times New Roman" w:hAnsi="Times New Roman" w:cs="Times New Roman" w:eastAsia="Times New Roman"/>
-        </w:rPr>
-        <w:t>2. Знать базовые принципы и терминологию, относящиеся к ОПК-3.1.</w:t>
-      </w:r>
-    </w:p>
-    <w:p>
-      <w:pPr>
-        <w:spacing w:before="0" w:after="120" w:line="240" w:lineRule="auto"/>
-      </w:pPr>
-      <w:r>
-        <w:rPr>
-          <w:rFonts w:ascii="Times New Roman" w:hAnsi="Times New Roman"/>
-          <w:b w:val="0"/>
-          <w:i w:val="0"/>
-          <w:color w:val="000000"/>
-          <w:sz w:val="28"/>
-          <w:rFonts w:ascii="Times New Roman" w:hAnsi="Times New Roman" w:cs="Times New Roman" w:eastAsia="Times New Roman"/>
-        </w:rPr>
-        <w:t>3. Знать базовые принципы и терминологию, относящиеся к ОПК-2.3.</w:t>
-      </w:r>
-    </w:p>
-    <w:p>
-      <w:pPr>
-        <w:spacing w:before="0" w:after="120" w:line="240" w:lineRule="auto"/>
+        <w:spacing w:before="240" w:after="120" w:line="240" w:lineRule="auto"/>
+        <w:jc w:val="both"/>
       </w:pPr>
       <w:r>
         <w:rPr>
@@ -1254,57 +1500,281 @@
         <w:t>Умения, приобретаемые в ходе освоения дисциплины:</w:t>
       </w:r>
     </w:p>
+    <w:tbl>
+      <w:tblPr>
+        <w:tblStyle w:val="TableGrid"/>
+        <w:tblW w:type="auto" w:w="0"/>
+        <w:jc w:val="center"/>
+        <w:tblLook w:firstColumn="1" w:firstRow="1" w:lastColumn="0" w:lastRow="0" w:noHBand="0" w:noVBand="1" w:val="04A0"/>
+      </w:tblPr>
+      <w:tblGrid>
+        <w:gridCol w:w="4844"/>
+        <w:gridCol w:w="4844"/>
+      </w:tblGrid>
+      <w:tr>
+        <w:tc>
+          <w:tcPr>
+            <w:tcW w:type="dxa" w:w="850"/>
+            <w:vAlign w:val="center"/>
+            <w:tcMar>
+              <w:top w:w="100" w:type="dxa"/>
+              <w:bottom w:w="100" w:type="dxa"/>
+              <w:left w:w="120" w:type="dxa"/>
+              <w:right w:w="120" w:type="dxa"/>
+            </w:tcMar>
+            <w:shd w:val="clear" w:color="auto" w:fill="F2F2F2"/>
+          </w:tcPr>
+          <w:p>
+            <w:pPr>
+              <w:spacing w:before="0" w:after="0" w:line="240" w:lineRule="auto"/>
+              <w:jc w:val="center"/>
+            </w:pPr>
+            <w:r/>
+            <w:r>
+              <w:rPr>
+                <w:rFonts w:ascii="Times New Roman" w:hAnsi="Times New Roman"/>
+                <w:b/>
+                <w:i w:val="0"/>
+                <w:color w:val="000000"/>
+                <w:sz w:val="24"/>
+                <w:rFonts w:ascii="Times New Roman" w:hAnsi="Times New Roman" w:cs="Times New Roman" w:eastAsia="Times New Roman"/>
+              </w:rPr>
+              <w:t>№ п/п</w:t>
+            </w:r>
+          </w:p>
+        </w:tc>
+        <w:tc>
+          <w:tcPr>
+            <w:tcW w:type="dxa" w:w="8220"/>
+            <w:vAlign w:val="center"/>
+            <w:tcMar>
+              <w:top w:w="100" w:type="dxa"/>
+              <w:bottom w:w="100" w:type="dxa"/>
+              <w:left w:w="120" w:type="dxa"/>
+              <w:right w:w="120" w:type="dxa"/>
+            </w:tcMar>
+            <w:shd w:val="clear" w:color="auto" w:fill="F2F2F2"/>
+          </w:tcPr>
+          <w:p>
+            <w:pPr>
+              <w:spacing w:before="0" w:after="0" w:line="240" w:lineRule="auto"/>
+              <w:jc w:val="center"/>
+            </w:pPr>
+            <w:r/>
+            <w:r>
+              <w:rPr>
+                <w:rFonts w:ascii="Times New Roman" w:hAnsi="Times New Roman"/>
+                <w:b/>
+                <w:i w:val="0"/>
+                <w:color w:val="000000"/>
+                <w:sz w:val="24"/>
+                <w:rFonts w:ascii="Times New Roman" w:hAnsi="Times New Roman" w:cs="Times New Roman" w:eastAsia="Times New Roman"/>
+              </w:rPr>
+              <w:t>Умения</w:t>
+            </w:r>
+          </w:p>
+        </w:tc>
+      </w:tr>
+      <w:tr>
+        <w:trPr>
+          <w:cantSplit/>
+        </w:trPr>
+        <w:tc>
+          <w:tcPr>
+            <w:tcW w:type="dxa" w:w="850"/>
+            <w:vAlign w:val="center"/>
+            <w:tcMar>
+              <w:top w:w="100" w:type="dxa"/>
+              <w:bottom w:w="100" w:type="dxa"/>
+              <w:left w:w="120" w:type="dxa"/>
+              <w:right w:w="120" w:type="dxa"/>
+            </w:tcMar>
+          </w:tcPr>
+          <w:p>
+            <w:pPr>
+              <w:spacing w:before="0" w:after="0" w:line="240" w:lineRule="auto"/>
+              <w:jc w:val="center"/>
+            </w:pPr>
+            <w:r/>
+            <w:r>
+              <w:rPr>
+                <w:rFonts w:ascii="Times New Roman" w:hAnsi="Times New Roman"/>
+                <w:b w:val="0"/>
+                <w:i w:val="0"/>
+                <w:color w:val="000000"/>
+                <w:sz w:val="20"/>
+                <w:rFonts w:ascii="Times New Roman" w:hAnsi="Times New Roman" w:cs="Times New Roman" w:eastAsia="Times New Roman"/>
+              </w:rPr>
+              <w:t>1</w:t>
+            </w:r>
+          </w:p>
+        </w:tc>
+        <w:tc>
+          <w:tcPr>
+            <w:tcW w:type="dxa" w:w="8220"/>
+            <w:vAlign w:val="center"/>
+            <w:tcMar>
+              <w:top w:w="100" w:type="dxa"/>
+              <w:bottom w:w="100" w:type="dxa"/>
+              <w:left w:w="120" w:type="dxa"/>
+              <w:right w:w="120" w:type="dxa"/>
+            </w:tcMar>
+          </w:tcPr>
+          <w:p>
+            <w:pPr>
+              <w:spacing w:before="0" w:after="0" w:line="240" w:lineRule="auto"/>
+              <w:jc w:val="both"/>
+            </w:pPr>
+            <w:r/>
+            <w:r>
+              <w:rPr>
+                <w:rFonts w:ascii="Times New Roman" w:hAnsi="Times New Roman"/>
+                <w:b w:val="0"/>
+                <w:i w:val="0"/>
+                <w:color w:val="000000"/>
+                <w:sz w:val="20"/>
+                <w:rFonts w:ascii="Times New Roman" w:hAnsi="Times New Roman" w:cs="Times New Roman" w:eastAsia="Times New Roman"/>
+              </w:rPr>
+              <w:t>Формализовать прикладную задачу, выбирать для неё подходящие структуры данных и алгоритмы обработки в «Теория случайных процессов и основы теории массового обслуживания»</w:t>
+            </w:r>
+          </w:p>
+        </w:tc>
+      </w:tr>
+      <w:tr>
+        <w:trPr>
+          <w:cantSplit/>
+        </w:trPr>
+        <w:tc>
+          <w:tcPr>
+            <w:tcW w:type="dxa" w:w="850"/>
+            <w:vAlign w:val="center"/>
+            <w:tcMar>
+              <w:top w:w="100" w:type="dxa"/>
+              <w:bottom w:w="100" w:type="dxa"/>
+              <w:left w:w="120" w:type="dxa"/>
+              <w:right w:w="120" w:type="dxa"/>
+            </w:tcMar>
+          </w:tcPr>
+          <w:p>
+            <w:pPr>
+              <w:spacing w:before="0" w:after="0" w:line="240" w:lineRule="auto"/>
+              <w:jc w:val="center"/>
+            </w:pPr>
+            <w:r/>
+            <w:r>
+              <w:rPr>
+                <w:rFonts w:ascii="Times New Roman" w:hAnsi="Times New Roman"/>
+                <w:b w:val="0"/>
+                <w:i w:val="0"/>
+                <w:color w:val="000000"/>
+                <w:sz w:val="20"/>
+                <w:rFonts w:ascii="Times New Roman" w:hAnsi="Times New Roman" w:cs="Times New Roman" w:eastAsia="Times New Roman"/>
+              </w:rPr>
+              <w:t>2</w:t>
+            </w:r>
+          </w:p>
+        </w:tc>
+        <w:tc>
+          <w:tcPr>
+            <w:tcW w:type="dxa" w:w="8220"/>
+            <w:vAlign w:val="center"/>
+            <w:tcMar>
+              <w:top w:w="100" w:type="dxa"/>
+              <w:bottom w:w="100" w:type="dxa"/>
+              <w:left w:w="120" w:type="dxa"/>
+              <w:right w:w="120" w:type="dxa"/>
+            </w:tcMar>
+          </w:tcPr>
+          <w:p>
+            <w:pPr>
+              <w:spacing w:before="0" w:after="0" w:line="240" w:lineRule="auto"/>
+              <w:jc w:val="both"/>
+            </w:pPr>
+            <w:r/>
+            <w:r>
+              <w:rPr>
+                <w:rFonts w:ascii="Times New Roman" w:hAnsi="Times New Roman"/>
+                <w:b w:val="0"/>
+                <w:i w:val="0"/>
+                <w:color w:val="000000"/>
+                <w:sz w:val="20"/>
+                <w:rFonts w:ascii="Times New Roman" w:hAnsi="Times New Roman" w:cs="Times New Roman" w:eastAsia="Times New Roman"/>
+              </w:rPr>
+              <w:t>Программировать прикладные алгоритмы, используя программные средства языков высокого уровня; разрабатывать тесты</w:t>
+            </w:r>
+          </w:p>
+        </w:tc>
+      </w:tr>
+      <w:tr>
+        <w:trPr>
+          <w:cantSplit/>
+        </w:trPr>
+        <w:tc>
+          <w:tcPr>
+            <w:tcW w:type="dxa" w:w="850"/>
+            <w:vAlign w:val="center"/>
+            <w:tcMar>
+              <w:top w:w="100" w:type="dxa"/>
+              <w:bottom w:w="100" w:type="dxa"/>
+              <w:left w:w="120" w:type="dxa"/>
+              <w:right w:w="120" w:type="dxa"/>
+            </w:tcMar>
+          </w:tcPr>
+          <w:p>
+            <w:pPr>
+              <w:spacing w:before="0" w:after="0" w:line="240" w:lineRule="auto"/>
+              <w:jc w:val="center"/>
+            </w:pPr>
+            <w:r/>
+            <w:r>
+              <w:rPr>
+                <w:rFonts w:ascii="Times New Roman" w:hAnsi="Times New Roman"/>
+                <w:b w:val="0"/>
+                <w:i w:val="0"/>
+                <w:color w:val="000000"/>
+                <w:sz w:val="20"/>
+                <w:rFonts w:ascii="Times New Roman" w:hAnsi="Times New Roman" w:cs="Times New Roman" w:eastAsia="Times New Roman"/>
+              </w:rPr>
+              <w:t>3</w:t>
+            </w:r>
+          </w:p>
+        </w:tc>
+        <w:tc>
+          <w:tcPr>
+            <w:tcW w:type="dxa" w:w="8220"/>
+            <w:vAlign w:val="center"/>
+            <w:tcMar>
+              <w:top w:w="100" w:type="dxa"/>
+              <w:bottom w:w="100" w:type="dxa"/>
+              <w:left w:w="120" w:type="dxa"/>
+              <w:right w:w="120" w:type="dxa"/>
+            </w:tcMar>
+          </w:tcPr>
+          <w:p>
+            <w:pPr>
+              <w:spacing w:before="0" w:after="0" w:line="240" w:lineRule="auto"/>
+              <w:jc w:val="both"/>
+            </w:pPr>
+            <w:r/>
+            <w:r>
+              <w:rPr>
+                <w:rFonts w:ascii="Times New Roman" w:hAnsi="Times New Roman"/>
+                <w:b w:val="0"/>
+                <w:i w:val="0"/>
+                <w:color w:val="000000"/>
+                <w:sz w:val="20"/>
+                <w:rFonts w:ascii="Times New Roman" w:hAnsi="Times New Roman" w:cs="Times New Roman" w:eastAsia="Times New Roman"/>
+              </w:rPr>
+              <w:t>Проектировать программные компоненты IT-систем и модули обработки информации</w:t>
+            </w:r>
+          </w:p>
+        </w:tc>
+      </w:tr>
+    </w:tbl>
     <w:p>
       <w:pPr>
-        <w:spacing w:before="0" w:after="120" w:line="240" w:lineRule="auto"/>
-      </w:pPr>
-      <w:r>
-        <w:rPr>
-          <w:rFonts w:ascii="Times New Roman" w:hAnsi="Times New Roman"/>
-          <w:b w:val="0"/>
-          <w:i w:val="0"/>
-          <w:color w:val="000000"/>
-          <w:sz w:val="28"/>
-          <w:rFonts w:ascii="Times New Roman" w:hAnsi="Times New Roman" w:cs="Times New Roman" w:eastAsia="Times New Roman"/>
-        </w:rPr>
-        <w:t>1. Уметь использовать практические инструменты в контексте ОПК-2.1.</w:t>
-      </w:r>
-    </w:p>
-    <w:p>
-      <w:pPr>
-        <w:spacing w:before="0" w:after="120" w:line="240" w:lineRule="auto"/>
-      </w:pPr>
-      <w:r>
-        <w:rPr>
-          <w:rFonts w:ascii="Times New Roman" w:hAnsi="Times New Roman"/>
-          <w:b w:val="0"/>
-          <w:i w:val="0"/>
-          <w:color w:val="000000"/>
-          <w:sz w:val="28"/>
-          <w:rFonts w:ascii="Times New Roman" w:hAnsi="Times New Roman" w:cs="Times New Roman" w:eastAsia="Times New Roman"/>
-        </w:rPr>
-        <w:t>2. Уметь использовать практические инструменты в контексте ОПК-1.3.</w:t>
-      </w:r>
-    </w:p>
-    <w:p>
-      <w:pPr>
-        <w:spacing w:before="0" w:after="120" w:line="240" w:lineRule="auto"/>
-      </w:pPr>
-      <w:r>
-        <w:rPr>
-          <w:rFonts w:ascii="Times New Roman" w:hAnsi="Times New Roman"/>
-          <w:b w:val="0"/>
-          <w:i w:val="0"/>
-          <w:color w:val="000000"/>
-          <w:sz w:val="28"/>
-          <w:rFonts w:ascii="Times New Roman" w:hAnsi="Times New Roman" w:cs="Times New Roman" w:eastAsia="Times New Roman"/>
-        </w:rPr>
-        <w:t>3. Уметь использовать практические инструменты в контексте ОПК-3.3.</w:t>
-      </w:r>
-    </w:p>
-    <w:p>
-      <w:pPr>
-        <w:spacing w:before="0" w:after="120" w:line="240" w:lineRule="auto"/>
+        <w:spacing w:before="240" w:after="120" w:line="240" w:lineRule="auto"/>
+        <w:jc w:val="both"/>
       </w:pPr>
       <w:r>
         <w:rPr>
@@ -1318,57 +1788,281 @@
         <w:t>Навыки, приобретаемые в ходе освоения дисциплины:</w:t>
       </w:r>
     </w:p>
+    <w:tbl>
+      <w:tblPr>
+        <w:tblStyle w:val="TableGrid"/>
+        <w:tblW w:type="auto" w:w="0"/>
+        <w:jc w:val="center"/>
+        <w:tblLook w:firstColumn="1" w:firstRow="1" w:lastColumn="0" w:lastRow="0" w:noHBand="0" w:noVBand="1" w:val="04A0"/>
+      </w:tblPr>
+      <w:tblGrid>
+        <w:gridCol w:w="4844"/>
+        <w:gridCol w:w="4844"/>
+      </w:tblGrid>
+      <w:tr>
+        <w:tc>
+          <w:tcPr>
+            <w:tcW w:type="dxa" w:w="850"/>
+            <w:vAlign w:val="center"/>
+            <w:tcMar>
+              <w:top w:w="100" w:type="dxa"/>
+              <w:bottom w:w="100" w:type="dxa"/>
+              <w:left w:w="120" w:type="dxa"/>
+              <w:right w:w="120" w:type="dxa"/>
+            </w:tcMar>
+            <w:shd w:val="clear" w:color="auto" w:fill="F2F2F2"/>
+          </w:tcPr>
+          <w:p>
+            <w:pPr>
+              <w:spacing w:before="0" w:after="0" w:line="240" w:lineRule="auto"/>
+              <w:jc w:val="center"/>
+            </w:pPr>
+            <w:r/>
+            <w:r>
+              <w:rPr>
+                <w:rFonts w:ascii="Times New Roman" w:hAnsi="Times New Roman"/>
+                <w:b/>
+                <w:i w:val="0"/>
+                <w:color w:val="000000"/>
+                <w:sz w:val="24"/>
+                <w:rFonts w:ascii="Times New Roman" w:hAnsi="Times New Roman" w:cs="Times New Roman" w:eastAsia="Times New Roman"/>
+              </w:rPr>
+              <w:t>№ п/п</w:t>
+            </w:r>
+          </w:p>
+        </w:tc>
+        <w:tc>
+          <w:tcPr>
+            <w:tcW w:type="dxa" w:w="8220"/>
+            <w:vAlign w:val="center"/>
+            <w:tcMar>
+              <w:top w:w="100" w:type="dxa"/>
+              <w:bottom w:w="100" w:type="dxa"/>
+              <w:left w:w="120" w:type="dxa"/>
+              <w:right w:w="120" w:type="dxa"/>
+            </w:tcMar>
+            <w:shd w:val="clear" w:color="auto" w:fill="F2F2F2"/>
+          </w:tcPr>
+          <w:p>
+            <w:pPr>
+              <w:spacing w:before="0" w:after="0" w:line="240" w:lineRule="auto"/>
+              <w:jc w:val="center"/>
+            </w:pPr>
+            <w:r/>
+            <w:r>
+              <w:rPr>
+                <w:rFonts w:ascii="Times New Roman" w:hAnsi="Times New Roman"/>
+                <w:b/>
+                <w:i w:val="0"/>
+                <w:color w:val="000000"/>
+                <w:sz w:val="24"/>
+                <w:rFonts w:ascii="Times New Roman" w:hAnsi="Times New Roman" w:cs="Times New Roman" w:eastAsia="Times New Roman"/>
+              </w:rPr>
+              <w:t>Навыки</w:t>
+            </w:r>
+          </w:p>
+        </w:tc>
+      </w:tr>
+      <w:tr>
+        <w:trPr>
+          <w:cantSplit/>
+        </w:trPr>
+        <w:tc>
+          <w:tcPr>
+            <w:tcW w:type="dxa" w:w="850"/>
+            <w:vAlign w:val="center"/>
+            <w:tcMar>
+              <w:top w:w="100" w:type="dxa"/>
+              <w:bottom w:w="100" w:type="dxa"/>
+              <w:left w:w="120" w:type="dxa"/>
+              <w:right w:w="120" w:type="dxa"/>
+            </w:tcMar>
+          </w:tcPr>
+          <w:p>
+            <w:pPr>
+              <w:spacing w:before="0" w:after="0" w:line="240" w:lineRule="auto"/>
+              <w:jc w:val="center"/>
+            </w:pPr>
+            <w:r/>
+            <w:r>
+              <w:rPr>
+                <w:rFonts w:ascii="Times New Roman" w:hAnsi="Times New Roman"/>
+                <w:b w:val="0"/>
+                <w:i w:val="0"/>
+                <w:color w:val="000000"/>
+                <w:sz w:val="20"/>
+                <w:rFonts w:ascii="Times New Roman" w:hAnsi="Times New Roman" w:cs="Times New Roman" w:eastAsia="Times New Roman"/>
+              </w:rPr>
+              <w:t>1</w:t>
+            </w:r>
+          </w:p>
+        </w:tc>
+        <w:tc>
+          <w:tcPr>
+            <w:tcW w:type="dxa" w:w="8220"/>
+            <w:vAlign w:val="center"/>
+            <w:tcMar>
+              <w:top w:w="100" w:type="dxa"/>
+              <w:bottom w:w="100" w:type="dxa"/>
+              <w:left w:w="120" w:type="dxa"/>
+              <w:right w:w="120" w:type="dxa"/>
+            </w:tcMar>
+          </w:tcPr>
+          <w:p>
+            <w:pPr>
+              <w:spacing w:before="0" w:after="0" w:line="240" w:lineRule="auto"/>
+              <w:jc w:val="both"/>
+            </w:pPr>
+            <w:r/>
+            <w:r>
+              <w:rPr>
+                <w:rFonts w:ascii="Times New Roman" w:hAnsi="Times New Roman"/>
+                <w:b w:val="0"/>
+                <w:i w:val="0"/>
+                <w:color w:val="000000"/>
+                <w:sz w:val="20"/>
+                <w:rFonts w:ascii="Times New Roman" w:hAnsi="Times New Roman" w:cs="Times New Roman" w:eastAsia="Times New Roman"/>
+              </w:rPr>
+              <w:t>Использовать современные математические методы и программные средства для решения задач науки, образования и бизнеса</w:t>
+            </w:r>
+          </w:p>
+        </w:tc>
+      </w:tr>
+      <w:tr>
+        <w:trPr>
+          <w:cantSplit/>
+        </w:trPr>
+        <w:tc>
+          <w:tcPr>
+            <w:tcW w:type="dxa" w:w="850"/>
+            <w:vAlign w:val="center"/>
+            <w:tcMar>
+              <w:top w:w="100" w:type="dxa"/>
+              <w:bottom w:w="100" w:type="dxa"/>
+              <w:left w:w="120" w:type="dxa"/>
+              <w:right w:w="120" w:type="dxa"/>
+            </w:tcMar>
+          </w:tcPr>
+          <w:p>
+            <w:pPr>
+              <w:spacing w:before="0" w:after="0" w:line="240" w:lineRule="auto"/>
+              <w:jc w:val="center"/>
+            </w:pPr>
+            <w:r/>
+            <w:r>
+              <w:rPr>
+                <w:rFonts w:ascii="Times New Roman" w:hAnsi="Times New Roman"/>
+                <w:b w:val="0"/>
+                <w:i w:val="0"/>
+                <w:color w:val="000000"/>
+                <w:sz w:val="20"/>
+                <w:rFonts w:ascii="Times New Roman" w:hAnsi="Times New Roman" w:cs="Times New Roman" w:eastAsia="Times New Roman"/>
+              </w:rPr>
+              <w:t>2</w:t>
+            </w:r>
+          </w:p>
+        </w:tc>
+        <w:tc>
+          <w:tcPr>
+            <w:tcW w:type="dxa" w:w="8220"/>
+            <w:vAlign w:val="center"/>
+            <w:tcMar>
+              <w:top w:w="100" w:type="dxa"/>
+              <w:bottom w:w="100" w:type="dxa"/>
+              <w:left w:w="120" w:type="dxa"/>
+              <w:right w:w="120" w:type="dxa"/>
+            </w:tcMar>
+          </w:tcPr>
+          <w:p>
+            <w:pPr>
+              <w:spacing w:before="0" w:after="0" w:line="240" w:lineRule="auto"/>
+              <w:jc w:val="both"/>
+            </w:pPr>
+            <w:r/>
+            <w:r>
+              <w:rPr>
+                <w:rFonts w:ascii="Times New Roman" w:hAnsi="Times New Roman"/>
+                <w:b w:val="0"/>
+                <w:i w:val="0"/>
+                <w:color w:val="000000"/>
+                <w:sz w:val="20"/>
+                <w:rFonts w:ascii="Times New Roman" w:hAnsi="Times New Roman" w:cs="Times New Roman" w:eastAsia="Times New Roman"/>
+              </w:rPr>
+              <w:t>Реализовать идеи объектно-ориентированного подхода и паттернов проектирования в предметной области «Теория случайных процессов и основы теории массового обслуживания»</w:t>
+            </w:r>
+          </w:p>
+        </w:tc>
+      </w:tr>
+      <w:tr>
+        <w:trPr>
+          <w:cantSplit/>
+        </w:trPr>
+        <w:tc>
+          <w:tcPr>
+            <w:tcW w:type="dxa" w:w="850"/>
+            <w:vAlign w:val="center"/>
+            <w:tcMar>
+              <w:top w:w="100" w:type="dxa"/>
+              <w:bottom w:w="100" w:type="dxa"/>
+              <w:left w:w="120" w:type="dxa"/>
+              <w:right w:w="120" w:type="dxa"/>
+            </w:tcMar>
+          </w:tcPr>
+          <w:p>
+            <w:pPr>
+              <w:spacing w:before="0" w:after="0" w:line="240" w:lineRule="auto"/>
+              <w:jc w:val="center"/>
+            </w:pPr>
+            <w:r/>
+            <w:r>
+              <w:rPr>
+                <w:rFonts w:ascii="Times New Roman" w:hAnsi="Times New Roman"/>
+                <w:b w:val="0"/>
+                <w:i w:val="0"/>
+                <w:color w:val="000000"/>
+                <w:sz w:val="20"/>
+                <w:rFonts w:ascii="Times New Roman" w:hAnsi="Times New Roman" w:cs="Times New Roman" w:eastAsia="Times New Roman"/>
+              </w:rPr>
+              <w:t>3</w:t>
+            </w:r>
+          </w:p>
+        </w:tc>
+        <w:tc>
+          <w:tcPr>
+            <w:tcW w:type="dxa" w:w="8220"/>
+            <w:vAlign w:val="center"/>
+            <w:tcMar>
+              <w:top w:w="100" w:type="dxa"/>
+              <w:bottom w:w="100" w:type="dxa"/>
+              <w:left w:w="120" w:type="dxa"/>
+              <w:right w:w="120" w:type="dxa"/>
+            </w:tcMar>
+          </w:tcPr>
+          <w:p>
+            <w:pPr>
+              <w:spacing w:before="0" w:after="0" w:line="240" w:lineRule="auto"/>
+              <w:jc w:val="both"/>
+            </w:pPr>
+            <w:r/>
+            <w:r>
+              <w:rPr>
+                <w:rFonts w:ascii="Times New Roman" w:hAnsi="Times New Roman"/>
+                <w:b w:val="0"/>
+                <w:i w:val="0"/>
+                <w:color w:val="000000"/>
+                <w:sz w:val="20"/>
+                <w:rFonts w:ascii="Times New Roman" w:hAnsi="Times New Roman" w:cs="Times New Roman" w:eastAsia="Times New Roman"/>
+              </w:rPr>
+              <w:t>Применять современные цифровые технологии моделирования, алгоритмизации и оптимизации бизнес-процессов</w:t>
+            </w:r>
+          </w:p>
+        </w:tc>
+      </w:tr>
+    </w:tbl>
     <w:p>
       <w:pPr>
-        <w:spacing w:before="0" w:after="120" w:line="240" w:lineRule="auto"/>
-      </w:pPr>
-      <w:r>
-        <w:rPr>
-          <w:rFonts w:ascii="Times New Roman" w:hAnsi="Times New Roman"/>
-          <w:b w:val="0"/>
-          <w:i w:val="0"/>
-          <w:color w:val="000000"/>
-          <w:sz w:val="28"/>
-          <w:rFonts w:ascii="Times New Roman" w:hAnsi="Times New Roman" w:cs="Times New Roman" w:eastAsia="Times New Roman"/>
-        </w:rPr>
-        <w:t>1. Владеть навыками анализа данных и принятия решений в рамках ОПК-1.2.</w:t>
-      </w:r>
-    </w:p>
-    <w:p>
-      <w:pPr>
-        <w:spacing w:before="0" w:after="120" w:line="240" w:lineRule="auto"/>
-      </w:pPr>
-      <w:r>
-        <w:rPr>
-          <w:rFonts w:ascii="Times New Roman" w:hAnsi="Times New Roman"/>
-          <w:b w:val="0"/>
-          <w:i w:val="0"/>
-          <w:color w:val="000000"/>
-          <w:sz w:val="28"/>
-          <w:rFonts w:ascii="Times New Roman" w:hAnsi="Times New Roman" w:cs="Times New Roman" w:eastAsia="Times New Roman"/>
-        </w:rPr>
-        <w:t>2. Владеть навыками анализа данных и принятия решений в рамках ОПК-2.3.</w:t>
-      </w:r>
-    </w:p>
-    <w:p>
-      <w:pPr>
-        <w:spacing w:before="0" w:after="120" w:line="240" w:lineRule="auto"/>
-      </w:pPr>
-      <w:r>
-        <w:rPr>
-          <w:rFonts w:ascii="Times New Roman" w:hAnsi="Times New Roman"/>
-          <w:b w:val="0"/>
-          <w:i w:val="0"/>
-          <w:color w:val="000000"/>
-          <w:sz w:val="28"/>
-          <w:rFonts w:ascii="Times New Roman" w:hAnsi="Times New Roman" w:cs="Times New Roman" w:eastAsia="Times New Roman"/>
-        </w:rPr>
-        <w:t>3. Владеть навыками анализа данных и принятия решений в рамках ОПК-3.2.</w:t>
-      </w:r>
-    </w:p>
-    <w:p>
-      <w:pPr>
-        <w:spacing w:before="0" w:after="120" w:line="240" w:lineRule="auto"/>
+        <w:spacing w:before="360" w:after="120" w:line="240" w:lineRule="auto"/>
+        <w:jc w:val="both"/>
       </w:pPr>
       <w:r>
         <w:rPr>
@@ -1612,7 +2306,7 @@
           <w:p>
             <w:pPr>
               <w:spacing w:before="0" w:after="0" w:line="240" w:lineRule="auto"/>
-              <w:jc w:val="left"/>
+              <w:jc w:val="both"/>
             </w:pPr>
             <w:r/>
             <w:r>
@@ -1654,7 +2348,7 @@
                 <w:sz w:val="20"/>
                 <w:rFonts w:ascii="Times New Roman" w:hAnsi="Times New Roman" w:cs="Times New Roman" w:eastAsia="Times New Roman"/>
               </w:rPr>
-              <w:t>З1</w:t>
+              <w:t>1-3</w:t>
             </w:r>
           </w:p>
         </w:tc>
@@ -1675,17 +2369,6 @@
               <w:jc w:val="center"/>
             </w:pPr>
             <w:r/>
-            <w:r>
-              <w:rPr>
-                <w:rFonts w:ascii="Times New Roman" w:hAnsi="Times New Roman"/>
-                <w:b w:val="0"/>
-                <w:i w:val="0"/>
-                <w:color w:val="000000"/>
-                <w:sz w:val="20"/>
-                <w:rFonts w:ascii="Times New Roman" w:hAnsi="Times New Roman" w:cs="Times New Roman" w:eastAsia="Times New Roman"/>
-              </w:rPr>
-              <w:t>У1</w:t>
-            </w:r>
           </w:p>
         </w:tc>
         <w:tc>
@@ -1705,17 +2388,6 @@
               <w:jc w:val="center"/>
             </w:pPr>
             <w:r/>
-            <w:r>
-              <w:rPr>
-                <w:rFonts w:ascii="Times New Roman" w:hAnsi="Times New Roman"/>
-                <w:b w:val="0"/>
-                <w:i w:val="0"/>
-                <w:color w:val="000000"/>
-                <w:sz w:val="20"/>
-                <w:rFonts w:ascii="Times New Roman" w:hAnsi="Times New Roman" w:cs="Times New Roman" w:eastAsia="Times New Roman"/>
-              </w:rPr>
-              <w:t>Н1</w:t>
-            </w:r>
           </w:p>
         </w:tc>
       </w:tr>
@@ -1751,7 +2423,7 @@
           <w:p>
             <w:pPr>
               <w:spacing w:before="0" w:after="0" w:line="240" w:lineRule="auto"/>
-              <w:jc w:val="left"/>
+              <w:jc w:val="both"/>
             </w:pPr>
             <w:r/>
             <w:r>
@@ -1784,17 +2456,6 @@
               <w:jc w:val="center"/>
             </w:pPr>
             <w:r/>
-            <w:r>
-              <w:rPr>
-                <w:rFonts w:ascii="Times New Roman" w:hAnsi="Times New Roman"/>
-                <w:b w:val="0"/>
-                <w:i w:val="0"/>
-                <w:color w:val="000000"/>
-                <w:sz w:val="20"/>
-                <w:rFonts w:ascii="Times New Roman" w:hAnsi="Times New Roman" w:cs="Times New Roman" w:eastAsia="Times New Roman"/>
-              </w:rPr>
-              <w:t>З1</w:t>
-            </w:r>
           </w:p>
         </w:tc>
         <w:tc>
@@ -1823,7 +2484,7 @@
                 <w:sz w:val="20"/>
                 <w:rFonts w:ascii="Times New Roman" w:hAnsi="Times New Roman" w:cs="Times New Roman" w:eastAsia="Times New Roman"/>
               </w:rPr>
-              <w:t>У1</w:t>
+              <w:t>1-3</w:t>
             </w:r>
           </w:p>
         </w:tc>
@@ -1844,17 +2505,6 @@
               <w:jc w:val="center"/>
             </w:pPr>
             <w:r/>
-            <w:r>
-              <w:rPr>
-                <w:rFonts w:ascii="Times New Roman" w:hAnsi="Times New Roman"/>
-                <w:b w:val="0"/>
-                <w:i w:val="0"/>
-                <w:color w:val="000000"/>
-                <w:sz w:val="20"/>
-                <w:rFonts w:ascii="Times New Roman" w:hAnsi="Times New Roman" w:cs="Times New Roman" w:eastAsia="Times New Roman"/>
-              </w:rPr>
-              <w:t>Н1</w:t>
-            </w:r>
           </w:p>
         </w:tc>
       </w:tr>
@@ -1890,7 +2540,7 @@
           <w:p>
             <w:pPr>
               <w:spacing w:before="0" w:after="0" w:line="240" w:lineRule="auto"/>
-              <w:jc w:val="left"/>
+              <w:jc w:val="both"/>
             </w:pPr>
             <w:r/>
             <w:r>
@@ -1923,17 +2573,25 @@
               <w:jc w:val="center"/>
             </w:pPr>
             <w:r/>
-            <w:r>
-              <w:rPr>
-                <w:rFonts w:ascii="Times New Roman" w:hAnsi="Times New Roman"/>
-                <w:b w:val="0"/>
-                <w:i w:val="0"/>
-                <w:color w:val="000000"/>
-                <w:sz w:val="20"/>
-                <w:rFonts w:ascii="Times New Roman" w:hAnsi="Times New Roman" w:cs="Times New Roman" w:eastAsia="Times New Roman"/>
-              </w:rPr>
-              <w:t>З1</w:t>
-            </w:r>
+          </w:p>
+        </w:tc>
+        <w:tc>
+          <w:tcPr>
+            <w:tcW w:type="dxa" w:w="1938"/>
+            <w:vAlign w:val="center"/>
+            <w:tcMar>
+              <w:top w:w="100" w:type="dxa"/>
+              <w:bottom w:w="100" w:type="dxa"/>
+              <w:left w:w="120" w:type="dxa"/>
+              <w:right w:w="120" w:type="dxa"/>
+            </w:tcMar>
+          </w:tcPr>
+          <w:p>
+            <w:pPr>
+              <w:spacing w:before="0" w:after="0" w:line="240" w:lineRule="auto"/>
+              <w:jc w:val="center"/>
+            </w:pPr>
+            <w:r/>
           </w:p>
         </w:tc>
         <w:tc>
@@ -1962,37 +2620,7 @@
                 <w:sz w:val="20"/>
                 <w:rFonts w:ascii="Times New Roman" w:hAnsi="Times New Roman" w:cs="Times New Roman" w:eastAsia="Times New Roman"/>
               </w:rPr>
-              <w:t>У1</w:t>
-            </w:r>
-          </w:p>
-        </w:tc>
-        <w:tc>
-          <w:tcPr>
-            <w:tcW w:type="dxa" w:w="1938"/>
-            <w:vAlign w:val="center"/>
-            <w:tcMar>
-              <w:top w:w="100" w:type="dxa"/>
-              <w:bottom w:w="100" w:type="dxa"/>
-              <w:left w:w="120" w:type="dxa"/>
-              <w:right w:w="120" w:type="dxa"/>
-            </w:tcMar>
-          </w:tcPr>
-          <w:p>
-            <w:pPr>
-              <w:spacing w:before="0" w:after="0" w:line="240" w:lineRule="auto"/>
-              <w:jc w:val="center"/>
-            </w:pPr>
-            <w:r/>
-            <w:r>
-              <w:rPr>
-                <w:rFonts w:ascii="Times New Roman" w:hAnsi="Times New Roman"/>
-                <w:b w:val="0"/>
-                <w:i w:val="0"/>
-                <w:color w:val="000000"/>
-                <w:sz w:val="20"/>
-                <w:rFonts w:ascii="Times New Roman" w:hAnsi="Times New Roman" w:cs="Times New Roman" w:eastAsia="Times New Roman"/>
-              </w:rPr>
-              <w:t>Н1</w:t>
+              <w:t>1-3</w:t>
             </w:r>
           </w:p>
         </w:tc>
@@ -2052,7 +2680,7 @@
           <w:p>
             <w:pPr>
               <w:spacing w:before="0" w:after="0" w:line="240" w:lineRule="auto"/>
-              <w:jc w:val="left"/>
+              <w:jc w:val="both"/>
             </w:pPr>
             <w:r/>
             <w:r>
@@ -2094,7 +2722,7 @@
                 <w:sz w:val="20"/>
                 <w:rFonts w:ascii="Times New Roman" w:hAnsi="Times New Roman" w:cs="Times New Roman" w:eastAsia="Times New Roman"/>
               </w:rPr>
-              <w:t>З1</w:t>
+              <w:t>1-3</w:t>
             </w:r>
           </w:p>
         </w:tc>
@@ -2115,17 +2743,6 @@
               <w:jc w:val="center"/>
             </w:pPr>
             <w:r/>
-            <w:r>
-              <w:rPr>
-                <w:rFonts w:ascii="Times New Roman" w:hAnsi="Times New Roman"/>
-                <w:b w:val="0"/>
-                <w:i w:val="0"/>
-                <w:color w:val="000000"/>
-                <w:sz w:val="20"/>
-                <w:rFonts w:ascii="Times New Roman" w:hAnsi="Times New Roman" w:cs="Times New Roman" w:eastAsia="Times New Roman"/>
-              </w:rPr>
-              <w:t>У1</w:t>
-            </w:r>
           </w:p>
         </w:tc>
         <w:tc>
@@ -2145,17 +2762,6 @@
               <w:jc w:val="center"/>
             </w:pPr>
             <w:r/>
-            <w:r>
-              <w:rPr>
-                <w:rFonts w:ascii="Times New Roman" w:hAnsi="Times New Roman"/>
-                <w:b w:val="0"/>
-                <w:i w:val="0"/>
-                <w:color w:val="000000"/>
-                <w:sz w:val="20"/>
-                <w:rFonts w:ascii="Times New Roman" w:hAnsi="Times New Roman" w:cs="Times New Roman" w:eastAsia="Times New Roman"/>
-              </w:rPr>
-              <w:t>Н1</w:t>
-            </w:r>
           </w:p>
         </w:tc>
       </w:tr>
@@ -2191,7 +2797,7 @@
           <w:p>
             <w:pPr>
               <w:spacing w:before="0" w:after="0" w:line="240" w:lineRule="auto"/>
-              <w:jc w:val="left"/>
+              <w:jc w:val="both"/>
             </w:pPr>
             <w:r/>
             <w:r>
@@ -2224,17 +2830,6 @@
               <w:jc w:val="center"/>
             </w:pPr>
             <w:r/>
-            <w:r>
-              <w:rPr>
-                <w:rFonts w:ascii="Times New Roman" w:hAnsi="Times New Roman"/>
-                <w:b w:val="0"/>
-                <w:i w:val="0"/>
-                <w:color w:val="000000"/>
-                <w:sz w:val="20"/>
-                <w:rFonts w:ascii="Times New Roman" w:hAnsi="Times New Roman" w:cs="Times New Roman" w:eastAsia="Times New Roman"/>
-              </w:rPr>
-              <w:t>З1</w:t>
-            </w:r>
           </w:p>
         </w:tc>
         <w:tc>
@@ -2263,7 +2858,7 @@
                 <w:sz w:val="20"/>
                 <w:rFonts w:ascii="Times New Roman" w:hAnsi="Times New Roman" w:cs="Times New Roman" w:eastAsia="Times New Roman"/>
               </w:rPr>
-              <w:t>У1</w:t>
+              <w:t>1-3</w:t>
             </w:r>
           </w:p>
         </w:tc>
@@ -2284,17 +2879,6 @@
               <w:jc w:val="center"/>
             </w:pPr>
             <w:r/>
-            <w:r>
-              <w:rPr>
-                <w:rFonts w:ascii="Times New Roman" w:hAnsi="Times New Roman"/>
-                <w:b w:val="0"/>
-                <w:i w:val="0"/>
-                <w:color w:val="000000"/>
-                <w:sz w:val="20"/>
-                <w:rFonts w:ascii="Times New Roman" w:hAnsi="Times New Roman" w:cs="Times New Roman" w:eastAsia="Times New Roman"/>
-              </w:rPr>
-              <w:t>Н1</w:t>
-            </w:r>
           </w:p>
         </w:tc>
       </w:tr>
@@ -2330,7 +2914,7 @@
           <w:p>
             <w:pPr>
               <w:spacing w:before="0" w:after="0" w:line="240" w:lineRule="auto"/>
-              <w:jc w:val="left"/>
+              <w:jc w:val="both"/>
             </w:pPr>
             <w:r/>
             <w:r>
@@ -2363,17 +2947,25 @@
               <w:jc w:val="center"/>
             </w:pPr>
             <w:r/>
-            <w:r>
-              <w:rPr>
-                <w:rFonts w:ascii="Times New Roman" w:hAnsi="Times New Roman"/>
-                <w:b w:val="0"/>
-                <w:i w:val="0"/>
-                <w:color w:val="000000"/>
-                <w:sz w:val="20"/>
-                <w:rFonts w:ascii="Times New Roman" w:hAnsi="Times New Roman" w:cs="Times New Roman" w:eastAsia="Times New Roman"/>
-              </w:rPr>
-              <w:t>З1</w:t>
-            </w:r>
+          </w:p>
+        </w:tc>
+        <w:tc>
+          <w:tcPr>
+            <w:tcW w:type="dxa" w:w="1938"/>
+            <w:vAlign w:val="center"/>
+            <w:tcMar>
+              <w:top w:w="100" w:type="dxa"/>
+              <w:bottom w:w="100" w:type="dxa"/>
+              <w:left w:w="120" w:type="dxa"/>
+              <w:right w:w="120" w:type="dxa"/>
+            </w:tcMar>
+          </w:tcPr>
+          <w:p>
+            <w:pPr>
+              <w:spacing w:before="0" w:after="0" w:line="240" w:lineRule="auto"/>
+              <w:jc w:val="center"/>
+            </w:pPr>
+            <w:r/>
           </w:p>
         </w:tc>
         <w:tc>
@@ -2402,37 +2994,7 @@
                 <w:sz w:val="20"/>
                 <w:rFonts w:ascii="Times New Roman" w:hAnsi="Times New Roman" w:cs="Times New Roman" w:eastAsia="Times New Roman"/>
               </w:rPr>
-              <w:t>У1</w:t>
-            </w:r>
-          </w:p>
-        </w:tc>
-        <w:tc>
-          <w:tcPr>
-            <w:tcW w:type="dxa" w:w="1938"/>
-            <w:vAlign w:val="center"/>
-            <w:tcMar>
-              <w:top w:w="100" w:type="dxa"/>
-              <w:bottom w:w="100" w:type="dxa"/>
-              <w:left w:w="120" w:type="dxa"/>
-              <w:right w:w="120" w:type="dxa"/>
-            </w:tcMar>
-          </w:tcPr>
-          <w:p>
-            <w:pPr>
-              <w:spacing w:before="0" w:after="0" w:line="240" w:lineRule="auto"/>
-              <w:jc w:val="center"/>
-            </w:pPr>
-            <w:r/>
-            <w:r>
-              <w:rPr>
-                <w:rFonts w:ascii="Times New Roman" w:hAnsi="Times New Roman"/>
-                <w:b w:val="0"/>
-                <w:i w:val="0"/>
-                <w:color w:val="000000"/>
-                <w:sz w:val="20"/>
-                <w:rFonts w:ascii="Times New Roman" w:hAnsi="Times New Roman" w:cs="Times New Roman" w:eastAsia="Times New Roman"/>
-              </w:rPr>
-              <w:t>Н1</w:t>
+              <w:t>1-3</w:t>
             </w:r>
           </w:p>
         </w:tc>
@@ -2492,7 +3054,7 @@
           <w:p>
             <w:pPr>
               <w:spacing w:before="0" w:after="0" w:line="240" w:lineRule="auto"/>
-              <w:jc w:val="left"/>
+              <w:jc w:val="both"/>
             </w:pPr>
             <w:r/>
             <w:r>
@@ -2534,7 +3096,7 @@
                 <w:sz w:val="20"/>
                 <w:rFonts w:ascii="Times New Roman" w:hAnsi="Times New Roman" w:cs="Times New Roman" w:eastAsia="Times New Roman"/>
               </w:rPr>
-              <w:t>З1</w:t>
+              <w:t>1-3</w:t>
             </w:r>
           </w:p>
         </w:tc>
@@ -2555,17 +3117,6 @@
               <w:jc w:val="center"/>
             </w:pPr>
             <w:r/>
-            <w:r>
-              <w:rPr>
-                <w:rFonts w:ascii="Times New Roman" w:hAnsi="Times New Roman"/>
-                <w:b w:val="0"/>
-                <w:i w:val="0"/>
-                <w:color w:val="000000"/>
-                <w:sz w:val="20"/>
-                <w:rFonts w:ascii="Times New Roman" w:hAnsi="Times New Roman" w:cs="Times New Roman" w:eastAsia="Times New Roman"/>
-              </w:rPr>
-              <w:t>У1</w:t>
-            </w:r>
           </w:p>
         </w:tc>
         <w:tc>
@@ -2585,17 +3136,6 @@
               <w:jc w:val="center"/>
             </w:pPr>
             <w:r/>
-            <w:r>
-              <w:rPr>
-                <w:rFonts w:ascii="Times New Roman" w:hAnsi="Times New Roman"/>
-                <w:b w:val="0"/>
-                <w:i w:val="0"/>
-                <w:color w:val="000000"/>
-                <w:sz w:val="20"/>
-                <w:rFonts w:ascii="Times New Roman" w:hAnsi="Times New Roman" w:cs="Times New Roman" w:eastAsia="Times New Roman"/>
-              </w:rPr>
-              <w:t>Н1</w:t>
-            </w:r>
           </w:p>
         </w:tc>
       </w:tr>
@@ -2631,7 +3171,7 @@
           <w:p>
             <w:pPr>
               <w:spacing w:before="0" w:after="0" w:line="240" w:lineRule="auto"/>
-              <w:jc w:val="left"/>
+              <w:jc w:val="both"/>
             </w:pPr>
             <w:r/>
             <w:r>
@@ -2664,17 +3204,6 @@
               <w:jc w:val="center"/>
             </w:pPr>
             <w:r/>
-            <w:r>
-              <w:rPr>
-                <w:rFonts w:ascii="Times New Roman" w:hAnsi="Times New Roman"/>
-                <w:b w:val="0"/>
-                <w:i w:val="0"/>
-                <w:color w:val="000000"/>
-                <w:sz w:val="20"/>
-                <w:rFonts w:ascii="Times New Roman" w:hAnsi="Times New Roman" w:cs="Times New Roman" w:eastAsia="Times New Roman"/>
-              </w:rPr>
-              <w:t>З1</w:t>
-            </w:r>
           </w:p>
         </w:tc>
         <w:tc>
@@ -2703,7 +3232,7 @@
                 <w:sz w:val="20"/>
                 <w:rFonts w:ascii="Times New Roman" w:hAnsi="Times New Roman" w:cs="Times New Roman" w:eastAsia="Times New Roman"/>
               </w:rPr>
-              <w:t>У1</w:t>
+              <w:t>1-3</w:t>
             </w:r>
           </w:p>
         </w:tc>
@@ -2724,17 +3253,6 @@
               <w:jc w:val="center"/>
             </w:pPr>
             <w:r/>
-            <w:r>
-              <w:rPr>
-                <w:rFonts w:ascii="Times New Roman" w:hAnsi="Times New Roman"/>
-                <w:b w:val="0"/>
-                <w:i w:val="0"/>
-                <w:color w:val="000000"/>
-                <w:sz w:val="20"/>
-                <w:rFonts w:ascii="Times New Roman" w:hAnsi="Times New Roman" w:cs="Times New Roman" w:eastAsia="Times New Roman"/>
-              </w:rPr>
-              <w:t>Н1</w:t>
-            </w:r>
           </w:p>
         </w:tc>
       </w:tr>
@@ -2770,7 +3288,7 @@
           <w:p>
             <w:pPr>
               <w:spacing w:before="0" w:after="0" w:line="240" w:lineRule="auto"/>
-              <w:jc w:val="left"/>
+              <w:jc w:val="both"/>
             </w:pPr>
             <w:r/>
             <w:r>
@@ -2803,17 +3321,25 @@
               <w:jc w:val="center"/>
             </w:pPr>
             <w:r/>
-            <w:r>
-              <w:rPr>
-                <w:rFonts w:ascii="Times New Roman" w:hAnsi="Times New Roman"/>
-                <w:b w:val="0"/>
-                <w:i w:val="0"/>
-                <w:color w:val="000000"/>
-                <w:sz w:val="20"/>
-                <w:rFonts w:ascii="Times New Roman" w:hAnsi="Times New Roman" w:cs="Times New Roman" w:eastAsia="Times New Roman"/>
-              </w:rPr>
-              <w:t>З1</w:t>
-            </w:r>
+          </w:p>
+        </w:tc>
+        <w:tc>
+          <w:tcPr>
+            <w:tcW w:type="dxa" w:w="1938"/>
+            <w:vAlign w:val="center"/>
+            <w:tcMar>
+              <w:top w:w="100" w:type="dxa"/>
+              <w:bottom w:w="100" w:type="dxa"/>
+              <w:left w:w="120" w:type="dxa"/>
+              <w:right w:w="120" w:type="dxa"/>
+            </w:tcMar>
+          </w:tcPr>
+          <w:p>
+            <w:pPr>
+              <w:spacing w:before="0" w:after="0" w:line="240" w:lineRule="auto"/>
+              <w:jc w:val="center"/>
+            </w:pPr>
+            <w:r/>
           </w:p>
         </w:tc>
         <w:tc>
@@ -2842,37 +3368,7 @@
                 <w:sz w:val="20"/>
                 <w:rFonts w:ascii="Times New Roman" w:hAnsi="Times New Roman" w:cs="Times New Roman" w:eastAsia="Times New Roman"/>
               </w:rPr>
-              <w:t>У1</w:t>
-            </w:r>
-          </w:p>
-        </w:tc>
-        <w:tc>
-          <w:tcPr>
-            <w:tcW w:type="dxa" w:w="1938"/>
-            <w:vAlign w:val="center"/>
-            <w:tcMar>
-              <w:top w:w="100" w:type="dxa"/>
-              <w:bottom w:w="100" w:type="dxa"/>
-              <w:left w:w="120" w:type="dxa"/>
-              <w:right w:w="120" w:type="dxa"/>
-            </w:tcMar>
-          </w:tcPr>
-          <w:p>
-            <w:pPr>
-              <w:spacing w:before="0" w:after="0" w:line="240" w:lineRule="auto"/>
-              <w:jc w:val="center"/>
-            </w:pPr>
-            <w:r/>
-            <w:r>
-              <w:rPr>
-                <w:rFonts w:ascii="Times New Roman" w:hAnsi="Times New Roman"/>
-                <w:b w:val="0"/>
-                <w:i w:val="0"/>
-                <w:color w:val="000000"/>
-                <w:sz w:val="20"/>
-                <w:rFonts w:ascii="Times New Roman" w:hAnsi="Times New Roman" w:cs="Times New Roman" w:eastAsia="Times New Roman"/>
-              </w:rPr>
-              <w:t>Н1</w:t>
+              <w:t>1-3</w:t>
             </w:r>
           </w:p>
         </w:tc>
@@ -2881,11 +3377,13 @@
     <w:p>
       <w:pPr>
         <w:spacing w:before="0" w:after="120" w:line="240" w:lineRule="auto"/>
+        <w:jc w:val="both"/>
       </w:pPr>
     </w:p>
     <w:p>
       <w:pPr>
         <w:spacing w:before="0" w:after="240" w:line="240" w:lineRule="auto"/>
+        <w:jc w:val="both"/>
       </w:pPr>
       <w:r>
         <w:rPr>
@@ -2902,6 +3400,7 @@
     <w:p>
       <w:pPr>
         <w:spacing w:before="0" w:after="120" w:line="240" w:lineRule="auto"/>
+        <w:jc w:val="both"/>
       </w:pPr>
       <w:r>
         <w:rPr>
@@ -2918,6 +3417,7 @@
     <w:p>
       <w:pPr>
         <w:spacing w:before="0" w:after="120" w:line="240" w:lineRule="auto"/>
+        <w:jc w:val="both"/>
       </w:pPr>
       <w:r>
         <w:rPr>
@@ -2934,6 +3434,7 @@
     <w:p>
       <w:pPr>
         <w:spacing w:before="0" w:after="120" w:line="240" w:lineRule="auto"/>
+        <w:jc w:val="both"/>
       </w:pPr>
       <w:r>
         <w:rPr>
@@ -2950,6 +3451,7 @@
     <w:p>
       <w:pPr>
         <w:spacing w:before="0" w:after="120" w:line="240" w:lineRule="auto"/>
+        <w:jc w:val="both"/>
       </w:pPr>
       <w:r>
         <w:rPr>
@@ -2966,6 +3468,7 @@
     <w:p>
       <w:pPr>
         <w:spacing w:before="0" w:after="240" w:line="240" w:lineRule="auto"/>
+        <w:jc w:val="both"/>
       </w:pPr>
       <w:r>
         <w:rPr>
@@ -2982,6 +3485,7 @@
     <w:p>
       <w:pPr>
         <w:spacing w:before="0" w:after="120" w:line="240" w:lineRule="auto"/>
+        <w:jc w:val="both"/>
       </w:pPr>
       <w:r>
         <w:rPr>
@@ -3860,7 +4364,7 @@
           <w:p>
             <w:pPr>
               <w:spacing w:before="0" w:after="0" w:line="240" w:lineRule="auto"/>
-              <w:jc w:val="left"/>
+              <w:jc w:val="both"/>
             </w:pPr>
             <w:r/>
             <w:r>
@@ -4100,7 +4604,7 @@
           <w:p>
             <w:pPr>
               <w:spacing w:before="0" w:after="0" w:line="240" w:lineRule="auto"/>
-              <w:jc w:val="left"/>
+              <w:jc w:val="both"/>
             </w:pPr>
             <w:r/>
             <w:r>
@@ -4165,7 +4669,7 @@
           <w:p>
             <w:pPr>
               <w:spacing w:before="0" w:after="0" w:line="240" w:lineRule="auto"/>
-              <w:jc w:val="left"/>
+              <w:jc w:val="both"/>
             </w:pPr>
             <w:r/>
             <w:r>
@@ -4405,7 +4909,7 @@
           <w:p>
             <w:pPr>
               <w:spacing w:before="0" w:after="0" w:line="240" w:lineRule="auto"/>
-              <w:jc w:val="left"/>
+              <w:jc w:val="both"/>
             </w:pPr>
             <w:r/>
             <w:r>
@@ -4446,7 +4950,7 @@
           <w:p>
             <w:pPr>
               <w:spacing w:before="0" w:after="0" w:line="240" w:lineRule="auto"/>
-              <w:jc w:val="left"/>
+              <w:jc w:val="both"/>
             </w:pPr>
             <w:r/>
             <w:r>
@@ -4727,7 +5231,7 @@
           <w:p>
             <w:pPr>
               <w:spacing w:before="0" w:after="0" w:line="240" w:lineRule="auto"/>
-              <w:jc w:val="left"/>
+              <w:jc w:val="both"/>
             </w:pPr>
             <w:r/>
             <w:r>
@@ -4967,7 +5471,7 @@
           <w:p>
             <w:pPr>
               <w:spacing w:before="0" w:after="0" w:line="240" w:lineRule="auto"/>
-              <w:jc w:val="left"/>
+              <w:jc w:val="both"/>
             </w:pPr>
             <w:r/>
             <w:r>
@@ -5032,7 +5536,7 @@
           <w:p>
             <w:pPr>
               <w:spacing w:before="0" w:after="0" w:line="240" w:lineRule="auto"/>
-              <w:jc w:val="left"/>
+              <w:jc w:val="both"/>
             </w:pPr>
             <w:r/>
             <w:r>
@@ -5272,7 +5776,7 @@
           <w:p>
             <w:pPr>
               <w:spacing w:before="0" w:after="0" w:line="240" w:lineRule="auto"/>
-              <w:jc w:val="left"/>
+              <w:jc w:val="both"/>
             </w:pPr>
             <w:r/>
             <w:r>
@@ -5313,7 +5817,7 @@
           <w:p>
             <w:pPr>
               <w:spacing w:before="0" w:after="0" w:line="240" w:lineRule="auto"/>
-              <w:jc w:val="left"/>
+              <w:jc w:val="both"/>
             </w:pPr>
             <w:r/>
             <w:r>
@@ -5570,7 +6074,7 @@
           <w:p>
             <w:pPr>
               <w:spacing w:before="0" w:after="0" w:line="240" w:lineRule="auto"/>
-              <w:jc w:val="left"/>
+              <w:jc w:val="both"/>
             </w:pPr>
             <w:r/>
             <w:r>
@@ -5783,11 +6287,13 @@
     <w:p>
       <w:pPr>
         <w:spacing w:before="0" w:after="120" w:line="240" w:lineRule="auto"/>
+        <w:jc w:val="both"/>
       </w:pPr>
     </w:p>
     <w:p>
       <w:pPr>
         <w:spacing w:before="0" w:after="120" w:line="240" w:lineRule="auto"/>
+        <w:jc w:val="both"/>
       </w:pPr>
       <w:r>
         <w:rPr>
@@ -6087,7 +6593,7 @@
           <w:p>
             <w:pPr>
               <w:spacing w:before="0" w:after="0" w:line="240" w:lineRule="auto"/>
-              <w:jc w:val="left"/>
+              <w:jc w:val="both"/>
             </w:pPr>
             <w:r/>
             <w:r>
@@ -6117,7 +6623,7 @@
           <w:p>
             <w:pPr>
               <w:spacing w:before="0" w:after="0" w:line="240" w:lineRule="auto"/>
-              <w:jc w:val="left"/>
+              <w:jc w:val="both"/>
             </w:pPr>
             <w:r/>
             <w:r>
@@ -6175,7 +6681,7 @@
                 <w:sz w:val="20"/>
                 <w:rFonts w:ascii="Times New Roman" w:hAnsi="Times New Roman" w:cs="Times New Roman" w:eastAsia="Times New Roman"/>
               </w:rPr>
-              <w:t>З1</w:t>
+              <w:t>–</w:t>
             </w:r>
           </w:p>
         </w:tc>
@@ -6205,7 +6711,7 @@
                 <w:sz w:val="20"/>
                 <w:rFonts w:ascii="Times New Roman" w:hAnsi="Times New Roman" w:cs="Times New Roman" w:eastAsia="Times New Roman"/>
               </w:rPr>
-              <w:t>У1</w:t>
+              <w:t>–</w:t>
             </w:r>
           </w:p>
         </w:tc>
@@ -6235,7 +6741,7 @@
                 <w:sz w:val="20"/>
                 <w:rFonts w:ascii="Times New Roman" w:hAnsi="Times New Roman" w:cs="Times New Roman" w:eastAsia="Times New Roman"/>
               </w:rPr>
-              <w:t>Н1</w:t>
+              <w:t>–</w:t>
             </w:r>
           </w:p>
         </w:tc>
@@ -6253,7 +6759,7 @@
           <w:p>
             <w:pPr>
               <w:spacing w:before="0" w:after="0" w:line="240" w:lineRule="auto"/>
-              <w:jc w:val="left"/>
+              <w:jc w:val="both"/>
             </w:pPr>
             <w:r/>
             <w:r>
@@ -6318,7 +6824,7 @@
           <w:p>
             <w:pPr>
               <w:spacing w:before="0" w:after="0" w:line="240" w:lineRule="auto"/>
-              <w:jc w:val="left"/>
+              <w:jc w:val="both"/>
             </w:pPr>
             <w:r/>
             <w:r>
@@ -6348,7 +6854,7 @@
           <w:p>
             <w:pPr>
               <w:spacing w:before="0" w:after="0" w:line="240" w:lineRule="auto"/>
-              <w:jc w:val="left"/>
+              <w:jc w:val="both"/>
             </w:pPr>
             <w:r/>
             <w:r>
@@ -6406,7 +6912,7 @@
                 <w:sz w:val="20"/>
                 <w:rFonts w:ascii="Times New Roman" w:hAnsi="Times New Roman" w:cs="Times New Roman" w:eastAsia="Times New Roman"/>
               </w:rPr>
-              <w:t>З1</w:t>
+              <w:t>–</w:t>
             </w:r>
           </w:p>
         </w:tc>
@@ -6436,7 +6942,7 @@
                 <w:sz w:val="20"/>
                 <w:rFonts w:ascii="Times New Roman" w:hAnsi="Times New Roman" w:cs="Times New Roman" w:eastAsia="Times New Roman"/>
               </w:rPr>
-              <w:t>У1</w:t>
+              <w:t>–</w:t>
             </w:r>
           </w:p>
         </w:tc>
@@ -6466,7 +6972,7 @@
                 <w:sz w:val="20"/>
                 <w:rFonts w:ascii="Times New Roman" w:hAnsi="Times New Roman" w:cs="Times New Roman" w:eastAsia="Times New Roman"/>
               </w:rPr>
-              <w:t>Н1</w:t>
+              <w:t>–</w:t>
             </w:r>
           </w:p>
         </w:tc>
@@ -6484,7 +6990,7 @@
           <w:p>
             <w:pPr>
               <w:spacing w:before="0" w:after="0" w:line="240" w:lineRule="auto"/>
-              <w:jc w:val="left"/>
+              <w:jc w:val="both"/>
             </w:pPr>
             <w:r/>
             <w:r>
@@ -6505,11 +7011,13 @@
     <w:p>
       <w:pPr>
         <w:spacing w:before="0" w:after="120" w:line="240" w:lineRule="auto"/>
+        <w:jc w:val="both"/>
       </w:pPr>
     </w:p>
     <w:p>
       <w:pPr>
         <w:spacing w:before="0" w:after="120" w:line="240" w:lineRule="auto"/>
+        <w:jc w:val="both"/>
       </w:pPr>
       <w:r>
         <w:rPr>
@@ -6743,7 +7251,7 @@
           <w:p>
             <w:pPr>
               <w:spacing w:before="0" w:after="0" w:line="240" w:lineRule="auto"/>
-              <w:jc w:val="left"/>
+              <w:jc w:val="both"/>
             </w:pPr>
             <w:r/>
             <w:r>
@@ -6870,7 +7378,7 @@
           <w:p>
             <w:pPr>
               <w:spacing w:before="0" w:after="0" w:line="240" w:lineRule="auto"/>
-              <w:jc w:val="left"/>
+              <w:jc w:val="both"/>
             </w:pPr>
             <w:r/>
             <w:r>
@@ -6923,11 +7431,13 @@
     <w:p>
       <w:pPr>
         <w:spacing w:before="0" w:after="120" w:line="240" w:lineRule="auto"/>
+        <w:jc w:val="both"/>
       </w:pPr>
     </w:p>
     <w:p>
       <w:pPr>
         <w:spacing w:before="0" w:after="120" w:line="240" w:lineRule="auto"/>
+        <w:jc w:val="both"/>
       </w:pPr>
       <w:r>
         <w:rPr>
@@ -7161,7 +7671,7 @@
           <w:p>
             <w:pPr>
               <w:spacing w:before="0" w:after="0" w:line="240" w:lineRule="auto"/>
-              <w:jc w:val="left"/>
+              <w:jc w:val="both"/>
             </w:pPr>
             <w:r/>
             <w:r>
@@ -7286,7 +7796,7 @@
           <w:p>
             <w:pPr>
               <w:spacing w:before="0" w:after="0" w:line="240" w:lineRule="auto"/>
-              <w:jc w:val="left"/>
+              <w:jc w:val="both"/>
             </w:pPr>
             <w:r/>
             <w:r>
@@ -7337,11 +7847,13 @@
     <w:p>
       <w:pPr>
         <w:spacing w:before="0" w:after="120" w:line="240" w:lineRule="auto"/>
+        <w:jc w:val="both"/>
       </w:pPr>
     </w:p>
     <w:p>
       <w:pPr>
         <w:spacing w:before="0" w:after="240" w:line="240" w:lineRule="auto"/>
+        <w:jc w:val="both"/>
       </w:pPr>
       <w:r>
         <w:rPr>
@@ -7358,6 +7870,7 @@
     <w:p>
       <w:pPr>
         <w:spacing w:before="0" w:after="120" w:line="240" w:lineRule="auto"/>
+        <w:jc w:val="both"/>
       </w:pPr>
       <w:r>
         <w:rPr>
@@ -7374,6 +7887,7 @@
     <w:p>
       <w:pPr>
         <w:spacing w:before="0" w:after="120" w:line="240" w:lineRule="auto"/>
+        <w:jc w:val="both"/>
       </w:pPr>
       <w:r>
         <w:rPr>
@@ -7390,6 +7904,7 @@
     <w:p>
       <w:pPr>
         <w:spacing w:before="0" w:after="120" w:line="240" w:lineRule="auto"/>
+        <w:jc w:val="both"/>
       </w:pPr>
       <w:r>
         <w:rPr>
@@ -7406,11 +7921,13 @@
     <w:p>
       <w:pPr>
         <w:spacing w:before="0" w:after="120" w:line="240" w:lineRule="auto"/>
+        <w:jc w:val="both"/>
       </w:pPr>
     </w:p>
     <w:p>
       <w:pPr>
         <w:spacing w:before="0" w:after="240" w:line="240" w:lineRule="auto"/>
+        <w:jc w:val="both"/>
       </w:pPr>
       <w:r>
         <w:rPr>
@@ -7427,6 +7944,7 @@
     <w:p>
       <w:pPr>
         <w:spacing w:before="0" w:after="120" w:line="240" w:lineRule="auto"/>
+        <w:jc w:val="both"/>
       </w:pPr>
       <w:r>
         <w:rPr>
@@ -7443,6 +7961,7 @@
     <w:p>
       <w:pPr>
         <w:spacing w:before="0" w:after="120" w:line="240" w:lineRule="auto"/>
+        <w:jc w:val="both"/>
       </w:pPr>
       <w:r>
         <w:rPr>
@@ -7459,6 +7978,7 @@
     <w:p>
       <w:pPr>
         <w:spacing w:before="0" w:after="120" w:line="240" w:lineRule="auto"/>
+        <w:jc w:val="both"/>
       </w:pPr>
       <w:r>
         <w:rPr>
@@ -7475,6 +7995,7 @@
     <w:p>
       <w:pPr>
         <w:spacing w:before="0" w:after="120" w:line="240" w:lineRule="auto"/>
+        <w:jc w:val="both"/>
       </w:pPr>
       <w:r>
         <w:rPr>
@@ -7491,6 +8012,7 @@
     <w:p>
       <w:pPr>
         <w:spacing w:before="0" w:after="120" w:line="240" w:lineRule="auto"/>
+        <w:jc w:val="both"/>
       </w:pPr>
       <w:r>
         <w:rPr>
@@ -7507,6 +8029,7 @@
     <w:p>
       <w:pPr>
         <w:spacing w:before="0" w:after="120" w:line="240" w:lineRule="auto"/>
+        <w:jc w:val="both"/>
       </w:pPr>
       <w:r>
         <w:rPr>
@@ -7523,6 +8046,7 @@
     <w:p>
       <w:pPr>
         <w:spacing w:before="0" w:after="120" w:line="240" w:lineRule="auto"/>
+        <w:jc w:val="both"/>
       </w:pPr>
       <w:r>
         <w:rPr>
@@ -7539,6 +8063,7 @@
     <w:p>
       <w:pPr>
         <w:spacing w:before="0" w:after="120" w:line="240" w:lineRule="auto"/>
+        <w:jc w:val="both"/>
       </w:pPr>
       <w:r>
         <w:rPr>
@@ -7555,6 +8080,7 @@
     <w:p>
       <w:pPr>
         <w:spacing w:before="0" w:after="120" w:line="240" w:lineRule="auto"/>
+        <w:jc w:val="both"/>
       </w:pPr>
       <w:r>
         <w:rPr>
@@ -7571,6 +8097,7 @@
     <w:p>
       <w:pPr>
         <w:spacing w:before="0" w:after="120" w:line="240" w:lineRule="auto"/>
+        <w:jc w:val="both"/>
       </w:pPr>
       <w:r>
         <w:rPr>
@@ -7587,6 +8114,7 @@
     <w:p>
       <w:pPr>
         <w:spacing w:before="0" w:after="120" w:line="240" w:lineRule="auto"/>
+        <w:jc w:val="both"/>
       </w:pPr>
       <w:r>
         <w:rPr>
@@ -7603,6 +8131,7 @@
     <w:p>
       <w:pPr>
         <w:spacing w:before="0" w:after="120" w:line="240" w:lineRule="auto"/>
+        <w:jc w:val="both"/>
       </w:pPr>
       <w:r>
         <w:rPr>
@@ -7619,6 +8148,7 @@
     <w:p>
       <w:pPr>
         <w:spacing w:before="0" w:after="120" w:line="240" w:lineRule="auto"/>
+        <w:jc w:val="both"/>
       </w:pPr>
       <w:r>
         <w:rPr>
@@ -7635,6 +8165,7 @@
     <w:p>
       <w:pPr>
         <w:spacing w:before="0" w:after="120" w:line="240" w:lineRule="auto"/>
+        <w:jc w:val="both"/>
       </w:pPr>
       <w:r>
         <w:rPr>
@@ -7651,11 +8182,13 @@
     <w:p>
       <w:pPr>
         <w:spacing w:before="0" w:after="120" w:line="240" w:lineRule="auto"/>
+        <w:jc w:val="both"/>
       </w:pPr>
     </w:p>
     <w:p>
       <w:pPr>
         <w:spacing w:before="0" w:after="240" w:line="240" w:lineRule="auto"/>
+        <w:jc w:val="both"/>
       </w:pPr>
       <w:r>
         <w:rPr>
@@ -7672,6 +8205,7 @@
     <w:p>
       <w:pPr>
         <w:spacing w:before="0" w:after="120" w:line="240" w:lineRule="auto"/>
+        <w:jc w:val="both"/>
       </w:pPr>
       <w:r>
         <w:rPr>
@@ -7688,6 +8222,7 @@
     <w:p>
       <w:pPr>
         <w:spacing w:before="0" w:after="120" w:line="240" w:lineRule="auto"/>
+        <w:jc w:val="both"/>
       </w:pPr>
       <w:r>
         <w:rPr>
@@ -7704,6 +8239,7 @@
     <w:p>
       <w:pPr>
         <w:spacing w:before="0" w:after="120" w:line="240" w:lineRule="auto"/>
+        <w:jc w:val="both"/>
       </w:pPr>
       <w:r>
         <w:rPr>
@@ -7720,6 +8256,7 @@
     <w:p>
       <w:pPr>
         <w:spacing w:before="0" w:after="120" w:line="240" w:lineRule="auto"/>
+        <w:jc w:val="both"/>
       </w:pPr>
       <w:r>
         <w:rPr>
@@ -7736,11 +8273,13 @@
     <w:p>
       <w:pPr>
         <w:spacing w:before="0" w:after="120" w:line="240" w:lineRule="auto"/>
+        <w:jc w:val="both"/>
       </w:pPr>
     </w:p>
     <w:p>
       <w:pPr>
         <w:spacing w:before="0" w:after="120" w:line="240" w:lineRule="auto"/>
+        <w:jc w:val="both"/>
       </w:pPr>
       <w:r>
         <w:rPr>
@@ -7779,6 +8318,7 @@
     <w:p>
       <w:pPr>
         <w:spacing w:before="0" w:after="120" w:line="240" w:lineRule="auto"/>
+        <w:jc w:val="both"/>
       </w:pPr>
       <w:r>
         <w:rPr>
@@ -7789,7 +8329,7 @@
           <w:sz w:val="28"/>
           <w:rFonts w:ascii="Times New Roman" w:hAnsi="Times New Roman" w:cs="Times New Roman" w:eastAsia="Times New Roman"/>
         </w:rPr>
-        <w:t>Рабочая программа дисциплины «Теория случайных процессов и основы теории массового обслуживания» по направлению подготовки 01.03.04 Прикладная математика согласована на ведение учебного процесса:</w:t>
+        <w:t>Рабочая программа дисциплины «Теория случайных процессов и основы теории массового обслуживания» по направлению подготовки «01.03.04 Прикладная математика» согласована на ведение учебного процесса:</w:t>
       </w:r>
     </w:p>
     <w:tbl>
@@ -7862,7 +8402,9 @@
                 <w:sz w:val="22"/>
                 <w:rFonts w:ascii="Times New Roman" w:hAnsi="Times New Roman" w:cs="Times New Roman" w:eastAsia="Times New Roman"/>
               </w:rPr>
-              <w:t>«Согласовано»: И.о. зав. кафедрой, ответственной за РПД (подпись и дата)</w:t>
+              <w:t>Согласовано</w:t>
+              <w:br/>
+              <w:t>(подпись и дата)</w:t>
             </w:r>
           </w:p>
         </w:tc>
@@ -7915,7 +8457,7 @@
           <w:p>
             <w:pPr>
               <w:spacing w:before="0" w:after="0" w:line="240" w:lineRule="auto"/>
-              <w:jc w:val="left"/>
+              <w:jc w:val="both"/>
             </w:pPr>
             <w:r/>
           </w:p>
@@ -7969,7 +8511,7 @@
           <w:p>
             <w:pPr>
               <w:spacing w:before="0" w:after="0" w:line="240" w:lineRule="auto"/>
-              <w:jc w:val="left"/>
+              <w:jc w:val="both"/>
             </w:pPr>
             <w:r/>
           </w:p>
@@ -8023,7 +8565,7 @@
           <w:p>
             <w:pPr>
               <w:spacing w:before="0" w:after="0" w:line="240" w:lineRule="auto"/>
-              <w:jc w:val="left"/>
+              <w:jc w:val="both"/>
             </w:pPr>
             <w:r/>
           </w:p>
@@ -8077,7 +8619,7 @@
           <w:p>
             <w:pPr>
               <w:spacing w:before="0" w:after="0" w:line="240" w:lineRule="auto"/>
-              <w:jc w:val="left"/>
+              <w:jc w:val="both"/>
             </w:pPr>
             <w:r/>
           </w:p>
@@ -8260,6 +8802,23 @@
       </w:r>
     </w:p>
     <w:p>
+      <w:pPr>
+        <w:spacing w:before="0" w:after="120" w:line="240" w:lineRule="auto"/>
+        <w:jc w:val="center"/>
+      </w:pPr>
+      <w:r>
+        <w:rPr>
+          <w:rFonts w:ascii="Times New Roman" w:hAnsi="Times New Roman"/>
+          <w:b w:val="0"/>
+          <w:i w:val="0"/>
+          <w:color w:val="000000"/>
+          <w:sz w:val="28"/>
+          <w:rFonts w:ascii="Times New Roman" w:hAnsi="Times New Roman" w:cs="Times New Roman" w:eastAsia="Times New Roman"/>
+        </w:rPr>
+        <w:t>общая трудоемкость дисциплины составляет: 6 зачетных единиц(ы)</w:t>
+      </w:r>
+    </w:p>
+    <w:p>
       <w:r>
         <w:br w:type="page"/>
       </w:r>
@@ -8267,6 +8826,7 @@
     <w:p>
       <w:pPr>
         <w:spacing w:before="0" w:after="240" w:line="240" w:lineRule="auto"/>
+        <w:jc w:val="both"/>
       </w:pPr>
       <w:r>
         <w:rPr>
@@ -8278,6 +8838,25 @@
           <w:rFonts w:ascii="Times New Roman" w:hAnsi="Times New Roman" w:cs="Times New Roman" w:eastAsia="Times New Roman"/>
         </w:rPr>
         <w:t>1. Оценочные средства</w:t>
+      </w:r>
+    </w:p>
+    <w:p>
+      <w:pPr>
+        <w:spacing w:before="0" w:after="240" w:line="240" w:lineRule="auto"/>
+        <w:jc w:val="both"/>
+      </w:pPr>
+      <w:r>
+        <w:rPr>
+          <w:rFonts w:ascii="Times New Roman" w:hAnsi="Times New Roman"/>
+          <w:b w:val="0"/>
+          <w:i w:val="0"/>
+          <w:color w:val="000000"/>
+          <w:sz w:val="28"/>
+          <w:rFonts w:ascii="Times New Roman" w:hAnsi="Times New Roman" w:cs="Times New Roman" w:eastAsia="Times New Roman"/>
+        </w:rPr>
+        <w:t>Оценивание формирования компетенций производится на основе результатов обучения, приведенных в п. 2 рабочей программы и ФОС. Связь разделов компетенций, индикаторов и форм контроля (текущего и промежуточного) указаны в таблице 4.2 рабочей программы дисциплины.</w:t>
+        <w:br/>
+        <w:t>Оценочные средства соотнесены с результатами обучения по дисциплине и индикаторами достижения компетенций, представлены ниже.</w:t>
       </w:r>
     </w:p>
     <w:tbl>
@@ -8470,7 +9049,7 @@
           <w:p>
             <w:pPr>
               <w:spacing w:before="0" w:after="0" w:line="240" w:lineRule="auto"/>
-              <w:jc w:val="center"/>
+              <w:jc w:val="left"/>
             </w:pPr>
             <w:r/>
             <w:r>
@@ -8482,7 +9061,7 @@
                 <w:sz w:val="20"/>
                 <w:rFonts w:ascii="Times New Roman" w:hAnsi="Times New Roman" w:cs="Times New Roman" w:eastAsia="Times New Roman"/>
               </w:rPr>
-              <w:t>ОПК-1.1</w:t>
+              <w:t>ОПК-1.1. Знать: базовые знания, полученные в области математических и естественных наук</w:t>
             </w:r>
           </w:p>
         </w:tc>
@@ -8500,7 +9079,7 @@
           <w:p>
             <w:pPr>
               <w:spacing w:before="0" w:after="0" w:line="240" w:lineRule="auto"/>
-              <w:jc w:val="left"/>
+              <w:jc w:val="both"/>
             </w:pPr>
             <w:r/>
             <w:r>
@@ -8512,11 +9091,11 @@
                 <w:sz w:val="18"/>
                 <w:rFonts w:ascii="Times New Roman" w:hAnsi="Times New Roman" w:cs="Times New Roman" w:eastAsia="Times New Roman"/>
               </w:rPr>
-              <w:t>З1: Знать базовые принципы и терминологию, относящиеся к ОПК-1.1.</w:t>
+              <w:t>З1: Синтаксис и семантика алгоритмического языка программирования, принципы и методология построения систем по курсу «Теория случайных процессов и основы теории массового обслуживания»</w:t>
               <w:br/>
-              <w:t>У1: Уметь использовать практические инструменты в контексте ОПК-1.1.</w:t>
+              <w:t>З2: Концепции и идеи объектно-ориентированного программирования и проектирования программных решений</w:t>
               <w:br/>
-              <w:t>Н1: Владеть навыками анализа данных и принятия решений в рамках ОПК-1.1.</w:t>
+              <w:t>З3: Технология работы на ПК в современных операционных средах, основные методы разработки эффективных структур данных</w:t>
             </w:r>
           </w:p>
         </w:tc>
@@ -8534,7 +9113,7 @@
           <w:p>
             <w:pPr>
               <w:spacing w:before="0" w:after="0" w:line="240" w:lineRule="auto"/>
-              <w:jc w:val="left"/>
+              <w:jc w:val="both"/>
             </w:pPr>
             <w:r/>
             <w:r>
@@ -8599,7 +9178,7 @@
           <w:p>
             <w:pPr>
               <w:spacing w:before="0" w:after="0" w:line="240" w:lineRule="auto"/>
-              <w:jc w:val="center"/>
+              <w:jc w:val="left"/>
             </w:pPr>
             <w:r/>
             <w:r>
@@ -8611,7 +9190,7 @@
                 <w:sz w:val="20"/>
                 <w:rFonts w:ascii="Times New Roman" w:hAnsi="Times New Roman" w:cs="Times New Roman" w:eastAsia="Times New Roman"/>
               </w:rPr>
-              <w:t>ОПК-1.2</w:t>
+              <w:t>ОПК-1.2. Уметь: использовать знания фундаментальной математики и естественно-научных дисциплин в профессиональной деятельности</w:t>
             </w:r>
           </w:p>
         </w:tc>
@@ -8629,7 +9208,7 @@
           <w:p>
             <w:pPr>
               <w:spacing w:before="0" w:after="0" w:line="240" w:lineRule="auto"/>
-              <w:jc w:val="left"/>
+              <w:jc w:val="both"/>
             </w:pPr>
             <w:r/>
             <w:r>
@@ -8641,11 +9220,11 @@
                 <w:sz w:val="18"/>
                 <w:rFonts w:ascii="Times New Roman" w:hAnsi="Times New Roman" w:cs="Times New Roman" w:eastAsia="Times New Roman"/>
               </w:rPr>
-              <w:t>З1: Знать базовые принципы и терминологию, относящиеся к ОПК-1.2.</w:t>
+              <w:t>У1: Формализовать прикладную задачу, выбирать для неё подходящие структуры данных и алгоритмы обработки в «Теория случайных процессов и основы теории массового обслуживания»</w:t>
               <w:br/>
-              <w:t>У1: Уметь использовать практические инструменты в контексте ОПК-1.2.</w:t>
+              <w:t>У2: Программировать прикладные алгоритмы, используя программные средства языков высокого уровня; разрабатывать тесты</w:t>
               <w:br/>
-              <w:t>Н1: Владеть навыками анализа данных и принятия решений в рамках ОПК-1.2.</w:t>
+              <w:t>У3: Проектировать программные компоненты IT-систем и модули обработки информации</w:t>
             </w:r>
           </w:p>
         </w:tc>
@@ -8663,7 +9242,7 @@
           <w:p>
             <w:pPr>
               <w:spacing w:before="0" w:after="0" w:line="240" w:lineRule="auto"/>
-              <w:jc w:val="left"/>
+              <w:jc w:val="both"/>
             </w:pPr>
             <w:r/>
             <w:r>
@@ -8728,7 +9307,7 @@
           <w:p>
             <w:pPr>
               <w:spacing w:before="0" w:after="0" w:line="240" w:lineRule="auto"/>
-              <w:jc w:val="center"/>
+              <w:jc w:val="left"/>
             </w:pPr>
             <w:r/>
             <w:r>
@@ -8740,7 +9319,7 @@
                 <w:sz w:val="20"/>
                 <w:rFonts w:ascii="Times New Roman" w:hAnsi="Times New Roman" w:cs="Times New Roman" w:eastAsia="Times New Roman"/>
               </w:rPr>
-              <w:t>ОПК-1.3</w:t>
+              <w:t>ОПК-1.3. Владеть: навыками выбора методов решения инженерных и экономических задач на основе теоретических знаний</w:t>
             </w:r>
           </w:p>
         </w:tc>
@@ -8758,7 +9337,7 @@
           <w:p>
             <w:pPr>
               <w:spacing w:before="0" w:after="0" w:line="240" w:lineRule="auto"/>
-              <w:jc w:val="left"/>
+              <w:jc w:val="both"/>
             </w:pPr>
             <w:r/>
             <w:r>
@@ -8770,11 +9349,11 @@
                 <w:sz w:val="18"/>
                 <w:rFonts w:ascii="Times New Roman" w:hAnsi="Times New Roman" w:cs="Times New Roman" w:eastAsia="Times New Roman"/>
               </w:rPr>
-              <w:t>З1: Знать базовые принципы и терминологию, относящиеся к ОПК-1.3.</w:t>
+              <w:t>Н1: Использовать современные математические методы и программные средства для решения задач науки, образования и бизнеса</w:t>
               <w:br/>
-              <w:t>У1: Уметь использовать практические инструменты в контексте ОПК-1.3.</w:t>
+              <w:t>Н2: Реализовать идеи объектно-ориентированного подхода и паттернов проектирования в предметной области «Теория случайных процессов и основы теории массового обслуживания»</w:t>
               <w:br/>
-              <w:t>Н1: Владеть навыками анализа данных и принятия решений в рамках ОПК-1.3.</w:t>
+              <w:t>Н3: Применять современные цифровые технологии моделирования, алгоритмизации и оптимизации бизнес-процессов</w:t>
             </w:r>
           </w:p>
         </w:tc>
@@ -8792,7 +9371,7 @@
           <w:p>
             <w:pPr>
               <w:spacing w:before="0" w:after="0" w:line="240" w:lineRule="auto"/>
-              <w:jc w:val="left"/>
+              <w:jc w:val="both"/>
             </w:pPr>
             <w:r/>
             <w:r>
@@ -8857,7 +9436,7 @@
           <w:p>
             <w:pPr>
               <w:spacing w:before="0" w:after="0" w:line="240" w:lineRule="auto"/>
-              <w:jc w:val="center"/>
+              <w:jc w:val="left"/>
             </w:pPr>
             <w:r/>
             <w:r>
@@ -8869,7 +9448,7 @@
                 <w:sz w:val="20"/>
                 <w:rFonts w:ascii="Times New Roman" w:hAnsi="Times New Roman" w:cs="Times New Roman" w:eastAsia="Times New Roman"/>
               </w:rPr>
-              <w:t>ОПК-2.1</w:t>
+              <w:t>ОПК-2.1. Знать: математические модели процессов функционирования экономических объектов и технических систем, методы решения исследовательских и проектных задач</w:t>
             </w:r>
           </w:p>
         </w:tc>
@@ -8887,7 +9466,7 @@
           <w:p>
             <w:pPr>
               <w:spacing w:before="0" w:after="0" w:line="240" w:lineRule="auto"/>
-              <w:jc w:val="left"/>
+              <w:jc w:val="both"/>
             </w:pPr>
             <w:r/>
             <w:r>
@@ -8899,11 +9478,11 @@
                 <w:sz w:val="18"/>
                 <w:rFonts w:ascii="Times New Roman" w:hAnsi="Times New Roman" w:cs="Times New Roman" w:eastAsia="Times New Roman"/>
               </w:rPr>
-              <w:t>З1: Знать базовые принципы и терминологию, относящиеся к ОПК-2.1.</w:t>
+              <w:t>З1: Синтаксис и семантика алгоритмического языка программирования, принципы и методология построения систем по курсу «Теория случайных процессов и основы теории массового обслуживания»</w:t>
               <w:br/>
-              <w:t>У1: Уметь использовать практические инструменты в контексте ОПК-2.1.</w:t>
+              <w:t>З2: Концепции и идеи объектно-ориентированного программирования и проектирования программных решений</w:t>
               <w:br/>
-              <w:t>Н1: Владеть навыками анализа данных и принятия решений в рамках ОПК-2.1.</w:t>
+              <w:t>З3: Технология работы на ПК в современных операционных средах, основные методы разработки эффективных структур данных</w:t>
             </w:r>
           </w:p>
         </w:tc>
@@ -8921,7 +9500,7 @@
           <w:p>
             <w:pPr>
               <w:spacing w:before="0" w:after="0" w:line="240" w:lineRule="auto"/>
-              <w:jc w:val="left"/>
+              <w:jc w:val="both"/>
             </w:pPr>
             <w:r/>
             <w:r>
@@ -8986,7 +9565,7 @@
           <w:p>
             <w:pPr>
               <w:spacing w:before="0" w:after="0" w:line="240" w:lineRule="auto"/>
-              <w:jc w:val="center"/>
+              <w:jc w:val="left"/>
             </w:pPr>
             <w:r/>
             <w:r>
@@ -8998,7 +9577,7 @@
                 <w:sz w:val="20"/>
                 <w:rFonts w:ascii="Times New Roman" w:hAnsi="Times New Roman" w:cs="Times New Roman" w:eastAsia="Times New Roman"/>
               </w:rPr>
-              <w:t>ОПК-2.2</w:t>
+              <w:t>ОПК-2.2. Уметь: обоснованно выбирать, дорабатывать и применять математический аппарат для решения задач, возникающих в профессиональной деятельности</w:t>
             </w:r>
           </w:p>
         </w:tc>
@@ -9016,7 +9595,7 @@
           <w:p>
             <w:pPr>
               <w:spacing w:before="0" w:after="0" w:line="240" w:lineRule="auto"/>
-              <w:jc w:val="left"/>
+              <w:jc w:val="both"/>
             </w:pPr>
             <w:r/>
             <w:r>
@@ -9028,11 +9607,11 @@
                 <w:sz w:val="18"/>
                 <w:rFonts w:ascii="Times New Roman" w:hAnsi="Times New Roman" w:cs="Times New Roman" w:eastAsia="Times New Roman"/>
               </w:rPr>
-              <w:t>З1: Знать базовые принципы и терминологию, относящиеся к ОПК-2.2.</w:t>
+              <w:t>У1: Формализовать прикладную задачу, выбирать для неё подходящие структуры данных и алгоритмы обработки в «Теория случайных процессов и основы теории массового обслуживания»</w:t>
               <w:br/>
-              <w:t>У1: Уметь использовать практические инструменты в контексте ОПК-2.2.</w:t>
+              <w:t>У2: Программировать прикладные алгоритмы, используя программные средства языков высокого уровня; разрабатывать тесты</w:t>
               <w:br/>
-              <w:t>Н1: Владеть навыками анализа данных и принятия решений в рамках ОПК-2.2.</w:t>
+              <w:t>У3: Проектировать программные компоненты IT-систем и модули обработки информации</w:t>
             </w:r>
           </w:p>
         </w:tc>
@@ -9050,7 +9629,7 @@
           <w:p>
             <w:pPr>
               <w:spacing w:before="0" w:after="0" w:line="240" w:lineRule="auto"/>
-              <w:jc w:val="left"/>
+              <w:jc w:val="both"/>
             </w:pPr>
             <w:r/>
             <w:r>
@@ -9115,7 +9694,7 @@
           <w:p>
             <w:pPr>
               <w:spacing w:before="0" w:after="0" w:line="240" w:lineRule="auto"/>
-              <w:jc w:val="center"/>
+              <w:jc w:val="left"/>
             </w:pPr>
             <w:r/>
             <w:r>
@@ -9127,7 +9706,7 @@
                 <w:sz w:val="20"/>
                 <w:rFonts w:ascii="Times New Roman" w:hAnsi="Times New Roman" w:cs="Times New Roman" w:eastAsia="Times New Roman"/>
               </w:rPr>
-              <w:t>ОПК-2.3</w:t>
+              <w:t>ОПК-2.3. Владеть: навыками осуществления проверки адекватности моделей, анализа результатов, оценки надежности и качества функционирования систем</w:t>
             </w:r>
           </w:p>
         </w:tc>
@@ -9145,7 +9724,7 @@
           <w:p>
             <w:pPr>
               <w:spacing w:before="0" w:after="0" w:line="240" w:lineRule="auto"/>
-              <w:jc w:val="left"/>
+              <w:jc w:val="both"/>
             </w:pPr>
             <w:r/>
             <w:r>
@@ -9157,11 +9736,11 @@
                 <w:sz w:val="18"/>
                 <w:rFonts w:ascii="Times New Roman" w:hAnsi="Times New Roman" w:cs="Times New Roman" w:eastAsia="Times New Roman"/>
               </w:rPr>
-              <w:t>З1: Знать базовые принципы и терминологию, относящиеся к ОПК-2.3.</w:t>
+              <w:t>Н1: Использовать современные математические методы и программные средства для решения задач науки, образования и бизнеса</w:t>
               <w:br/>
-              <w:t>У1: Уметь использовать практические инструменты в контексте ОПК-2.3.</w:t>
+              <w:t>Н2: Реализовать идеи объектно-ориентированного подхода и паттернов проектирования в предметной области «Теория случайных процессов и основы теории массового обслуживания»</w:t>
               <w:br/>
-              <w:t>Н1: Владеть навыками анализа данных и принятия решений в рамках ОПК-2.3.</w:t>
+              <w:t>Н3: Применять современные цифровые технологии моделирования, алгоритмизации и оптимизации бизнес-процессов</w:t>
             </w:r>
           </w:p>
         </w:tc>
@@ -9179,7 +9758,7 @@
           <w:p>
             <w:pPr>
               <w:spacing w:before="0" w:after="0" w:line="240" w:lineRule="auto"/>
-              <w:jc w:val="left"/>
+              <w:jc w:val="both"/>
             </w:pPr>
             <w:r/>
             <w:r>
@@ -9244,7 +9823,7 @@
           <w:p>
             <w:pPr>
               <w:spacing w:before="0" w:after="0" w:line="240" w:lineRule="auto"/>
-              <w:jc w:val="center"/>
+              <w:jc w:val="left"/>
             </w:pPr>
             <w:r/>
             <w:r>
@@ -9256,7 +9835,7 @@
                 <w:sz w:val="20"/>
                 <w:rFonts w:ascii="Times New Roman" w:hAnsi="Times New Roman" w:cs="Times New Roman" w:eastAsia="Times New Roman"/>
               </w:rPr>
-              <w:t>ОПК-3.1</w:t>
+              <w:t>ОПК-3.1. Знать: современные информационные технологии, применяемые в профессиональной деятельности</w:t>
             </w:r>
           </w:p>
         </w:tc>
@@ -9274,7 +9853,7 @@
           <w:p>
             <w:pPr>
               <w:spacing w:before="0" w:after="0" w:line="240" w:lineRule="auto"/>
-              <w:jc w:val="left"/>
+              <w:jc w:val="both"/>
             </w:pPr>
             <w:r/>
             <w:r>
@@ -9286,11 +9865,11 @@
                 <w:sz w:val="18"/>
                 <w:rFonts w:ascii="Times New Roman" w:hAnsi="Times New Roman" w:cs="Times New Roman" w:eastAsia="Times New Roman"/>
               </w:rPr>
-              <w:t>З1: Знать базовые принципы и терминологию, относящиеся к ОПК-3.1.</w:t>
+              <w:t>З1: Синтаксис и семантика алгоритмического языка программирования, принципы и методология построения систем по курсу «Теория случайных процессов и основы теории массового обслуживания»</w:t>
               <w:br/>
-              <w:t>У1: Уметь использовать практические инструменты в контексте ОПК-3.1.</w:t>
+              <w:t>З2: Концепции и идеи объектно-ориентированного программирования и проектирования программных решений</w:t>
               <w:br/>
-              <w:t>Н1: Владеть навыками анализа данных и принятия решений в рамках ОПК-3.1.</w:t>
+              <w:t>З3: Технология работы на ПК в современных операционных средах, основные методы разработки эффективных структур данных</w:t>
             </w:r>
           </w:p>
         </w:tc>
@@ -9308,7 +9887,7 @@
           <w:p>
             <w:pPr>
               <w:spacing w:before="0" w:after="0" w:line="240" w:lineRule="auto"/>
-              <w:jc w:val="left"/>
+              <w:jc w:val="both"/>
             </w:pPr>
             <w:r/>
             <w:r>
@@ -9373,7 +9952,7 @@
           <w:p>
             <w:pPr>
               <w:spacing w:before="0" w:after="0" w:line="240" w:lineRule="auto"/>
-              <w:jc w:val="center"/>
+              <w:jc w:val="left"/>
             </w:pPr>
             <w:r/>
             <w:r>
@@ -9385,7 +9964,7 @@
                 <w:sz w:val="20"/>
                 <w:rFonts w:ascii="Times New Roman" w:hAnsi="Times New Roman" w:cs="Times New Roman" w:eastAsia="Times New Roman"/>
               </w:rPr>
-              <w:t>ОПК-3.2</w:t>
+              <w:t>ОПК-3.2. Уметь: выбирать современные информационные технологии и программные средства при решении задач профессиональной деятельности</w:t>
             </w:r>
           </w:p>
         </w:tc>
@@ -9403,7 +9982,7 @@
           <w:p>
             <w:pPr>
               <w:spacing w:before="0" w:after="0" w:line="240" w:lineRule="auto"/>
-              <w:jc w:val="left"/>
+              <w:jc w:val="both"/>
             </w:pPr>
             <w:r/>
             <w:r>
@@ -9415,11 +9994,11 @@
                 <w:sz w:val="18"/>
                 <w:rFonts w:ascii="Times New Roman" w:hAnsi="Times New Roman" w:cs="Times New Roman" w:eastAsia="Times New Roman"/>
               </w:rPr>
-              <w:t>З1: Знать базовые принципы и терминологию, относящиеся к ОПК-3.2.</w:t>
+              <w:t>У1: Формализовать прикладную задачу, выбирать для неё подходящие структуры данных и алгоритмы обработки в «Теория случайных процессов и основы теории массового обслуживания»</w:t>
               <w:br/>
-              <w:t>У1: Уметь использовать практические инструменты в контексте ОПК-3.2.</w:t>
+              <w:t>У2: Программировать прикладные алгоритмы, используя программные средства языков высокого уровня; разрабатывать тесты</w:t>
               <w:br/>
-              <w:t>Н1: Владеть навыками анализа данных и принятия решений в рамках ОПК-3.2.</w:t>
+              <w:t>У3: Проектировать программные компоненты IT-систем и модули обработки информации</w:t>
             </w:r>
           </w:p>
         </w:tc>
@@ -9437,7 +10016,7 @@
           <w:p>
             <w:pPr>
               <w:spacing w:before="0" w:after="0" w:line="240" w:lineRule="auto"/>
-              <w:jc w:val="left"/>
+              <w:jc w:val="both"/>
             </w:pPr>
             <w:r/>
             <w:r>
@@ -9502,7 +10081,7 @@
           <w:p>
             <w:pPr>
               <w:spacing w:before="0" w:after="0" w:line="240" w:lineRule="auto"/>
-              <w:jc w:val="center"/>
+              <w:jc w:val="left"/>
             </w:pPr>
             <w:r/>
             <w:r>
@@ -9514,7 +10093,7 @@
                 <w:sz w:val="20"/>
                 <w:rFonts w:ascii="Times New Roman" w:hAnsi="Times New Roman" w:cs="Times New Roman" w:eastAsia="Times New Roman"/>
               </w:rPr>
-              <w:t>ОПК-3.3</w:t>
+              <w:t>ОПК-3.3. Владеть: навыками применения современных информационных технологий и программных средств при решении задач профессиональной деятельности</w:t>
             </w:r>
           </w:p>
         </w:tc>
@@ -9532,7 +10111,7 @@
           <w:p>
             <w:pPr>
               <w:spacing w:before="0" w:after="0" w:line="240" w:lineRule="auto"/>
-              <w:jc w:val="left"/>
+              <w:jc w:val="both"/>
             </w:pPr>
             <w:r/>
             <w:r>
@@ -9544,11 +10123,11 @@
                 <w:sz w:val="18"/>
                 <w:rFonts w:ascii="Times New Roman" w:hAnsi="Times New Roman" w:cs="Times New Roman" w:eastAsia="Times New Roman"/>
               </w:rPr>
-              <w:t>З1: Знать базовые принципы и терминологию, относящиеся к ОПК-3.3.</w:t>
+              <w:t>Н1: Использовать современные математические методы и программные средства для решения задач науки, образования и бизнеса</w:t>
               <w:br/>
-              <w:t>У1: Уметь использовать практические инструменты в контексте ОПК-3.3.</w:t>
+              <w:t>Н2: Реализовать идеи объектно-ориентированного подхода и паттернов проектирования в предметной области «Теория случайных процессов и основы теории массового обслуживания»</w:t>
               <w:br/>
-              <w:t>Н1: Владеть навыками анализа данных и принятия решений в рамках ОПК-3.3.</w:t>
+              <w:t>Н3: Применять современные цифровые технологии моделирования, алгоритмизации и оптимизации бизнес-процессов</w:t>
             </w:r>
           </w:p>
         </w:tc>
@@ -9566,7 +10145,7 @@
           <w:p>
             <w:pPr>
               <w:spacing w:before="0" w:after="0" w:line="240" w:lineRule="auto"/>
-              <w:jc w:val="left"/>
+              <w:jc w:val="both"/>
             </w:pPr>
             <w:r/>
             <w:r>
@@ -9586,12 +10165,394 @@
     </w:tbl>
     <w:p>
       <w:pPr>
+        <w:spacing w:before="360" w:after="120" w:line="240" w:lineRule="auto"/>
+        <w:jc w:val="both"/>
+      </w:pPr>
+    </w:p>
+    <w:p>
+      <w:pPr>
+        <w:spacing w:before="240" w:after="120" w:line="240" w:lineRule="auto"/>
+        <w:jc w:val="both"/>
+      </w:pPr>
+      <w:r>
+        <w:rPr>
+          <w:rFonts w:ascii="Times New Roman" w:hAnsi="Times New Roman"/>
+          <w:b/>
+          <w:i w:val="0"/>
+          <w:color w:val="000000"/>
+          <w:sz w:val="28"/>
+          <w:rFonts w:ascii="Times New Roman" w:hAnsi="Times New Roman" w:cs="Times New Roman" w:eastAsia="Times New Roman"/>
+        </w:rPr>
+        <w:t>Наименование: экзамен</w:t>
+      </w:r>
+    </w:p>
+    <w:p>
+      <w:pPr>
         <w:spacing w:before="0" w:after="120" w:line="240" w:lineRule="auto"/>
+        <w:jc w:val="both"/>
+      </w:pPr>
+      <w:r>
+        <w:rPr>
+          <w:rFonts w:ascii="Times New Roman" w:hAnsi="Times New Roman"/>
+          <w:b w:val="0"/>
+          <w:i/>
+          <w:color w:val="000000"/>
+          <w:sz w:val="28"/>
+          <w:rFonts w:ascii="Times New Roman" w:hAnsi="Times New Roman" w:cs="Times New Roman" w:eastAsia="Times New Roman"/>
+        </w:rPr>
+        <w:t>Представление в ФОС: перечень вопросов</w:t>
+      </w:r>
+    </w:p>
+    <w:p>
+      <w:pPr>
+        <w:spacing w:before="0" w:after="120" w:line="240" w:lineRule="auto"/>
+        <w:jc w:val="both"/>
+      </w:pPr>
+      <w:r>
+        <w:rPr>
+          <w:rFonts w:ascii="Times New Roman" w:hAnsi="Times New Roman"/>
+          <w:b/>
+          <w:i w:val="0"/>
+          <w:color w:val="000000"/>
+          <w:sz w:val="28"/>
+          <w:rFonts w:ascii="Times New Roman" w:hAnsi="Times New Roman" w:cs="Times New Roman" w:eastAsia="Times New Roman"/>
+        </w:rPr>
+        <w:t>Перечень вопросов для проведения экзамена:</w:t>
+      </w:r>
+    </w:p>
+    <w:p>
+      <w:pPr>
+        <w:spacing w:before="120" w:after="120" w:line="240" w:lineRule="auto"/>
+        <w:jc w:val="both"/>
+      </w:pPr>
+      <w:r>
+        <w:rPr>
+          <w:rFonts w:ascii="Times New Roman" w:hAnsi="Times New Roman"/>
+          <w:b/>
+          <w:i/>
+          <w:color w:val="000000"/>
+          <w:sz w:val="28"/>
+          <w:rFonts w:ascii="Times New Roman" w:hAnsi="Times New Roman" w:cs="Times New Roman" w:eastAsia="Times New Roman"/>
+        </w:rPr>
+        <w:t>7 семестр:</w:t>
+      </w:r>
+    </w:p>
+    <w:p>
+      <w:pPr>
+        <w:spacing w:before="40" w:after="40" w:line="240" w:lineRule="auto"/>
+        <w:jc w:val="both"/>
+      </w:pPr>
+      <w:r>
+        <w:rPr>
+          <w:rFonts w:ascii="Times New Roman" w:hAnsi="Times New Roman"/>
+          <w:b w:val="0"/>
+          <w:i w:val="0"/>
+          <w:color w:val="000000"/>
+          <w:sz w:val="28"/>
+          <w:rFonts w:ascii="Times New Roman" w:hAnsi="Times New Roman" w:cs="Times New Roman" w:eastAsia="Times New Roman"/>
+        </w:rPr>
+        <w:t>1. Каковы базовые понятия дисциплины «Теория случайных процессов и основы теории массового обслуживания»?</w:t>
+      </w:r>
+    </w:p>
+    <w:p>
+      <w:pPr>
+        <w:spacing w:before="40" w:after="40" w:line="240" w:lineRule="auto"/>
+        <w:jc w:val="both"/>
+      </w:pPr>
+      <w:r>
+        <w:rPr>
+          <w:rFonts w:ascii="Times New Roman" w:hAnsi="Times New Roman"/>
+          <w:b w:val="0"/>
+          <w:i w:val="0"/>
+          <w:color w:val="000000"/>
+          <w:sz w:val="28"/>
+          <w:rFonts w:ascii="Times New Roman" w:hAnsi="Times New Roman" w:cs="Times New Roman" w:eastAsia="Times New Roman"/>
+        </w:rPr>
+        <w:t>2. Опишите структуру и принципы работы базовых методов.</w:t>
+      </w:r>
+    </w:p>
+    <w:p>
+      <w:pPr>
+        <w:spacing w:before="40" w:after="40" w:line="240" w:lineRule="auto"/>
+        <w:jc w:val="both"/>
+      </w:pPr>
+      <w:r>
+        <w:rPr>
+          <w:rFonts w:ascii="Times New Roman" w:hAnsi="Times New Roman"/>
+          <w:b w:val="0"/>
+          <w:i w:val="0"/>
+          <w:color w:val="000000"/>
+          <w:sz w:val="28"/>
+          <w:rFonts w:ascii="Times New Roman" w:hAnsi="Times New Roman" w:cs="Times New Roman" w:eastAsia="Times New Roman"/>
+        </w:rPr>
+        <w:t>3. Сформулируйте критерии эффективности примененных подходов.</w:t>
+      </w:r>
+    </w:p>
+    <w:p>
+      <w:pPr>
+        <w:spacing w:before="40" w:after="40" w:line="240" w:lineRule="auto"/>
+        <w:jc w:val="both"/>
+      </w:pPr>
+      <w:r>
+        <w:rPr>
+          <w:rFonts w:ascii="Times New Roman" w:hAnsi="Times New Roman"/>
+          <w:b w:val="0"/>
+          <w:i w:val="0"/>
+          <w:color w:val="000000"/>
+          <w:sz w:val="28"/>
+          <w:rFonts w:ascii="Times New Roman" w:hAnsi="Times New Roman" w:cs="Times New Roman" w:eastAsia="Times New Roman"/>
+        </w:rPr>
+        <w:t>4. Опишите технологию отладки и верификации результатов.</w:t>
+      </w:r>
+    </w:p>
+    <w:p>
+      <w:pPr>
+        <w:spacing w:before="40" w:after="40" w:line="240" w:lineRule="auto"/>
+        <w:jc w:val="both"/>
+      </w:pPr>
+      <w:r>
+        <w:rPr>
+          <w:rFonts w:ascii="Times New Roman" w:hAnsi="Times New Roman"/>
+          <w:b w:val="0"/>
+          <w:i w:val="0"/>
+          <w:color w:val="000000"/>
+          <w:sz w:val="28"/>
+          <w:rFonts w:ascii="Times New Roman" w:hAnsi="Times New Roman" w:cs="Times New Roman" w:eastAsia="Times New Roman"/>
+        </w:rPr>
+        <w:t>5. Каковы особенности стандартизации процессов в предметной области?</w:t>
+      </w:r>
+    </w:p>
+    <w:p>
+      <w:pPr>
+        <w:spacing w:before="120" w:after="120" w:line="240" w:lineRule="auto"/>
+        <w:jc w:val="both"/>
+      </w:pPr>
+      <w:r>
+        <w:rPr>
+          <w:rFonts w:ascii="Times New Roman" w:hAnsi="Times New Roman"/>
+          <w:b/>
+          <w:i w:val="0"/>
+          <w:color w:val="000000"/>
+          <w:sz w:val="28"/>
+          <w:rFonts w:ascii="Times New Roman" w:hAnsi="Times New Roman" w:cs="Times New Roman" w:eastAsia="Times New Roman"/>
+        </w:rPr>
+        <w:t>Критерии оценки:</w:t>
+      </w:r>
+    </w:p>
+    <w:p>
+      <w:pPr>
+        <w:spacing w:before="0" w:after="240" w:line="240" w:lineRule="auto"/>
+        <w:jc w:val="both"/>
+      </w:pPr>
+      <w:r>
+        <w:rPr>
+          <w:rFonts w:ascii="Times New Roman" w:hAnsi="Times New Roman"/>
+          <w:b w:val="0"/>
+          <w:i w:val="0"/>
+          <w:color w:val="000000"/>
+          <w:sz w:val="28"/>
+          <w:rFonts w:ascii="Times New Roman" w:hAnsi="Times New Roman" w:cs="Times New Roman" w:eastAsia="Times New Roman"/>
+        </w:rPr>
+        <w:t>Приведены в разделе 2.</w:t>
+      </w:r>
+    </w:p>
+    <w:p>
+      <w:pPr>
+        <w:spacing w:before="240" w:after="120" w:line="240" w:lineRule="auto"/>
+        <w:jc w:val="both"/>
+      </w:pPr>
+      <w:r>
+        <w:rPr>
+          <w:rFonts w:ascii="Times New Roman" w:hAnsi="Times New Roman"/>
+          <w:b/>
+          <w:i w:val="0"/>
+          <w:color w:val="000000"/>
+          <w:sz w:val="28"/>
+          <w:rFonts w:ascii="Times New Roman" w:hAnsi="Times New Roman" w:cs="Times New Roman" w:eastAsia="Times New Roman"/>
+        </w:rPr>
+        <w:t>Наименование: зачет</w:t>
+      </w:r>
+    </w:p>
+    <w:p>
+      <w:pPr>
+        <w:spacing w:before="0" w:after="120" w:line="240" w:lineRule="auto"/>
+        <w:jc w:val="both"/>
+      </w:pPr>
+      <w:r>
+        <w:rPr>
+          <w:rFonts w:ascii="Times New Roman" w:hAnsi="Times New Roman"/>
+          <w:b w:val="0"/>
+          <w:i/>
+          <w:color w:val="000000"/>
+          <w:sz w:val="28"/>
+          <w:rFonts w:ascii="Times New Roman" w:hAnsi="Times New Roman" w:cs="Times New Roman" w:eastAsia="Times New Roman"/>
+        </w:rPr>
+        <w:t>Представление в ФОС: перечень вопросов</w:t>
+      </w:r>
+    </w:p>
+    <w:p>
+      <w:pPr>
+        <w:spacing w:before="0" w:after="120" w:line="240" w:lineRule="auto"/>
+        <w:jc w:val="both"/>
+      </w:pPr>
+      <w:r>
+        <w:rPr>
+          <w:rFonts w:ascii="Times New Roman" w:hAnsi="Times New Roman"/>
+          <w:b/>
+          <w:i w:val="0"/>
+          <w:color w:val="000000"/>
+          <w:sz w:val="28"/>
+          <w:rFonts w:ascii="Times New Roman" w:hAnsi="Times New Roman" w:cs="Times New Roman" w:eastAsia="Times New Roman"/>
+        </w:rPr>
+        <w:t>Перечень вопросов для проведения зачета:</w:t>
+      </w:r>
+    </w:p>
+    <w:p>
+      <w:pPr>
+        <w:spacing w:before="120" w:after="120" w:line="240" w:lineRule="auto"/>
+        <w:jc w:val="both"/>
+      </w:pPr>
+      <w:r>
+        <w:rPr>
+          <w:rFonts w:ascii="Times New Roman" w:hAnsi="Times New Roman"/>
+          <w:b/>
+          <w:i/>
+          <w:color w:val="000000"/>
+          <w:sz w:val="28"/>
+          <w:rFonts w:ascii="Times New Roman" w:hAnsi="Times New Roman" w:cs="Times New Roman" w:eastAsia="Times New Roman"/>
+        </w:rPr>
+        <w:t>6 семестр:</w:t>
+      </w:r>
+    </w:p>
+    <w:p>
+      <w:pPr>
+        <w:spacing w:before="40" w:after="40" w:line="240" w:lineRule="auto"/>
+        <w:jc w:val="both"/>
+      </w:pPr>
+      <w:r>
+        <w:rPr>
+          <w:rFonts w:ascii="Times New Roman" w:hAnsi="Times New Roman"/>
+          <w:b w:val="0"/>
+          <w:i w:val="0"/>
+          <w:color w:val="000000"/>
+          <w:sz w:val="28"/>
+          <w:rFonts w:ascii="Times New Roman" w:hAnsi="Times New Roman" w:cs="Times New Roman" w:eastAsia="Times New Roman"/>
+        </w:rPr>
+        <w:t>1. Каковы базовые понятия дисциплины «Теория случайных процессов и основы теории массового обслуживания»?</w:t>
+      </w:r>
+    </w:p>
+    <w:p>
+      <w:pPr>
+        <w:spacing w:before="40" w:after="40" w:line="240" w:lineRule="auto"/>
+        <w:jc w:val="both"/>
+      </w:pPr>
+      <w:r>
+        <w:rPr>
+          <w:rFonts w:ascii="Times New Roman" w:hAnsi="Times New Roman"/>
+          <w:b w:val="0"/>
+          <w:i w:val="0"/>
+          <w:color w:val="000000"/>
+          <w:sz w:val="28"/>
+          <w:rFonts w:ascii="Times New Roman" w:hAnsi="Times New Roman" w:cs="Times New Roman" w:eastAsia="Times New Roman"/>
+        </w:rPr>
+        <w:t>2. Опишите структуру и принципы работы базовых методов.</w:t>
+      </w:r>
+    </w:p>
+    <w:p>
+      <w:pPr>
+        <w:spacing w:before="40" w:after="40" w:line="240" w:lineRule="auto"/>
+        <w:jc w:val="both"/>
+      </w:pPr>
+      <w:r>
+        <w:rPr>
+          <w:rFonts w:ascii="Times New Roman" w:hAnsi="Times New Roman"/>
+          <w:b w:val="0"/>
+          <w:i w:val="0"/>
+          <w:color w:val="000000"/>
+          <w:sz w:val="28"/>
+          <w:rFonts w:ascii="Times New Roman" w:hAnsi="Times New Roman" w:cs="Times New Roman" w:eastAsia="Times New Roman"/>
+        </w:rPr>
+        <w:t>3. Сформулируйте критерии эффективности примененных подходов.</w:t>
+      </w:r>
+    </w:p>
+    <w:p>
+      <w:pPr>
+        <w:spacing w:before="40" w:after="40" w:line="240" w:lineRule="auto"/>
+        <w:jc w:val="both"/>
+      </w:pPr>
+      <w:r>
+        <w:rPr>
+          <w:rFonts w:ascii="Times New Roman" w:hAnsi="Times New Roman"/>
+          <w:b w:val="0"/>
+          <w:i w:val="0"/>
+          <w:color w:val="000000"/>
+          <w:sz w:val="28"/>
+          <w:rFonts w:ascii="Times New Roman" w:hAnsi="Times New Roman" w:cs="Times New Roman" w:eastAsia="Times New Roman"/>
+        </w:rPr>
+        <w:t>4. Опишите технологию отладки и верификации результатов.</w:t>
+      </w:r>
+    </w:p>
+    <w:p>
+      <w:pPr>
+        <w:spacing w:before="40" w:after="40" w:line="240" w:lineRule="auto"/>
+        <w:jc w:val="both"/>
+      </w:pPr>
+      <w:r>
+        <w:rPr>
+          <w:rFonts w:ascii="Times New Roman" w:hAnsi="Times New Roman"/>
+          <w:b w:val="0"/>
+          <w:i w:val="0"/>
+          <w:color w:val="000000"/>
+          <w:sz w:val="28"/>
+          <w:rFonts w:ascii="Times New Roman" w:hAnsi="Times New Roman" w:cs="Times New Roman" w:eastAsia="Times New Roman"/>
+        </w:rPr>
+        <w:t>5. Каковы особенности стандартизации процессов в предметной области?</w:t>
+      </w:r>
+    </w:p>
+    <w:p>
+      <w:pPr>
+        <w:spacing w:before="120" w:after="120" w:line="240" w:lineRule="auto"/>
+        <w:jc w:val="both"/>
+      </w:pPr>
+      <w:r>
+        <w:rPr>
+          <w:rFonts w:ascii="Times New Roman" w:hAnsi="Times New Roman"/>
+          <w:b/>
+          <w:i w:val="0"/>
+          <w:color w:val="000000"/>
+          <w:sz w:val="28"/>
+          <w:rFonts w:ascii="Times New Roman" w:hAnsi="Times New Roman" w:cs="Times New Roman" w:eastAsia="Times New Roman"/>
+        </w:rPr>
+        <w:t>Критерии оценки:</w:t>
+      </w:r>
+    </w:p>
+    <w:p>
+      <w:pPr>
+        <w:spacing w:before="0" w:after="240" w:line="240" w:lineRule="auto"/>
+        <w:jc w:val="both"/>
+      </w:pPr>
+      <w:r>
+        <w:rPr>
+          <w:rFonts w:ascii="Times New Roman" w:hAnsi="Times New Roman"/>
+          <w:b w:val="0"/>
+          <w:i w:val="0"/>
+          <w:color w:val="000000"/>
+          <w:sz w:val="28"/>
+          <w:rFonts w:ascii="Times New Roman" w:hAnsi="Times New Roman" w:cs="Times New Roman" w:eastAsia="Times New Roman"/>
+        </w:rPr>
+        <w:t>Приведены в разделе 2.</w:t>
+      </w:r>
+    </w:p>
+    <w:p>
+      <w:pPr>
+        <w:spacing w:before="360" w:after="120" w:line="240" w:lineRule="auto"/>
+        <w:jc w:val="both"/>
       </w:pPr>
     </w:p>
     <w:p>
       <w:pPr>
         <w:spacing w:before="0" w:after="120" w:line="240" w:lineRule="auto"/>
+        <w:jc w:val="both"/>
       </w:pPr>
       <w:r>
         <w:rPr>
@@ -9608,6 +10569,7 @@
     <w:p>
       <w:pPr>
         <w:spacing w:before="0" w:after="120" w:line="240" w:lineRule="auto"/>
+        <w:jc w:val="both"/>
       </w:pPr>
       <w:r>
         <w:rPr>
@@ -9623,7 +10585,25 @@
     </w:p>
     <w:p>
       <w:pPr>
-        <w:spacing w:before="0" w:after="120" w:line="240" w:lineRule="auto"/>
+        <w:spacing w:before="240" w:after="120" w:line="240" w:lineRule="auto"/>
+        <w:jc w:val="both"/>
+      </w:pPr>
+      <w:r>
+        <w:rPr>
+          <w:rFonts w:ascii="Times New Roman" w:hAnsi="Times New Roman"/>
+          <w:b/>
+          <w:i w:val="0"/>
+          <w:color w:val="000000"/>
+          <w:sz w:val="28"/>
+          <w:rFonts w:ascii="Times New Roman" w:hAnsi="Times New Roman" w:cs="Times New Roman" w:eastAsia="Times New Roman"/>
+        </w:rPr>
+        <w:t>Компетенция ОПК-1. Способен применять знание фундаментальной математики и естественно-научных дисциплин при решении задач в области естественных наук и инженерной практике</w:t>
+      </w:r>
+    </w:p>
+    <w:p>
+      <w:pPr>
+        <w:spacing w:before="80" w:after="120" w:line="240" w:lineRule="auto"/>
+        <w:jc w:val="both"/>
       </w:pPr>
       <w:r>
         <w:rPr>
@@ -9634,12 +10614,13 @@
           <w:sz w:val="28"/>
           <w:rFonts w:ascii="Times New Roman" w:hAnsi="Times New Roman" w:cs="Times New Roman" w:eastAsia="Times New Roman"/>
         </w:rPr>
-        <w:t>1. Что является главным объектом изучения дисциплины «Теория случайных процессов и основы теории массового обслуживания»?</w:t>
+        <w:t>1. Вопрос 1 для контроля уровня сформированности компетенции ОПК-1 в рамках курса «Теория случайных процессов и основы теории массового обслуживания»?</w:t>
       </w:r>
     </w:p>
     <w:p>
       <w:pPr>
-        <w:spacing w:before="40" w:after="40" w:line="240" w:lineRule="auto"/>
+        <w:spacing w:before="20" w:after="20" w:line="240" w:lineRule="auto"/>
+        <w:jc w:val="both"/>
       </w:pPr>
       <w:r>
         <w:rPr>
@@ -9650,12 +10631,13 @@
           <w:sz w:val="28"/>
           <w:rFonts w:ascii="Times New Roman" w:hAnsi="Times New Roman" w:cs="Times New Roman" w:eastAsia="Times New Roman"/>
         </w:rPr>
-        <w:t xml:space="preserve">   1) Теоретические концепции и базовые определения дисциплины</w:t>
+        <w:t xml:space="preserve">   1) Правильный вариант ответа по теоретическим основам и синтаксису</w:t>
       </w:r>
     </w:p>
     <w:p>
       <w:pPr>
-        <w:spacing w:before="40" w:after="40" w:line="240" w:lineRule="auto"/>
+        <w:spacing w:before="20" w:after="20" w:line="240" w:lineRule="auto"/>
+        <w:jc w:val="both"/>
       </w:pPr>
       <w:r>
         <w:rPr>
@@ -9666,12 +10648,13 @@
           <w:sz w:val="28"/>
           <w:rFonts w:ascii="Times New Roman" w:hAnsi="Times New Roman" w:cs="Times New Roman" w:eastAsia="Times New Roman"/>
         </w:rPr>
-        <w:t xml:space="preserve">   2) Вспомогательные инструменты сторонних предметных областей</w:t>
+        <w:t xml:space="preserve">   2) Вспомогательный некорректный параметр инструментальной среды</w:t>
       </w:r>
     </w:p>
     <w:p>
       <w:pPr>
-        <w:spacing w:before="40" w:after="40" w:line="240" w:lineRule="auto"/>
+        <w:spacing w:before="20" w:after="20" w:line="240" w:lineRule="auto"/>
+        <w:jc w:val="both"/>
       </w:pPr>
       <w:r>
         <w:rPr>
@@ -9682,12 +10665,13 @@
           <w:sz w:val="28"/>
           <w:rFonts w:ascii="Times New Roman" w:hAnsi="Times New Roman" w:cs="Times New Roman" w:eastAsia="Times New Roman"/>
         </w:rPr>
-        <w:t xml:space="preserve">   3) Программные методы без привязки к теоретическому базису</w:t>
+        <w:t xml:space="preserve">   3) Альтернативное решение без системной поддержки архитектуры</w:t>
       </w:r>
     </w:p>
     <w:p>
       <w:pPr>
-        <w:spacing w:before="40" w:after="40" w:line="240" w:lineRule="auto"/>
+        <w:spacing w:before="20" w:after="20" w:line="240" w:lineRule="auto"/>
+        <w:jc w:val="both"/>
       </w:pPr>
       <w:r>
         <w:rPr>
@@ -9698,12 +10682,13 @@
           <w:sz w:val="28"/>
           <w:rFonts w:ascii="Times New Roman" w:hAnsi="Times New Roman" w:cs="Times New Roman" w:eastAsia="Times New Roman"/>
         </w:rPr>
-        <w:t xml:space="preserve">   4) Организационно-правовые аспекты деятельности сторонних ведомств</w:t>
+        <w:t xml:space="preserve">   4) Абстрактная формулировка понятия, не относящаяся к делу</w:t>
       </w:r>
     </w:p>
     <w:p>
       <w:pPr>
-        <w:spacing w:before="0" w:after="120" w:line="240" w:lineRule="auto"/>
+        <w:spacing w:before="80" w:after="120" w:line="240" w:lineRule="auto"/>
+        <w:jc w:val="both"/>
       </w:pPr>
       <w:r>
         <w:rPr>
@@ -9714,12 +10699,13 @@
           <w:sz w:val="28"/>
           <w:rFonts w:ascii="Times New Roman" w:hAnsi="Times New Roman" w:cs="Times New Roman" w:eastAsia="Times New Roman"/>
         </w:rPr>
-        <w:t>2. Какой метод наиболее часто применяется в рамках «Теория случайных процессов и основы теории массового обслуживания»?</w:t>
+        <w:t>2. Вопрос 2 для контроля уровня сформированности компетенции ОПК-1 в рамках курса «Теория случайных процессов и основы теории массового обслуживания»?</w:t>
       </w:r>
     </w:p>
     <w:p>
       <w:pPr>
-        <w:spacing w:before="40" w:after="40" w:line="240" w:lineRule="auto"/>
+        <w:spacing w:before="20" w:after="20" w:line="240" w:lineRule="auto"/>
+        <w:jc w:val="both"/>
       </w:pPr>
       <w:r>
         <w:rPr>
@@ -9730,12 +10716,13 @@
           <w:sz w:val="28"/>
           <w:rFonts w:ascii="Times New Roman" w:hAnsi="Times New Roman" w:cs="Times New Roman" w:eastAsia="Times New Roman"/>
         </w:rPr>
-        <w:t xml:space="preserve">   1) Метод субъективных экспертных допущений</w:t>
+        <w:t xml:space="preserve">   1) Правильный вариант ответа по практическому применению и методологии</w:t>
       </w:r>
     </w:p>
     <w:p>
       <w:pPr>
-        <w:spacing w:before="40" w:after="40" w:line="240" w:lineRule="auto"/>
+        <w:spacing w:before="20" w:after="20" w:line="240" w:lineRule="auto"/>
+        <w:jc w:val="both"/>
       </w:pPr>
       <w:r>
         <w:rPr>
@@ -9746,12 +10733,13 @@
           <w:sz w:val="28"/>
           <w:rFonts w:ascii="Times New Roman" w:hAnsi="Times New Roman" w:cs="Times New Roman" w:eastAsia="Times New Roman"/>
         </w:rPr>
-        <w:t xml:space="preserve">   2) Системный анализ и комплексное моделирование процессов</w:t>
+        <w:t xml:space="preserve">   2) Вспомогательный некорректный параметр инструментальной среды</w:t>
       </w:r>
     </w:p>
     <w:p>
       <w:pPr>
-        <w:spacing w:before="40" w:after="40" w:line="240" w:lineRule="auto"/>
+        <w:spacing w:before="20" w:after="20" w:line="240" w:lineRule="auto"/>
+        <w:jc w:val="both"/>
       </w:pPr>
       <w:r>
         <w:rPr>
@@ -9762,12 +10750,13 @@
           <w:sz w:val="28"/>
           <w:rFonts w:ascii="Times New Roman" w:hAnsi="Times New Roman" w:cs="Times New Roman" w:eastAsia="Times New Roman"/>
         </w:rPr>
-        <w:t xml:space="preserve">   3) Случайный подбор экспериментальных параметров</w:t>
+        <w:t xml:space="preserve">   3) Альтернативное решение без системной поддержки архитектуры</w:t>
       </w:r>
     </w:p>
     <w:p>
       <w:pPr>
-        <w:spacing w:before="40" w:after="40" w:line="240" w:lineRule="auto"/>
+        <w:spacing w:before="20" w:after="20" w:line="240" w:lineRule="auto"/>
+        <w:jc w:val="both"/>
       </w:pPr>
       <w:r>
         <w:rPr>
@@ -9778,12 +10767,13 @@
           <w:sz w:val="28"/>
           <w:rFonts w:ascii="Times New Roman" w:hAnsi="Times New Roman" w:cs="Times New Roman" w:eastAsia="Times New Roman"/>
         </w:rPr>
-        <w:t xml:space="preserve">   4) Интуитивный подход к проектированию систем</w:t>
+        <w:t xml:space="preserve">   4) Абстрактная формулировка понятия, не относящаяся к делу</w:t>
       </w:r>
     </w:p>
     <w:p>
       <w:pPr>
-        <w:spacing w:before="0" w:after="120" w:line="240" w:lineRule="auto"/>
+        <w:spacing w:before="80" w:after="120" w:line="240" w:lineRule="auto"/>
+        <w:jc w:val="both"/>
       </w:pPr>
       <w:r>
         <w:rPr>
@@ -9794,12 +10784,13 @@
           <w:sz w:val="28"/>
           <w:rFonts w:ascii="Times New Roman" w:hAnsi="Times New Roman" w:cs="Times New Roman" w:eastAsia="Times New Roman"/>
         </w:rPr>
-        <w:t>3. Что представляет собой методология предметной области?</w:t>
+        <w:t>3. Вопрос 3 для контроля уровня сформированности компетенции ОПК-1 в рамках курса «Теория случайных процессов и основы теории массового обслуживания»?</w:t>
       </w:r>
     </w:p>
     <w:p>
       <w:pPr>
-        <w:spacing w:before="40" w:after="40" w:line="240" w:lineRule="auto"/>
+        <w:spacing w:before="20" w:after="20" w:line="240" w:lineRule="auto"/>
+        <w:jc w:val="both"/>
       </w:pPr>
       <w:r>
         <w:rPr>
@@ -9810,12 +10801,13 @@
           <w:sz w:val="28"/>
           <w:rFonts w:ascii="Times New Roman" w:hAnsi="Times New Roman" w:cs="Times New Roman" w:eastAsia="Times New Roman"/>
         </w:rPr>
-        <w:t xml:space="preserve">   1) Хаотичный набор практических рекомендаций</w:t>
+        <w:t xml:space="preserve">   1) Правильный вариант ответа по отладке и интеграции компонентов</w:t>
       </w:r>
     </w:p>
     <w:p>
       <w:pPr>
-        <w:spacing w:before="40" w:after="40" w:line="240" w:lineRule="auto"/>
+        <w:spacing w:before="20" w:after="20" w:line="240" w:lineRule="auto"/>
+        <w:jc w:val="both"/>
       </w:pPr>
       <w:r>
         <w:rPr>
@@ -9826,12 +10818,13 @@
           <w:sz w:val="28"/>
           <w:rFonts w:ascii="Times New Roman" w:hAnsi="Times New Roman" w:cs="Times New Roman" w:eastAsia="Times New Roman"/>
         </w:rPr>
-        <w:t xml:space="preserve">   2) Система принципов и способов организации теоретической и практической деятельности</w:t>
+        <w:t xml:space="preserve">   2) Вспомогательный некорректный параметр инструментальной среды</w:t>
       </w:r>
     </w:p>
     <w:p>
       <w:pPr>
-        <w:spacing w:before="40" w:after="40" w:line="240" w:lineRule="auto"/>
+        <w:spacing w:before="20" w:after="20" w:line="240" w:lineRule="auto"/>
+        <w:jc w:val="both"/>
       </w:pPr>
       <w:r>
         <w:rPr>
@@ -9842,12 +10835,13 @@
           <w:sz w:val="28"/>
           <w:rFonts w:ascii="Times New Roman" w:hAnsi="Times New Roman" w:cs="Times New Roman" w:eastAsia="Times New Roman"/>
         </w:rPr>
-        <w:t xml:space="preserve">   3) Второстепенный раздел учебной программы</w:t>
+        <w:t xml:space="preserve">   3) Альтернативное решение без системной поддержки архитектуры</w:t>
       </w:r>
     </w:p>
     <w:p>
       <w:pPr>
-        <w:spacing w:before="40" w:after="40" w:line="240" w:lineRule="auto"/>
+        <w:spacing w:before="20" w:after="20" w:line="240" w:lineRule="auto"/>
+        <w:jc w:val="both"/>
       </w:pPr>
       <w:r>
         <w:rPr>
@@ -9858,12 +10852,13 @@
           <w:sz w:val="28"/>
           <w:rFonts w:ascii="Times New Roman" w:hAnsi="Times New Roman" w:cs="Times New Roman" w:eastAsia="Times New Roman"/>
         </w:rPr>
-        <w:t xml:space="preserve">   4) Субъективное видение процесса разработки</w:t>
+        <w:t xml:space="preserve">   4) Абстрактная формулировка понятия, не относящаяся к делу</w:t>
       </w:r>
     </w:p>
     <w:p>
       <w:pPr>
-        <w:spacing w:before="0" w:after="120" w:line="240" w:lineRule="auto"/>
+        <w:spacing w:before="80" w:after="120" w:line="240" w:lineRule="auto"/>
+        <w:jc w:val="both"/>
       </w:pPr>
       <w:r>
         <w:rPr>
@@ -9874,12 +10869,13 @@
           <w:sz w:val="28"/>
           <w:rFonts w:ascii="Times New Roman" w:hAnsi="Times New Roman" w:cs="Times New Roman" w:eastAsia="Times New Roman"/>
         </w:rPr>
-        <w:t>4. Какой результат освоения дисциплины «Теория случайных процессов и основы теории массового обслуживания» является приоритетным?</w:t>
+        <w:t>4. Вопрос 4 для контроля уровня сформированности компетенции ОПК-1 в рамках курса «Теория случайных процессов и основы теории массового обслуживания»?</w:t>
       </w:r>
     </w:p>
     <w:p>
       <w:pPr>
-        <w:spacing w:before="40" w:after="40" w:line="240" w:lineRule="auto"/>
+        <w:spacing w:before="20" w:after="20" w:line="240" w:lineRule="auto"/>
+        <w:jc w:val="both"/>
       </w:pPr>
       <w:r>
         <w:rPr>
@@ -9890,12 +10886,13 @@
           <w:sz w:val="28"/>
           <w:rFonts w:ascii="Times New Roman" w:hAnsi="Times New Roman" w:cs="Times New Roman" w:eastAsia="Times New Roman"/>
         </w:rPr>
-        <w:t xml:space="preserve">   1) Отказ от использования современных инструментальных средств</w:t>
+        <w:t xml:space="preserve">   1) Правильный вариант ответа по оценке сложности используемых алгоритмов</w:t>
       </w:r>
     </w:p>
     <w:p>
       <w:pPr>
-        <w:spacing w:before="40" w:after="40" w:line="240" w:lineRule="auto"/>
+        <w:spacing w:before="20" w:after="20" w:line="240" w:lineRule="auto"/>
+        <w:jc w:val="both"/>
       </w:pPr>
       <w:r>
         <w:rPr>
@@ -9906,12 +10903,13 @@
           <w:sz w:val="28"/>
           <w:rFonts w:ascii="Times New Roman" w:hAnsi="Times New Roman" w:cs="Times New Roman" w:eastAsia="Times New Roman"/>
         </w:rPr>
-        <w:t xml:space="preserve">   2) Способность эффективно решать профессиональные задачи на основе полученных знаний и умений</w:t>
+        <w:t xml:space="preserve">   2) Вспомогательный некорректный параметр инструментальной среды</w:t>
       </w:r>
     </w:p>
     <w:p>
       <w:pPr>
-        <w:spacing w:before="40" w:after="40" w:line="240" w:lineRule="auto"/>
+        <w:spacing w:before="20" w:after="20" w:line="240" w:lineRule="auto"/>
+        <w:jc w:val="both"/>
       </w:pPr>
       <w:r>
         <w:rPr>
@@ -9922,12 +10920,13 @@
           <w:sz w:val="28"/>
           <w:rFonts w:ascii="Times New Roman" w:hAnsi="Times New Roman" w:cs="Times New Roman" w:eastAsia="Times New Roman"/>
         </w:rPr>
-        <w:t xml:space="preserve">   3) Изучение только теоретических аспектов без практической применимости</w:t>
+        <w:t xml:space="preserve">   3) Альтернативное решение без системной поддержки архитектуры</w:t>
       </w:r>
     </w:p>
     <w:p>
       <w:pPr>
-        <w:spacing w:before="40" w:after="40" w:line="240" w:lineRule="auto"/>
+        <w:spacing w:before="20" w:after="20" w:line="240" w:lineRule="auto"/>
+        <w:jc w:val="both"/>
       </w:pPr>
       <w:r>
         <w:rPr>
@@ -9938,12 +10937,13 @@
           <w:sz w:val="28"/>
           <w:rFonts w:ascii="Times New Roman" w:hAnsi="Times New Roman" w:cs="Times New Roman" w:eastAsia="Times New Roman"/>
         </w:rPr>
-        <w:t xml:space="preserve">   4) Ориентация исключительно на исторический опыт ведения разработок</w:t>
+        <w:t xml:space="preserve">   4) Абстрактная формулировка понятия, не относящаяся к делу</w:t>
       </w:r>
     </w:p>
     <w:p>
       <w:pPr>
-        <w:spacing w:before="0" w:after="120" w:line="240" w:lineRule="auto"/>
+        <w:spacing w:before="80" w:after="120" w:line="240" w:lineRule="auto"/>
+        <w:jc w:val="both"/>
       </w:pPr>
       <w:r>
         <w:rPr>
@@ -9954,12 +10954,13 @@
           <w:sz w:val="28"/>
           <w:rFonts w:ascii="Times New Roman" w:hAnsi="Times New Roman" w:cs="Times New Roman" w:eastAsia="Times New Roman"/>
         </w:rPr>
-        <w:t>5. Какие требования предъявляются к уровню освоения учебного материала?</w:t>
+        <w:t>5. Вопрос 5 для контроля уровня сформированности компетенции ОПК-1 в рамках курса «Теория случайных процессов и основы теории массового обслуживания»?</w:t>
       </w:r>
     </w:p>
     <w:p>
       <w:pPr>
-        <w:spacing w:before="40" w:after="40" w:line="240" w:lineRule="auto"/>
+        <w:spacing w:before="20" w:after="20" w:line="240" w:lineRule="auto"/>
+        <w:jc w:val="both"/>
       </w:pPr>
       <w:r>
         <w:rPr>
@@ -9970,12 +10971,13 @@
           <w:sz w:val="28"/>
           <w:rFonts w:ascii="Times New Roman" w:hAnsi="Times New Roman" w:cs="Times New Roman" w:eastAsia="Times New Roman"/>
         </w:rPr>
-        <w:t xml:space="preserve">   1) Поверхностное ознакомление без закрепления практических навыков</w:t>
+        <w:t xml:space="preserve">   1) Правильный вариант ответа по верификации и тестированию программных модулей</w:t>
       </w:r>
     </w:p>
     <w:p>
       <w:pPr>
-        <w:spacing w:before="40" w:after="40" w:line="240" w:lineRule="auto"/>
+        <w:spacing w:before="20" w:after="20" w:line="240" w:lineRule="auto"/>
+        <w:jc w:val="both"/>
       </w:pPr>
       <w:r>
         <w:rPr>
@@ -9986,12 +10988,13 @@
           <w:sz w:val="28"/>
           <w:rFonts w:ascii="Times New Roman" w:hAnsi="Times New Roman" w:cs="Times New Roman" w:eastAsia="Times New Roman"/>
         </w:rPr>
-        <w:t xml:space="preserve">   2) Отказ от самостоятельного выполнения разделов программы</w:t>
+        <w:t xml:space="preserve">   2) Вспомогательный некорректный параметр инструментальной среды</w:t>
       </w:r>
     </w:p>
     <w:p>
       <w:pPr>
-        <w:spacing w:before="40" w:after="40" w:line="240" w:lineRule="auto"/>
+        <w:spacing w:before="20" w:after="20" w:line="240" w:lineRule="auto"/>
+        <w:jc w:val="both"/>
       </w:pPr>
       <w:r>
         <w:rPr>
@@ -10002,12 +11005,13 @@
           <w:sz w:val="28"/>
           <w:rFonts w:ascii="Times New Roman" w:hAnsi="Times New Roman" w:cs="Times New Roman" w:eastAsia="Times New Roman"/>
         </w:rPr>
-        <w:t xml:space="preserve">   3) Формирование компетенций, установленных государственным образовательным стандартом</w:t>
+        <w:t xml:space="preserve">   3) Альтернативное решение без системной поддержки архитектуры</w:t>
       </w:r>
     </w:p>
     <w:p>
       <w:pPr>
-        <w:spacing w:before="40" w:after="40" w:line="240" w:lineRule="auto"/>
+        <w:spacing w:before="20" w:after="20" w:line="240" w:lineRule="auto"/>
+        <w:jc w:val="both"/>
       </w:pPr>
       <w:r>
         <w:rPr>
@@ -10018,12 +11022,13 @@
           <w:sz w:val="28"/>
           <w:rFonts w:ascii="Times New Roman" w:hAnsi="Times New Roman" w:cs="Times New Roman" w:eastAsia="Times New Roman"/>
         </w:rPr>
-        <w:t xml:space="preserve">   4) Оценка успеваемости на основе случайного распределения баллов</w:t>
+        <w:t xml:space="preserve">   4) Абстрактная формулировка понятия, не относящаяся к делу</w:t>
       </w:r>
     </w:p>
     <w:p>
       <w:pPr>
-        <w:spacing w:before="240" w:after="120" w:line="240" w:lineRule="auto"/>
+        <w:spacing w:before="120" w:after="120" w:line="240" w:lineRule="auto"/>
+        <w:jc w:val="both"/>
       </w:pPr>
       <w:r>
         <w:rPr>
@@ -10323,7 +11328,7 @@
                 <w:sz w:val="24"/>
                 <w:rFonts w:ascii="Times New Roman" w:hAnsi="Times New Roman" w:cs="Times New Roman" w:eastAsia="Times New Roman"/>
               </w:rPr>
-              <w:t>2</w:t>
+              <w:t>1</w:t>
             </w:r>
           </w:p>
         </w:tc>
@@ -10353,7 +11358,7 @@
                 <w:sz w:val="24"/>
                 <w:rFonts w:ascii="Times New Roman" w:hAnsi="Times New Roman" w:cs="Times New Roman" w:eastAsia="Times New Roman"/>
               </w:rPr>
-              <w:t>2</w:t>
+              <w:t>1</w:t>
             </w:r>
           </w:p>
         </w:tc>
@@ -10383,7 +11388,7 @@
                 <w:sz w:val="24"/>
                 <w:rFonts w:ascii="Times New Roman" w:hAnsi="Times New Roman" w:cs="Times New Roman" w:eastAsia="Times New Roman"/>
               </w:rPr>
-              <w:t>2</w:t>
+              <w:t>1</w:t>
             </w:r>
           </w:p>
         </w:tc>
@@ -10413,7 +11418,1689 @@
                 <w:sz w:val="24"/>
                 <w:rFonts w:ascii="Times New Roman" w:hAnsi="Times New Roman" w:cs="Times New Roman" w:eastAsia="Times New Roman"/>
               </w:rPr>
+              <w:t>1</w:t>
+            </w:r>
+          </w:p>
+        </w:tc>
+      </w:tr>
+    </w:tbl>
+    <w:p>
+      <w:pPr>
+        <w:spacing w:before="240" w:after="120" w:line="240" w:lineRule="auto"/>
+        <w:jc w:val="both"/>
+      </w:pPr>
+      <w:r>
+        <w:rPr>
+          <w:rFonts w:ascii="Times New Roman" w:hAnsi="Times New Roman"/>
+          <w:b/>
+          <w:i w:val="0"/>
+          <w:color w:val="000000"/>
+          <w:sz w:val="28"/>
+          <w:rFonts w:ascii="Times New Roman" w:hAnsi="Times New Roman" w:cs="Times New Roman" w:eastAsia="Times New Roman"/>
+        </w:rPr>
+        <w:t>Компетенция ОПК-2. Способен обоснованно выбирать, дорабатывать и применять для решения исследовательских и проектных задач математические методы и модели, осуществлять проверку адекватности моделей, анализировать результаты, оценивать надежность и качество функционирования систем</w:t>
+      </w:r>
+    </w:p>
+    <w:p>
+      <w:pPr>
+        <w:spacing w:before="80" w:after="120" w:line="240" w:lineRule="auto"/>
+        <w:jc w:val="both"/>
+      </w:pPr>
+      <w:r>
+        <w:rPr>
+          <w:rFonts w:ascii="Times New Roman" w:hAnsi="Times New Roman"/>
+          <w:b w:val="0"/>
+          <w:i w:val="0"/>
+          <w:color w:val="000000"/>
+          <w:sz w:val="28"/>
+          <w:rFonts w:ascii="Times New Roman" w:hAnsi="Times New Roman" w:cs="Times New Roman" w:eastAsia="Times New Roman"/>
+        </w:rPr>
+        <w:t>1. Вопрос 1 для контроля уровня сформированности компетенции ОПК-2 в рамках курса «Теория случайных процессов и основы теории массового обслуживания»?</w:t>
+      </w:r>
+    </w:p>
+    <w:p>
+      <w:pPr>
+        <w:spacing w:before="20" w:after="20" w:line="240" w:lineRule="auto"/>
+        <w:jc w:val="both"/>
+      </w:pPr>
+      <w:r>
+        <w:rPr>
+          <w:rFonts w:ascii="Times New Roman" w:hAnsi="Times New Roman"/>
+          <w:b w:val="0"/>
+          <w:i w:val="0"/>
+          <w:color w:val="000000"/>
+          <w:sz w:val="28"/>
+          <w:rFonts w:ascii="Times New Roman" w:hAnsi="Times New Roman" w:cs="Times New Roman" w:eastAsia="Times New Roman"/>
+        </w:rPr>
+        <w:t xml:space="preserve">   1) Правильный вариант ответа по теоретическим основам и синтаксису</w:t>
+      </w:r>
+    </w:p>
+    <w:p>
+      <w:pPr>
+        <w:spacing w:before="20" w:after="20" w:line="240" w:lineRule="auto"/>
+        <w:jc w:val="both"/>
+      </w:pPr>
+      <w:r>
+        <w:rPr>
+          <w:rFonts w:ascii="Times New Roman" w:hAnsi="Times New Roman"/>
+          <w:b w:val="0"/>
+          <w:i w:val="0"/>
+          <w:color w:val="000000"/>
+          <w:sz w:val="28"/>
+          <w:rFonts w:ascii="Times New Roman" w:hAnsi="Times New Roman" w:cs="Times New Roman" w:eastAsia="Times New Roman"/>
+        </w:rPr>
+        <w:t xml:space="preserve">   2) Вспомогательный некорректный параметр инструментальной среды</w:t>
+      </w:r>
+    </w:p>
+    <w:p>
+      <w:pPr>
+        <w:spacing w:before="20" w:after="20" w:line="240" w:lineRule="auto"/>
+        <w:jc w:val="both"/>
+      </w:pPr>
+      <w:r>
+        <w:rPr>
+          <w:rFonts w:ascii="Times New Roman" w:hAnsi="Times New Roman"/>
+          <w:b w:val="0"/>
+          <w:i w:val="0"/>
+          <w:color w:val="000000"/>
+          <w:sz w:val="28"/>
+          <w:rFonts w:ascii="Times New Roman" w:hAnsi="Times New Roman" w:cs="Times New Roman" w:eastAsia="Times New Roman"/>
+        </w:rPr>
+        <w:t xml:space="preserve">   3) Альтернативное решение без системной поддержки архитектуры</w:t>
+      </w:r>
+    </w:p>
+    <w:p>
+      <w:pPr>
+        <w:spacing w:before="20" w:after="20" w:line="240" w:lineRule="auto"/>
+        <w:jc w:val="both"/>
+      </w:pPr>
+      <w:r>
+        <w:rPr>
+          <w:rFonts w:ascii="Times New Roman" w:hAnsi="Times New Roman"/>
+          <w:b w:val="0"/>
+          <w:i w:val="0"/>
+          <w:color w:val="000000"/>
+          <w:sz w:val="28"/>
+          <w:rFonts w:ascii="Times New Roman" w:hAnsi="Times New Roman" w:cs="Times New Roman" w:eastAsia="Times New Roman"/>
+        </w:rPr>
+        <w:t xml:space="preserve">   4) Абстрактная формулировка понятия, не относящаяся к делу</w:t>
+      </w:r>
+    </w:p>
+    <w:p>
+      <w:pPr>
+        <w:spacing w:before="80" w:after="120" w:line="240" w:lineRule="auto"/>
+        <w:jc w:val="both"/>
+      </w:pPr>
+      <w:r>
+        <w:rPr>
+          <w:rFonts w:ascii="Times New Roman" w:hAnsi="Times New Roman"/>
+          <w:b w:val="0"/>
+          <w:i w:val="0"/>
+          <w:color w:val="000000"/>
+          <w:sz w:val="28"/>
+          <w:rFonts w:ascii="Times New Roman" w:hAnsi="Times New Roman" w:cs="Times New Roman" w:eastAsia="Times New Roman"/>
+        </w:rPr>
+        <w:t>2. Вопрос 2 для контроля уровня сформированности компетенции ОПК-2 в рамках курса «Теория случайных процессов и основы теории массового обслуживания»?</w:t>
+      </w:r>
+    </w:p>
+    <w:p>
+      <w:pPr>
+        <w:spacing w:before="20" w:after="20" w:line="240" w:lineRule="auto"/>
+        <w:jc w:val="both"/>
+      </w:pPr>
+      <w:r>
+        <w:rPr>
+          <w:rFonts w:ascii="Times New Roman" w:hAnsi="Times New Roman"/>
+          <w:b w:val="0"/>
+          <w:i w:val="0"/>
+          <w:color w:val="000000"/>
+          <w:sz w:val="28"/>
+          <w:rFonts w:ascii="Times New Roman" w:hAnsi="Times New Roman" w:cs="Times New Roman" w:eastAsia="Times New Roman"/>
+        </w:rPr>
+        <w:t xml:space="preserve">   1) Правильный вариант ответа по практическому применению и методологии</w:t>
+      </w:r>
+    </w:p>
+    <w:p>
+      <w:pPr>
+        <w:spacing w:before="20" w:after="20" w:line="240" w:lineRule="auto"/>
+        <w:jc w:val="both"/>
+      </w:pPr>
+      <w:r>
+        <w:rPr>
+          <w:rFonts w:ascii="Times New Roman" w:hAnsi="Times New Roman"/>
+          <w:b w:val="0"/>
+          <w:i w:val="0"/>
+          <w:color w:val="000000"/>
+          <w:sz w:val="28"/>
+          <w:rFonts w:ascii="Times New Roman" w:hAnsi="Times New Roman" w:cs="Times New Roman" w:eastAsia="Times New Roman"/>
+        </w:rPr>
+        <w:t xml:space="preserve">   2) Вспомогательный некорректный параметр инструментальной среды</w:t>
+      </w:r>
+    </w:p>
+    <w:p>
+      <w:pPr>
+        <w:spacing w:before="20" w:after="20" w:line="240" w:lineRule="auto"/>
+        <w:jc w:val="both"/>
+      </w:pPr>
+      <w:r>
+        <w:rPr>
+          <w:rFonts w:ascii="Times New Roman" w:hAnsi="Times New Roman"/>
+          <w:b w:val="0"/>
+          <w:i w:val="0"/>
+          <w:color w:val="000000"/>
+          <w:sz w:val="28"/>
+          <w:rFonts w:ascii="Times New Roman" w:hAnsi="Times New Roman" w:cs="Times New Roman" w:eastAsia="Times New Roman"/>
+        </w:rPr>
+        <w:t xml:space="preserve">   3) Альтернативное решение без системной поддержки архитектуры</w:t>
+      </w:r>
+    </w:p>
+    <w:p>
+      <w:pPr>
+        <w:spacing w:before="20" w:after="20" w:line="240" w:lineRule="auto"/>
+        <w:jc w:val="both"/>
+      </w:pPr>
+      <w:r>
+        <w:rPr>
+          <w:rFonts w:ascii="Times New Roman" w:hAnsi="Times New Roman"/>
+          <w:b w:val="0"/>
+          <w:i w:val="0"/>
+          <w:color w:val="000000"/>
+          <w:sz w:val="28"/>
+          <w:rFonts w:ascii="Times New Roman" w:hAnsi="Times New Roman" w:cs="Times New Roman" w:eastAsia="Times New Roman"/>
+        </w:rPr>
+        <w:t xml:space="preserve">   4) Абстрактная формулировка понятия, не относящаяся к делу</w:t>
+      </w:r>
+    </w:p>
+    <w:p>
+      <w:pPr>
+        <w:spacing w:before="80" w:after="120" w:line="240" w:lineRule="auto"/>
+        <w:jc w:val="both"/>
+      </w:pPr>
+      <w:r>
+        <w:rPr>
+          <w:rFonts w:ascii="Times New Roman" w:hAnsi="Times New Roman"/>
+          <w:b w:val="0"/>
+          <w:i w:val="0"/>
+          <w:color w:val="000000"/>
+          <w:sz w:val="28"/>
+          <w:rFonts w:ascii="Times New Roman" w:hAnsi="Times New Roman" w:cs="Times New Roman" w:eastAsia="Times New Roman"/>
+        </w:rPr>
+        <w:t>3. Вопрос 3 для контроля уровня сформированности компетенции ОПК-2 в рамках курса «Теория случайных процессов и основы теории массового обслуживания»?</w:t>
+      </w:r>
+    </w:p>
+    <w:p>
+      <w:pPr>
+        <w:spacing w:before="20" w:after="20" w:line="240" w:lineRule="auto"/>
+        <w:jc w:val="both"/>
+      </w:pPr>
+      <w:r>
+        <w:rPr>
+          <w:rFonts w:ascii="Times New Roman" w:hAnsi="Times New Roman"/>
+          <w:b w:val="0"/>
+          <w:i w:val="0"/>
+          <w:color w:val="000000"/>
+          <w:sz w:val="28"/>
+          <w:rFonts w:ascii="Times New Roman" w:hAnsi="Times New Roman" w:cs="Times New Roman" w:eastAsia="Times New Roman"/>
+        </w:rPr>
+        <w:t xml:space="preserve">   1) Правильный вариант ответа по отладке и интеграции компонентов</w:t>
+      </w:r>
+    </w:p>
+    <w:p>
+      <w:pPr>
+        <w:spacing w:before="20" w:after="20" w:line="240" w:lineRule="auto"/>
+        <w:jc w:val="both"/>
+      </w:pPr>
+      <w:r>
+        <w:rPr>
+          <w:rFonts w:ascii="Times New Roman" w:hAnsi="Times New Roman"/>
+          <w:b w:val="0"/>
+          <w:i w:val="0"/>
+          <w:color w:val="000000"/>
+          <w:sz w:val="28"/>
+          <w:rFonts w:ascii="Times New Roman" w:hAnsi="Times New Roman" w:cs="Times New Roman" w:eastAsia="Times New Roman"/>
+        </w:rPr>
+        <w:t xml:space="preserve">   2) Вспомогательный некорректный параметр инструментальной среды</w:t>
+      </w:r>
+    </w:p>
+    <w:p>
+      <w:pPr>
+        <w:spacing w:before="20" w:after="20" w:line="240" w:lineRule="auto"/>
+        <w:jc w:val="both"/>
+      </w:pPr>
+      <w:r>
+        <w:rPr>
+          <w:rFonts w:ascii="Times New Roman" w:hAnsi="Times New Roman"/>
+          <w:b w:val="0"/>
+          <w:i w:val="0"/>
+          <w:color w:val="000000"/>
+          <w:sz w:val="28"/>
+          <w:rFonts w:ascii="Times New Roman" w:hAnsi="Times New Roman" w:cs="Times New Roman" w:eastAsia="Times New Roman"/>
+        </w:rPr>
+        <w:t xml:space="preserve">   3) Альтернативное решение без системной поддержки архитектуры</w:t>
+      </w:r>
+    </w:p>
+    <w:p>
+      <w:pPr>
+        <w:spacing w:before="20" w:after="20" w:line="240" w:lineRule="auto"/>
+        <w:jc w:val="both"/>
+      </w:pPr>
+      <w:r>
+        <w:rPr>
+          <w:rFonts w:ascii="Times New Roman" w:hAnsi="Times New Roman"/>
+          <w:b w:val="0"/>
+          <w:i w:val="0"/>
+          <w:color w:val="000000"/>
+          <w:sz w:val="28"/>
+          <w:rFonts w:ascii="Times New Roman" w:hAnsi="Times New Roman" w:cs="Times New Roman" w:eastAsia="Times New Roman"/>
+        </w:rPr>
+        <w:t xml:space="preserve">   4) Абстрактная формулировка понятия, не относящаяся к делу</w:t>
+      </w:r>
+    </w:p>
+    <w:p>
+      <w:pPr>
+        <w:spacing w:before="80" w:after="120" w:line="240" w:lineRule="auto"/>
+        <w:jc w:val="both"/>
+      </w:pPr>
+      <w:r>
+        <w:rPr>
+          <w:rFonts w:ascii="Times New Roman" w:hAnsi="Times New Roman"/>
+          <w:b w:val="0"/>
+          <w:i w:val="0"/>
+          <w:color w:val="000000"/>
+          <w:sz w:val="28"/>
+          <w:rFonts w:ascii="Times New Roman" w:hAnsi="Times New Roman" w:cs="Times New Roman" w:eastAsia="Times New Roman"/>
+        </w:rPr>
+        <w:t>4. Вопрос 4 для контроля уровня сформированности компетенции ОПК-2 в рамках курса «Теория случайных процессов и основы теории массового обслуживания»?</w:t>
+      </w:r>
+    </w:p>
+    <w:p>
+      <w:pPr>
+        <w:spacing w:before="20" w:after="20" w:line="240" w:lineRule="auto"/>
+        <w:jc w:val="both"/>
+      </w:pPr>
+      <w:r>
+        <w:rPr>
+          <w:rFonts w:ascii="Times New Roman" w:hAnsi="Times New Roman"/>
+          <w:b w:val="0"/>
+          <w:i w:val="0"/>
+          <w:color w:val="000000"/>
+          <w:sz w:val="28"/>
+          <w:rFonts w:ascii="Times New Roman" w:hAnsi="Times New Roman" w:cs="Times New Roman" w:eastAsia="Times New Roman"/>
+        </w:rPr>
+        <w:t xml:space="preserve">   1) Правильный вариант ответа по оценке сложности используемых алгоритмов</w:t>
+      </w:r>
+    </w:p>
+    <w:p>
+      <w:pPr>
+        <w:spacing w:before="20" w:after="20" w:line="240" w:lineRule="auto"/>
+        <w:jc w:val="both"/>
+      </w:pPr>
+      <w:r>
+        <w:rPr>
+          <w:rFonts w:ascii="Times New Roman" w:hAnsi="Times New Roman"/>
+          <w:b w:val="0"/>
+          <w:i w:val="0"/>
+          <w:color w:val="000000"/>
+          <w:sz w:val="28"/>
+          <w:rFonts w:ascii="Times New Roman" w:hAnsi="Times New Roman" w:cs="Times New Roman" w:eastAsia="Times New Roman"/>
+        </w:rPr>
+        <w:t xml:space="preserve">   2) Вспомогательный некорректный параметр инструментальной среды</w:t>
+      </w:r>
+    </w:p>
+    <w:p>
+      <w:pPr>
+        <w:spacing w:before="20" w:after="20" w:line="240" w:lineRule="auto"/>
+        <w:jc w:val="both"/>
+      </w:pPr>
+      <w:r>
+        <w:rPr>
+          <w:rFonts w:ascii="Times New Roman" w:hAnsi="Times New Roman"/>
+          <w:b w:val="0"/>
+          <w:i w:val="0"/>
+          <w:color w:val="000000"/>
+          <w:sz w:val="28"/>
+          <w:rFonts w:ascii="Times New Roman" w:hAnsi="Times New Roman" w:cs="Times New Roman" w:eastAsia="Times New Roman"/>
+        </w:rPr>
+        <w:t xml:space="preserve">   3) Альтернативное решение без системной поддержки архитектуры</w:t>
+      </w:r>
+    </w:p>
+    <w:p>
+      <w:pPr>
+        <w:spacing w:before="20" w:after="20" w:line="240" w:lineRule="auto"/>
+        <w:jc w:val="both"/>
+      </w:pPr>
+      <w:r>
+        <w:rPr>
+          <w:rFonts w:ascii="Times New Roman" w:hAnsi="Times New Roman"/>
+          <w:b w:val="0"/>
+          <w:i w:val="0"/>
+          <w:color w:val="000000"/>
+          <w:sz w:val="28"/>
+          <w:rFonts w:ascii="Times New Roman" w:hAnsi="Times New Roman" w:cs="Times New Roman" w:eastAsia="Times New Roman"/>
+        </w:rPr>
+        <w:t xml:space="preserve">   4) Абстрактная формулировка понятия, не относящаяся к делу</w:t>
+      </w:r>
+    </w:p>
+    <w:p>
+      <w:pPr>
+        <w:spacing w:before="80" w:after="120" w:line="240" w:lineRule="auto"/>
+        <w:jc w:val="both"/>
+      </w:pPr>
+      <w:r>
+        <w:rPr>
+          <w:rFonts w:ascii="Times New Roman" w:hAnsi="Times New Roman"/>
+          <w:b w:val="0"/>
+          <w:i w:val="0"/>
+          <w:color w:val="000000"/>
+          <w:sz w:val="28"/>
+          <w:rFonts w:ascii="Times New Roman" w:hAnsi="Times New Roman" w:cs="Times New Roman" w:eastAsia="Times New Roman"/>
+        </w:rPr>
+        <w:t>5. Вопрос 5 для контроля уровня сформированности компетенции ОПК-2 в рамках курса «Теория случайных процессов и основы теории массового обслуживания»?</w:t>
+      </w:r>
+    </w:p>
+    <w:p>
+      <w:pPr>
+        <w:spacing w:before="20" w:after="20" w:line="240" w:lineRule="auto"/>
+        <w:jc w:val="both"/>
+      </w:pPr>
+      <w:r>
+        <w:rPr>
+          <w:rFonts w:ascii="Times New Roman" w:hAnsi="Times New Roman"/>
+          <w:b w:val="0"/>
+          <w:i w:val="0"/>
+          <w:color w:val="000000"/>
+          <w:sz w:val="28"/>
+          <w:rFonts w:ascii="Times New Roman" w:hAnsi="Times New Roman" w:cs="Times New Roman" w:eastAsia="Times New Roman"/>
+        </w:rPr>
+        <w:t xml:space="preserve">   1) Правильный вариант ответа по верификации и тестированию программных модулей</w:t>
+      </w:r>
+    </w:p>
+    <w:p>
+      <w:pPr>
+        <w:spacing w:before="20" w:after="20" w:line="240" w:lineRule="auto"/>
+        <w:jc w:val="both"/>
+      </w:pPr>
+      <w:r>
+        <w:rPr>
+          <w:rFonts w:ascii="Times New Roman" w:hAnsi="Times New Roman"/>
+          <w:b w:val="0"/>
+          <w:i w:val="0"/>
+          <w:color w:val="000000"/>
+          <w:sz w:val="28"/>
+          <w:rFonts w:ascii="Times New Roman" w:hAnsi="Times New Roman" w:cs="Times New Roman" w:eastAsia="Times New Roman"/>
+        </w:rPr>
+        <w:t xml:space="preserve">   2) Вспомогательный некорректный параметр инструментальной среды</w:t>
+      </w:r>
+    </w:p>
+    <w:p>
+      <w:pPr>
+        <w:spacing w:before="20" w:after="20" w:line="240" w:lineRule="auto"/>
+        <w:jc w:val="both"/>
+      </w:pPr>
+      <w:r>
+        <w:rPr>
+          <w:rFonts w:ascii="Times New Roman" w:hAnsi="Times New Roman"/>
+          <w:b w:val="0"/>
+          <w:i w:val="0"/>
+          <w:color w:val="000000"/>
+          <w:sz w:val="28"/>
+          <w:rFonts w:ascii="Times New Roman" w:hAnsi="Times New Roman" w:cs="Times New Roman" w:eastAsia="Times New Roman"/>
+        </w:rPr>
+        <w:t xml:space="preserve">   3) Альтернативное решение без системной поддержки архитектуры</w:t>
+      </w:r>
+    </w:p>
+    <w:p>
+      <w:pPr>
+        <w:spacing w:before="20" w:after="20" w:line="240" w:lineRule="auto"/>
+        <w:jc w:val="both"/>
+      </w:pPr>
+      <w:r>
+        <w:rPr>
+          <w:rFonts w:ascii="Times New Roman" w:hAnsi="Times New Roman"/>
+          <w:b w:val="0"/>
+          <w:i w:val="0"/>
+          <w:color w:val="000000"/>
+          <w:sz w:val="28"/>
+          <w:rFonts w:ascii="Times New Roman" w:hAnsi="Times New Roman" w:cs="Times New Roman" w:eastAsia="Times New Roman"/>
+        </w:rPr>
+        <w:t xml:space="preserve">   4) Абстрактная формулировка понятия, не относящаяся к делу</w:t>
+      </w:r>
+    </w:p>
+    <w:p>
+      <w:pPr>
+        <w:spacing w:before="120" w:after="120" w:line="240" w:lineRule="auto"/>
+        <w:jc w:val="both"/>
+      </w:pPr>
+      <w:r>
+        <w:rPr>
+          <w:rFonts w:ascii="Times New Roman" w:hAnsi="Times New Roman"/>
+          <w:b/>
+          <w:i w:val="0"/>
+          <w:color w:val="000000"/>
+          <w:sz w:val="28"/>
+          <w:rFonts w:ascii="Times New Roman" w:hAnsi="Times New Roman" w:cs="Times New Roman" w:eastAsia="Times New Roman"/>
+        </w:rPr>
+        <w:t>Ключи теста:</w:t>
+      </w:r>
+    </w:p>
+    <w:tbl>
+      <w:tblPr>
+        <w:tblStyle w:val="TableGrid"/>
+        <w:tblW w:type="auto" w:w="0"/>
+        <w:jc w:val="center"/>
+        <w:tblLook w:firstColumn="1" w:firstRow="1" w:lastColumn="0" w:lastRow="0" w:noHBand="0" w:noVBand="1" w:val="04A0"/>
+      </w:tblPr>
+      <w:tblGrid>
+        <w:gridCol w:w="1615"/>
+        <w:gridCol w:w="1615"/>
+        <w:gridCol w:w="1615"/>
+        <w:gridCol w:w="1615"/>
+        <w:gridCol w:w="1615"/>
+        <w:gridCol w:w="1615"/>
+      </w:tblGrid>
+      <w:tr>
+        <w:tc>
+          <w:tcPr>
+            <w:tcW w:type="dxa" w:w="1615"/>
+            <w:vAlign w:val="center"/>
+            <w:tcMar>
+              <w:top w:w="100" w:type="dxa"/>
+              <w:bottom w:w="100" w:type="dxa"/>
+              <w:left w:w="120" w:type="dxa"/>
+              <w:right w:w="120" w:type="dxa"/>
+            </w:tcMar>
+            <w:shd w:val="clear" w:color="auto" w:fill="F2F2F2"/>
+          </w:tcPr>
+          <w:p>
+            <w:pPr>
+              <w:spacing w:before="0" w:after="0" w:line="240" w:lineRule="auto"/>
+              <w:jc w:val="center"/>
+            </w:pPr>
+            <w:r/>
+            <w:r>
+              <w:rPr>
+                <w:rFonts w:ascii="Times New Roman" w:hAnsi="Times New Roman"/>
+                <w:b/>
+                <w:i w:val="0"/>
+                <w:color w:val="000000"/>
+                <w:sz w:val="24"/>
+                <w:rFonts w:ascii="Times New Roman" w:hAnsi="Times New Roman" w:cs="Times New Roman" w:eastAsia="Times New Roman"/>
+              </w:rPr>
+              <w:t>Вопрос</w:t>
+            </w:r>
+          </w:p>
+        </w:tc>
+        <w:tc>
+          <w:tcPr>
+            <w:tcW w:type="dxa" w:w="1615"/>
+            <w:vAlign w:val="center"/>
+            <w:tcMar>
+              <w:top w:w="100" w:type="dxa"/>
+              <w:bottom w:w="100" w:type="dxa"/>
+              <w:left w:w="120" w:type="dxa"/>
+              <w:right w:w="120" w:type="dxa"/>
+            </w:tcMar>
+          </w:tcPr>
+          <w:p>
+            <w:pPr>
+              <w:spacing w:before="0" w:after="0" w:line="240" w:lineRule="auto"/>
+              <w:jc w:val="center"/>
+            </w:pPr>
+            <w:r/>
+            <w:r>
+              <w:rPr>
+                <w:rFonts w:ascii="Times New Roman" w:hAnsi="Times New Roman"/>
+                <w:b/>
+                <w:i w:val="0"/>
+                <w:color w:val="000000"/>
+                <w:sz w:val="24"/>
+                <w:rFonts w:ascii="Times New Roman" w:hAnsi="Times New Roman" w:cs="Times New Roman" w:eastAsia="Times New Roman"/>
+              </w:rPr>
+              <w:t>1</w:t>
+            </w:r>
+          </w:p>
+        </w:tc>
+        <w:tc>
+          <w:tcPr>
+            <w:tcW w:type="dxa" w:w="1615"/>
+            <w:vAlign w:val="center"/>
+            <w:tcMar>
+              <w:top w:w="100" w:type="dxa"/>
+              <w:bottom w:w="100" w:type="dxa"/>
+              <w:left w:w="120" w:type="dxa"/>
+              <w:right w:w="120" w:type="dxa"/>
+            </w:tcMar>
+          </w:tcPr>
+          <w:p>
+            <w:pPr>
+              <w:spacing w:before="0" w:after="0" w:line="240" w:lineRule="auto"/>
+              <w:jc w:val="center"/>
+            </w:pPr>
+            <w:r/>
+            <w:r>
+              <w:rPr>
+                <w:rFonts w:ascii="Times New Roman" w:hAnsi="Times New Roman"/>
+                <w:b/>
+                <w:i w:val="0"/>
+                <w:color w:val="000000"/>
+                <w:sz w:val="24"/>
+                <w:rFonts w:ascii="Times New Roman" w:hAnsi="Times New Roman" w:cs="Times New Roman" w:eastAsia="Times New Roman"/>
+              </w:rPr>
+              <w:t>2</w:t>
+            </w:r>
+          </w:p>
+        </w:tc>
+        <w:tc>
+          <w:tcPr>
+            <w:tcW w:type="dxa" w:w="1615"/>
+            <w:vAlign w:val="center"/>
+            <w:tcMar>
+              <w:top w:w="100" w:type="dxa"/>
+              <w:bottom w:w="100" w:type="dxa"/>
+              <w:left w:w="120" w:type="dxa"/>
+              <w:right w:w="120" w:type="dxa"/>
+            </w:tcMar>
+          </w:tcPr>
+          <w:p>
+            <w:pPr>
+              <w:spacing w:before="0" w:after="0" w:line="240" w:lineRule="auto"/>
+              <w:jc w:val="center"/>
+            </w:pPr>
+            <w:r/>
+            <w:r>
+              <w:rPr>
+                <w:rFonts w:ascii="Times New Roman" w:hAnsi="Times New Roman"/>
+                <w:b/>
+                <w:i w:val="0"/>
+                <w:color w:val="000000"/>
+                <w:sz w:val="24"/>
+                <w:rFonts w:ascii="Times New Roman" w:hAnsi="Times New Roman" w:cs="Times New Roman" w:eastAsia="Times New Roman"/>
+              </w:rPr>
               <w:t>3</w:t>
+            </w:r>
+          </w:p>
+        </w:tc>
+        <w:tc>
+          <w:tcPr>
+            <w:tcW w:type="dxa" w:w="1615"/>
+            <w:vAlign w:val="center"/>
+            <w:tcMar>
+              <w:top w:w="100" w:type="dxa"/>
+              <w:bottom w:w="100" w:type="dxa"/>
+              <w:left w:w="120" w:type="dxa"/>
+              <w:right w:w="120" w:type="dxa"/>
+            </w:tcMar>
+          </w:tcPr>
+          <w:p>
+            <w:pPr>
+              <w:spacing w:before="0" w:after="0" w:line="240" w:lineRule="auto"/>
+              <w:jc w:val="center"/>
+            </w:pPr>
+            <w:r/>
+            <w:r>
+              <w:rPr>
+                <w:rFonts w:ascii="Times New Roman" w:hAnsi="Times New Roman"/>
+                <w:b/>
+                <w:i w:val="0"/>
+                <w:color w:val="000000"/>
+                <w:sz w:val="24"/>
+                <w:rFonts w:ascii="Times New Roman" w:hAnsi="Times New Roman" w:cs="Times New Roman" w:eastAsia="Times New Roman"/>
+              </w:rPr>
+              <w:t>4</w:t>
+            </w:r>
+          </w:p>
+        </w:tc>
+        <w:tc>
+          <w:tcPr>
+            <w:tcW w:type="dxa" w:w="1615"/>
+            <w:vAlign w:val="center"/>
+            <w:tcMar>
+              <w:top w:w="100" w:type="dxa"/>
+              <w:bottom w:w="100" w:type="dxa"/>
+              <w:left w:w="120" w:type="dxa"/>
+              <w:right w:w="120" w:type="dxa"/>
+            </w:tcMar>
+          </w:tcPr>
+          <w:p>
+            <w:pPr>
+              <w:spacing w:before="0" w:after="0" w:line="240" w:lineRule="auto"/>
+              <w:jc w:val="center"/>
+            </w:pPr>
+            <w:r/>
+            <w:r>
+              <w:rPr>
+                <w:rFonts w:ascii="Times New Roman" w:hAnsi="Times New Roman"/>
+                <w:b/>
+                <w:i w:val="0"/>
+                <w:color w:val="000000"/>
+                <w:sz w:val="24"/>
+                <w:rFonts w:ascii="Times New Roman" w:hAnsi="Times New Roman" w:cs="Times New Roman" w:eastAsia="Times New Roman"/>
+              </w:rPr>
+              <w:t>5</w:t>
+            </w:r>
+          </w:p>
+        </w:tc>
+      </w:tr>
+      <w:tr>
+        <w:tc>
+          <w:tcPr>
+            <w:tcW w:type="dxa" w:w="1615"/>
+            <w:vAlign w:val="center"/>
+            <w:tcMar>
+              <w:top w:w="100" w:type="dxa"/>
+              <w:bottom w:w="100" w:type="dxa"/>
+              <w:left w:w="120" w:type="dxa"/>
+              <w:right w:w="120" w:type="dxa"/>
+            </w:tcMar>
+            <w:shd w:val="clear" w:color="auto" w:fill="F2F2F2"/>
+          </w:tcPr>
+          <w:p>
+            <w:pPr>
+              <w:spacing w:before="0" w:after="0" w:line="240" w:lineRule="auto"/>
+              <w:jc w:val="center"/>
+            </w:pPr>
+            <w:r/>
+            <w:r>
+              <w:rPr>
+                <w:rFonts w:ascii="Times New Roman" w:hAnsi="Times New Roman"/>
+                <w:b/>
+                <w:i w:val="0"/>
+                <w:color w:val="000000"/>
+                <w:sz w:val="24"/>
+                <w:rFonts w:ascii="Times New Roman" w:hAnsi="Times New Roman" w:cs="Times New Roman" w:eastAsia="Times New Roman"/>
+              </w:rPr>
+              <w:t>Ответ</w:t>
+            </w:r>
+          </w:p>
+        </w:tc>
+        <w:tc>
+          <w:tcPr>
+            <w:tcW w:type="dxa" w:w="1615"/>
+            <w:vAlign w:val="center"/>
+            <w:tcMar>
+              <w:top w:w="100" w:type="dxa"/>
+              <w:bottom w:w="100" w:type="dxa"/>
+              <w:left w:w="120" w:type="dxa"/>
+              <w:right w:w="120" w:type="dxa"/>
+            </w:tcMar>
+          </w:tcPr>
+          <w:p>
+            <w:pPr>
+              <w:spacing w:before="0" w:after="0" w:line="240" w:lineRule="auto"/>
+              <w:jc w:val="center"/>
+            </w:pPr>
+            <w:r/>
+            <w:r>
+              <w:rPr>
+                <w:rFonts w:ascii="Times New Roman" w:hAnsi="Times New Roman"/>
+                <w:b w:val="0"/>
+                <w:i w:val="0"/>
+                <w:color w:val="000000"/>
+                <w:sz w:val="24"/>
+                <w:rFonts w:ascii="Times New Roman" w:hAnsi="Times New Roman" w:cs="Times New Roman" w:eastAsia="Times New Roman"/>
+              </w:rPr>
+              <w:t>1</w:t>
+            </w:r>
+          </w:p>
+        </w:tc>
+        <w:tc>
+          <w:tcPr>
+            <w:tcW w:type="dxa" w:w="1615"/>
+            <w:vAlign w:val="center"/>
+            <w:tcMar>
+              <w:top w:w="100" w:type="dxa"/>
+              <w:bottom w:w="100" w:type="dxa"/>
+              <w:left w:w="120" w:type="dxa"/>
+              <w:right w:w="120" w:type="dxa"/>
+            </w:tcMar>
+          </w:tcPr>
+          <w:p>
+            <w:pPr>
+              <w:spacing w:before="0" w:after="0" w:line="240" w:lineRule="auto"/>
+              <w:jc w:val="center"/>
+            </w:pPr>
+            <w:r/>
+            <w:r>
+              <w:rPr>
+                <w:rFonts w:ascii="Times New Roman" w:hAnsi="Times New Roman"/>
+                <w:b w:val="0"/>
+                <w:i w:val="0"/>
+                <w:color w:val="000000"/>
+                <w:sz w:val="24"/>
+                <w:rFonts w:ascii="Times New Roman" w:hAnsi="Times New Roman" w:cs="Times New Roman" w:eastAsia="Times New Roman"/>
+              </w:rPr>
+              <w:t>1</w:t>
+            </w:r>
+          </w:p>
+        </w:tc>
+        <w:tc>
+          <w:tcPr>
+            <w:tcW w:type="dxa" w:w="1615"/>
+            <w:vAlign w:val="center"/>
+            <w:tcMar>
+              <w:top w:w="100" w:type="dxa"/>
+              <w:bottom w:w="100" w:type="dxa"/>
+              <w:left w:w="120" w:type="dxa"/>
+              <w:right w:w="120" w:type="dxa"/>
+            </w:tcMar>
+          </w:tcPr>
+          <w:p>
+            <w:pPr>
+              <w:spacing w:before="0" w:after="0" w:line="240" w:lineRule="auto"/>
+              <w:jc w:val="center"/>
+            </w:pPr>
+            <w:r/>
+            <w:r>
+              <w:rPr>
+                <w:rFonts w:ascii="Times New Roman" w:hAnsi="Times New Roman"/>
+                <w:b w:val="0"/>
+                <w:i w:val="0"/>
+                <w:color w:val="000000"/>
+                <w:sz w:val="24"/>
+                <w:rFonts w:ascii="Times New Roman" w:hAnsi="Times New Roman" w:cs="Times New Roman" w:eastAsia="Times New Roman"/>
+              </w:rPr>
+              <w:t>1</w:t>
+            </w:r>
+          </w:p>
+        </w:tc>
+        <w:tc>
+          <w:tcPr>
+            <w:tcW w:type="dxa" w:w="1615"/>
+            <w:vAlign w:val="center"/>
+            <w:tcMar>
+              <w:top w:w="100" w:type="dxa"/>
+              <w:bottom w:w="100" w:type="dxa"/>
+              <w:left w:w="120" w:type="dxa"/>
+              <w:right w:w="120" w:type="dxa"/>
+            </w:tcMar>
+          </w:tcPr>
+          <w:p>
+            <w:pPr>
+              <w:spacing w:before="0" w:after="0" w:line="240" w:lineRule="auto"/>
+              <w:jc w:val="center"/>
+            </w:pPr>
+            <w:r/>
+            <w:r>
+              <w:rPr>
+                <w:rFonts w:ascii="Times New Roman" w:hAnsi="Times New Roman"/>
+                <w:b w:val="0"/>
+                <w:i w:val="0"/>
+                <w:color w:val="000000"/>
+                <w:sz w:val="24"/>
+                <w:rFonts w:ascii="Times New Roman" w:hAnsi="Times New Roman" w:cs="Times New Roman" w:eastAsia="Times New Roman"/>
+              </w:rPr>
+              <w:t>1</w:t>
+            </w:r>
+          </w:p>
+        </w:tc>
+        <w:tc>
+          <w:tcPr>
+            <w:tcW w:type="dxa" w:w="1615"/>
+            <w:vAlign w:val="center"/>
+            <w:tcMar>
+              <w:top w:w="100" w:type="dxa"/>
+              <w:bottom w:w="100" w:type="dxa"/>
+              <w:left w:w="120" w:type="dxa"/>
+              <w:right w:w="120" w:type="dxa"/>
+            </w:tcMar>
+          </w:tcPr>
+          <w:p>
+            <w:pPr>
+              <w:spacing w:before="0" w:after="0" w:line="240" w:lineRule="auto"/>
+              <w:jc w:val="center"/>
+            </w:pPr>
+            <w:r/>
+            <w:r>
+              <w:rPr>
+                <w:rFonts w:ascii="Times New Roman" w:hAnsi="Times New Roman"/>
+                <w:b w:val="0"/>
+                <w:i w:val="0"/>
+                <w:color w:val="000000"/>
+                <w:sz w:val="24"/>
+                <w:rFonts w:ascii="Times New Roman" w:hAnsi="Times New Roman" w:cs="Times New Roman" w:eastAsia="Times New Roman"/>
+              </w:rPr>
+              <w:t>1</w:t>
+            </w:r>
+          </w:p>
+        </w:tc>
+      </w:tr>
+    </w:tbl>
+    <w:p>
+      <w:pPr>
+        <w:spacing w:before="240" w:after="120" w:line="240" w:lineRule="auto"/>
+        <w:jc w:val="both"/>
+      </w:pPr>
+      <w:r>
+        <w:rPr>
+          <w:rFonts w:ascii="Times New Roman" w:hAnsi="Times New Roman"/>
+          <w:b/>
+          <w:i w:val="0"/>
+          <w:color w:val="000000"/>
+          <w:sz w:val="28"/>
+          <w:rFonts w:ascii="Times New Roman" w:hAnsi="Times New Roman" w:cs="Times New Roman" w:eastAsia="Times New Roman"/>
+        </w:rPr>
+        <w:t>Компетенция ОПК-3. Способен понимать принципы работы современных информационных технологий и использовать их для решения задач профессиональной деятельности</w:t>
+      </w:r>
+    </w:p>
+    <w:p>
+      <w:pPr>
+        <w:spacing w:before="80" w:after="120" w:line="240" w:lineRule="auto"/>
+        <w:jc w:val="both"/>
+      </w:pPr>
+      <w:r>
+        <w:rPr>
+          <w:rFonts w:ascii="Times New Roman" w:hAnsi="Times New Roman"/>
+          <w:b w:val="0"/>
+          <w:i w:val="0"/>
+          <w:color w:val="000000"/>
+          <w:sz w:val="28"/>
+          <w:rFonts w:ascii="Times New Roman" w:hAnsi="Times New Roman" w:cs="Times New Roman" w:eastAsia="Times New Roman"/>
+        </w:rPr>
+        <w:t>1. Вопрос 1 для контроля уровня сформированности компетенции ОПК-3 в рамках курса «Теория случайных процессов и основы теории массового обслуживания»?</w:t>
+      </w:r>
+    </w:p>
+    <w:p>
+      <w:pPr>
+        <w:spacing w:before="20" w:after="20" w:line="240" w:lineRule="auto"/>
+        <w:jc w:val="both"/>
+      </w:pPr>
+      <w:r>
+        <w:rPr>
+          <w:rFonts w:ascii="Times New Roman" w:hAnsi="Times New Roman"/>
+          <w:b w:val="0"/>
+          <w:i w:val="0"/>
+          <w:color w:val="000000"/>
+          <w:sz w:val="28"/>
+          <w:rFonts w:ascii="Times New Roman" w:hAnsi="Times New Roman" w:cs="Times New Roman" w:eastAsia="Times New Roman"/>
+        </w:rPr>
+        <w:t xml:space="preserve">   1) Правильный вариант ответа по теоретическим основам и синтаксису</w:t>
+      </w:r>
+    </w:p>
+    <w:p>
+      <w:pPr>
+        <w:spacing w:before="20" w:after="20" w:line="240" w:lineRule="auto"/>
+        <w:jc w:val="both"/>
+      </w:pPr>
+      <w:r>
+        <w:rPr>
+          <w:rFonts w:ascii="Times New Roman" w:hAnsi="Times New Roman"/>
+          <w:b w:val="0"/>
+          <w:i w:val="0"/>
+          <w:color w:val="000000"/>
+          <w:sz w:val="28"/>
+          <w:rFonts w:ascii="Times New Roman" w:hAnsi="Times New Roman" w:cs="Times New Roman" w:eastAsia="Times New Roman"/>
+        </w:rPr>
+        <w:t xml:space="preserve">   2) Вспомогательный некорректный параметр инструментальной среды</w:t>
+      </w:r>
+    </w:p>
+    <w:p>
+      <w:pPr>
+        <w:spacing w:before="20" w:after="20" w:line="240" w:lineRule="auto"/>
+        <w:jc w:val="both"/>
+      </w:pPr>
+      <w:r>
+        <w:rPr>
+          <w:rFonts w:ascii="Times New Roman" w:hAnsi="Times New Roman"/>
+          <w:b w:val="0"/>
+          <w:i w:val="0"/>
+          <w:color w:val="000000"/>
+          <w:sz w:val="28"/>
+          <w:rFonts w:ascii="Times New Roman" w:hAnsi="Times New Roman" w:cs="Times New Roman" w:eastAsia="Times New Roman"/>
+        </w:rPr>
+        <w:t xml:space="preserve">   3) Альтернативное решение без системной поддержки архитектуры</w:t>
+      </w:r>
+    </w:p>
+    <w:p>
+      <w:pPr>
+        <w:spacing w:before="20" w:after="20" w:line="240" w:lineRule="auto"/>
+        <w:jc w:val="both"/>
+      </w:pPr>
+      <w:r>
+        <w:rPr>
+          <w:rFonts w:ascii="Times New Roman" w:hAnsi="Times New Roman"/>
+          <w:b w:val="0"/>
+          <w:i w:val="0"/>
+          <w:color w:val="000000"/>
+          <w:sz w:val="28"/>
+          <w:rFonts w:ascii="Times New Roman" w:hAnsi="Times New Roman" w:cs="Times New Roman" w:eastAsia="Times New Roman"/>
+        </w:rPr>
+        <w:t xml:space="preserve">   4) Абстрактная формулировка понятия, не относящаяся к делу</w:t>
+      </w:r>
+    </w:p>
+    <w:p>
+      <w:pPr>
+        <w:spacing w:before="80" w:after="120" w:line="240" w:lineRule="auto"/>
+        <w:jc w:val="both"/>
+      </w:pPr>
+      <w:r>
+        <w:rPr>
+          <w:rFonts w:ascii="Times New Roman" w:hAnsi="Times New Roman"/>
+          <w:b w:val="0"/>
+          <w:i w:val="0"/>
+          <w:color w:val="000000"/>
+          <w:sz w:val="28"/>
+          <w:rFonts w:ascii="Times New Roman" w:hAnsi="Times New Roman" w:cs="Times New Roman" w:eastAsia="Times New Roman"/>
+        </w:rPr>
+        <w:t>2. Вопрос 2 для контроля уровня сформированности компетенции ОПК-3 в рамках курса «Теория случайных процессов и основы теории массового обслуживания»?</w:t>
+      </w:r>
+    </w:p>
+    <w:p>
+      <w:pPr>
+        <w:spacing w:before="20" w:after="20" w:line="240" w:lineRule="auto"/>
+        <w:jc w:val="both"/>
+      </w:pPr>
+      <w:r>
+        <w:rPr>
+          <w:rFonts w:ascii="Times New Roman" w:hAnsi="Times New Roman"/>
+          <w:b w:val="0"/>
+          <w:i w:val="0"/>
+          <w:color w:val="000000"/>
+          <w:sz w:val="28"/>
+          <w:rFonts w:ascii="Times New Roman" w:hAnsi="Times New Roman" w:cs="Times New Roman" w:eastAsia="Times New Roman"/>
+        </w:rPr>
+        <w:t xml:space="preserve">   1) Правильный вариант ответа по практическому применению и методологии</w:t>
+      </w:r>
+    </w:p>
+    <w:p>
+      <w:pPr>
+        <w:spacing w:before="20" w:after="20" w:line="240" w:lineRule="auto"/>
+        <w:jc w:val="both"/>
+      </w:pPr>
+      <w:r>
+        <w:rPr>
+          <w:rFonts w:ascii="Times New Roman" w:hAnsi="Times New Roman"/>
+          <w:b w:val="0"/>
+          <w:i w:val="0"/>
+          <w:color w:val="000000"/>
+          <w:sz w:val="28"/>
+          <w:rFonts w:ascii="Times New Roman" w:hAnsi="Times New Roman" w:cs="Times New Roman" w:eastAsia="Times New Roman"/>
+        </w:rPr>
+        <w:t xml:space="preserve">   2) Вспомогательный некорректный параметр инструментальной среды</w:t>
+      </w:r>
+    </w:p>
+    <w:p>
+      <w:pPr>
+        <w:spacing w:before="20" w:after="20" w:line="240" w:lineRule="auto"/>
+        <w:jc w:val="both"/>
+      </w:pPr>
+      <w:r>
+        <w:rPr>
+          <w:rFonts w:ascii="Times New Roman" w:hAnsi="Times New Roman"/>
+          <w:b w:val="0"/>
+          <w:i w:val="0"/>
+          <w:color w:val="000000"/>
+          <w:sz w:val="28"/>
+          <w:rFonts w:ascii="Times New Roman" w:hAnsi="Times New Roman" w:cs="Times New Roman" w:eastAsia="Times New Roman"/>
+        </w:rPr>
+        <w:t xml:space="preserve">   3) Альтернативное решение без системной поддержки архитектуры</w:t>
+      </w:r>
+    </w:p>
+    <w:p>
+      <w:pPr>
+        <w:spacing w:before="20" w:after="20" w:line="240" w:lineRule="auto"/>
+        <w:jc w:val="both"/>
+      </w:pPr>
+      <w:r>
+        <w:rPr>
+          <w:rFonts w:ascii="Times New Roman" w:hAnsi="Times New Roman"/>
+          <w:b w:val="0"/>
+          <w:i w:val="0"/>
+          <w:color w:val="000000"/>
+          <w:sz w:val="28"/>
+          <w:rFonts w:ascii="Times New Roman" w:hAnsi="Times New Roman" w:cs="Times New Roman" w:eastAsia="Times New Roman"/>
+        </w:rPr>
+        <w:t xml:space="preserve">   4) Абстрактная формулировка понятия, не относящаяся к делу</w:t>
+      </w:r>
+    </w:p>
+    <w:p>
+      <w:pPr>
+        <w:spacing w:before="80" w:after="120" w:line="240" w:lineRule="auto"/>
+        <w:jc w:val="both"/>
+      </w:pPr>
+      <w:r>
+        <w:rPr>
+          <w:rFonts w:ascii="Times New Roman" w:hAnsi="Times New Roman"/>
+          <w:b w:val="0"/>
+          <w:i w:val="0"/>
+          <w:color w:val="000000"/>
+          <w:sz w:val="28"/>
+          <w:rFonts w:ascii="Times New Roman" w:hAnsi="Times New Roman" w:cs="Times New Roman" w:eastAsia="Times New Roman"/>
+        </w:rPr>
+        <w:t>3. Вопрос 3 для контроля уровня сформированности компетенции ОПК-3 в рамках курса «Теория случайных процессов и основы теории массового обслуживания»?</w:t>
+      </w:r>
+    </w:p>
+    <w:p>
+      <w:pPr>
+        <w:spacing w:before="20" w:after="20" w:line="240" w:lineRule="auto"/>
+        <w:jc w:val="both"/>
+      </w:pPr>
+      <w:r>
+        <w:rPr>
+          <w:rFonts w:ascii="Times New Roman" w:hAnsi="Times New Roman"/>
+          <w:b w:val="0"/>
+          <w:i w:val="0"/>
+          <w:color w:val="000000"/>
+          <w:sz w:val="28"/>
+          <w:rFonts w:ascii="Times New Roman" w:hAnsi="Times New Roman" w:cs="Times New Roman" w:eastAsia="Times New Roman"/>
+        </w:rPr>
+        <w:t xml:space="preserve">   1) Правильный вариант ответа по отладке и интеграции компонентов</w:t>
+      </w:r>
+    </w:p>
+    <w:p>
+      <w:pPr>
+        <w:spacing w:before="20" w:after="20" w:line="240" w:lineRule="auto"/>
+        <w:jc w:val="both"/>
+      </w:pPr>
+      <w:r>
+        <w:rPr>
+          <w:rFonts w:ascii="Times New Roman" w:hAnsi="Times New Roman"/>
+          <w:b w:val="0"/>
+          <w:i w:val="0"/>
+          <w:color w:val="000000"/>
+          <w:sz w:val="28"/>
+          <w:rFonts w:ascii="Times New Roman" w:hAnsi="Times New Roman" w:cs="Times New Roman" w:eastAsia="Times New Roman"/>
+        </w:rPr>
+        <w:t xml:space="preserve">   2) Вспомогательный некорректный параметр инструментальной среды</w:t>
+      </w:r>
+    </w:p>
+    <w:p>
+      <w:pPr>
+        <w:spacing w:before="20" w:after="20" w:line="240" w:lineRule="auto"/>
+        <w:jc w:val="both"/>
+      </w:pPr>
+      <w:r>
+        <w:rPr>
+          <w:rFonts w:ascii="Times New Roman" w:hAnsi="Times New Roman"/>
+          <w:b w:val="0"/>
+          <w:i w:val="0"/>
+          <w:color w:val="000000"/>
+          <w:sz w:val="28"/>
+          <w:rFonts w:ascii="Times New Roman" w:hAnsi="Times New Roman" w:cs="Times New Roman" w:eastAsia="Times New Roman"/>
+        </w:rPr>
+        <w:t xml:space="preserve">   3) Альтернативное решение без системной поддержки архитектуры</w:t>
+      </w:r>
+    </w:p>
+    <w:p>
+      <w:pPr>
+        <w:spacing w:before="20" w:after="20" w:line="240" w:lineRule="auto"/>
+        <w:jc w:val="both"/>
+      </w:pPr>
+      <w:r>
+        <w:rPr>
+          <w:rFonts w:ascii="Times New Roman" w:hAnsi="Times New Roman"/>
+          <w:b w:val="0"/>
+          <w:i w:val="0"/>
+          <w:color w:val="000000"/>
+          <w:sz w:val="28"/>
+          <w:rFonts w:ascii="Times New Roman" w:hAnsi="Times New Roman" w:cs="Times New Roman" w:eastAsia="Times New Roman"/>
+        </w:rPr>
+        <w:t xml:space="preserve">   4) Абстрактная формулировка понятия, не относящаяся к делу</w:t>
+      </w:r>
+    </w:p>
+    <w:p>
+      <w:pPr>
+        <w:spacing w:before="80" w:after="120" w:line="240" w:lineRule="auto"/>
+        <w:jc w:val="both"/>
+      </w:pPr>
+      <w:r>
+        <w:rPr>
+          <w:rFonts w:ascii="Times New Roman" w:hAnsi="Times New Roman"/>
+          <w:b w:val="0"/>
+          <w:i w:val="0"/>
+          <w:color w:val="000000"/>
+          <w:sz w:val="28"/>
+          <w:rFonts w:ascii="Times New Roman" w:hAnsi="Times New Roman" w:cs="Times New Roman" w:eastAsia="Times New Roman"/>
+        </w:rPr>
+        <w:t>4. Вопрос 4 для контроля уровня сформированности компетенции ОПК-3 в рамках курса «Теория случайных процессов и основы теории массового обслуживания»?</w:t>
+      </w:r>
+    </w:p>
+    <w:p>
+      <w:pPr>
+        <w:spacing w:before="20" w:after="20" w:line="240" w:lineRule="auto"/>
+        <w:jc w:val="both"/>
+      </w:pPr>
+      <w:r>
+        <w:rPr>
+          <w:rFonts w:ascii="Times New Roman" w:hAnsi="Times New Roman"/>
+          <w:b w:val="0"/>
+          <w:i w:val="0"/>
+          <w:color w:val="000000"/>
+          <w:sz w:val="28"/>
+          <w:rFonts w:ascii="Times New Roman" w:hAnsi="Times New Roman" w:cs="Times New Roman" w:eastAsia="Times New Roman"/>
+        </w:rPr>
+        <w:t xml:space="preserve">   1) Правильный вариант ответа по оценке сложности используемых алгоритмов</w:t>
+      </w:r>
+    </w:p>
+    <w:p>
+      <w:pPr>
+        <w:spacing w:before="20" w:after="20" w:line="240" w:lineRule="auto"/>
+        <w:jc w:val="both"/>
+      </w:pPr>
+      <w:r>
+        <w:rPr>
+          <w:rFonts w:ascii="Times New Roman" w:hAnsi="Times New Roman"/>
+          <w:b w:val="0"/>
+          <w:i w:val="0"/>
+          <w:color w:val="000000"/>
+          <w:sz w:val="28"/>
+          <w:rFonts w:ascii="Times New Roman" w:hAnsi="Times New Roman" w:cs="Times New Roman" w:eastAsia="Times New Roman"/>
+        </w:rPr>
+        <w:t xml:space="preserve">   2) Вспомогательный некорректный параметр инструментальной среды</w:t>
+      </w:r>
+    </w:p>
+    <w:p>
+      <w:pPr>
+        <w:spacing w:before="20" w:after="20" w:line="240" w:lineRule="auto"/>
+        <w:jc w:val="both"/>
+      </w:pPr>
+      <w:r>
+        <w:rPr>
+          <w:rFonts w:ascii="Times New Roman" w:hAnsi="Times New Roman"/>
+          <w:b w:val="0"/>
+          <w:i w:val="0"/>
+          <w:color w:val="000000"/>
+          <w:sz w:val="28"/>
+          <w:rFonts w:ascii="Times New Roman" w:hAnsi="Times New Roman" w:cs="Times New Roman" w:eastAsia="Times New Roman"/>
+        </w:rPr>
+        <w:t xml:space="preserve">   3) Альтернативное решение без системной поддержки архитектуры</w:t>
+      </w:r>
+    </w:p>
+    <w:p>
+      <w:pPr>
+        <w:spacing w:before="20" w:after="20" w:line="240" w:lineRule="auto"/>
+        <w:jc w:val="both"/>
+      </w:pPr>
+      <w:r>
+        <w:rPr>
+          <w:rFonts w:ascii="Times New Roman" w:hAnsi="Times New Roman"/>
+          <w:b w:val="0"/>
+          <w:i w:val="0"/>
+          <w:color w:val="000000"/>
+          <w:sz w:val="28"/>
+          <w:rFonts w:ascii="Times New Roman" w:hAnsi="Times New Roman" w:cs="Times New Roman" w:eastAsia="Times New Roman"/>
+        </w:rPr>
+        <w:t xml:space="preserve">   4) Абстрактная формулировка понятия, не относящаяся к делу</w:t>
+      </w:r>
+    </w:p>
+    <w:p>
+      <w:pPr>
+        <w:spacing w:before="80" w:after="120" w:line="240" w:lineRule="auto"/>
+        <w:jc w:val="both"/>
+      </w:pPr>
+      <w:r>
+        <w:rPr>
+          <w:rFonts w:ascii="Times New Roman" w:hAnsi="Times New Roman"/>
+          <w:b w:val="0"/>
+          <w:i w:val="0"/>
+          <w:color w:val="000000"/>
+          <w:sz w:val="28"/>
+          <w:rFonts w:ascii="Times New Roman" w:hAnsi="Times New Roman" w:cs="Times New Roman" w:eastAsia="Times New Roman"/>
+        </w:rPr>
+        <w:t>5. Вопрос 5 для контроля уровня сформированности компетенции ОПК-3 в рамках курса «Теория случайных процессов и основы теории массового обслуживания»?</w:t>
+      </w:r>
+    </w:p>
+    <w:p>
+      <w:pPr>
+        <w:spacing w:before="20" w:after="20" w:line="240" w:lineRule="auto"/>
+        <w:jc w:val="both"/>
+      </w:pPr>
+      <w:r>
+        <w:rPr>
+          <w:rFonts w:ascii="Times New Roman" w:hAnsi="Times New Roman"/>
+          <w:b w:val="0"/>
+          <w:i w:val="0"/>
+          <w:color w:val="000000"/>
+          <w:sz w:val="28"/>
+          <w:rFonts w:ascii="Times New Roman" w:hAnsi="Times New Roman" w:cs="Times New Roman" w:eastAsia="Times New Roman"/>
+        </w:rPr>
+        <w:t xml:space="preserve">   1) Правильный вариант ответа по верификации и тестированию программных модулей</w:t>
+      </w:r>
+    </w:p>
+    <w:p>
+      <w:pPr>
+        <w:spacing w:before="20" w:after="20" w:line="240" w:lineRule="auto"/>
+        <w:jc w:val="both"/>
+      </w:pPr>
+      <w:r>
+        <w:rPr>
+          <w:rFonts w:ascii="Times New Roman" w:hAnsi="Times New Roman"/>
+          <w:b w:val="0"/>
+          <w:i w:val="0"/>
+          <w:color w:val="000000"/>
+          <w:sz w:val="28"/>
+          <w:rFonts w:ascii="Times New Roman" w:hAnsi="Times New Roman" w:cs="Times New Roman" w:eastAsia="Times New Roman"/>
+        </w:rPr>
+        <w:t xml:space="preserve">   2) Вспомогательный некорректный параметр инструментальной среды</w:t>
+      </w:r>
+    </w:p>
+    <w:p>
+      <w:pPr>
+        <w:spacing w:before="20" w:after="20" w:line="240" w:lineRule="auto"/>
+        <w:jc w:val="both"/>
+      </w:pPr>
+      <w:r>
+        <w:rPr>
+          <w:rFonts w:ascii="Times New Roman" w:hAnsi="Times New Roman"/>
+          <w:b w:val="0"/>
+          <w:i w:val="0"/>
+          <w:color w:val="000000"/>
+          <w:sz w:val="28"/>
+          <w:rFonts w:ascii="Times New Roman" w:hAnsi="Times New Roman" w:cs="Times New Roman" w:eastAsia="Times New Roman"/>
+        </w:rPr>
+        <w:t xml:space="preserve">   3) Альтернативное решение без системной поддержки архитектуры</w:t>
+      </w:r>
+    </w:p>
+    <w:p>
+      <w:pPr>
+        <w:spacing w:before="20" w:after="20" w:line="240" w:lineRule="auto"/>
+        <w:jc w:val="both"/>
+      </w:pPr>
+      <w:r>
+        <w:rPr>
+          <w:rFonts w:ascii="Times New Roman" w:hAnsi="Times New Roman"/>
+          <w:b w:val="0"/>
+          <w:i w:val="0"/>
+          <w:color w:val="000000"/>
+          <w:sz w:val="28"/>
+          <w:rFonts w:ascii="Times New Roman" w:hAnsi="Times New Roman" w:cs="Times New Roman" w:eastAsia="Times New Roman"/>
+        </w:rPr>
+        <w:t xml:space="preserve">   4) Абстрактная формулировка понятия, не относящаяся к делу</w:t>
+      </w:r>
+    </w:p>
+    <w:p>
+      <w:pPr>
+        <w:spacing w:before="120" w:after="120" w:line="240" w:lineRule="auto"/>
+        <w:jc w:val="both"/>
+      </w:pPr>
+      <w:r>
+        <w:rPr>
+          <w:rFonts w:ascii="Times New Roman" w:hAnsi="Times New Roman"/>
+          <w:b/>
+          <w:i w:val="0"/>
+          <w:color w:val="000000"/>
+          <w:sz w:val="28"/>
+          <w:rFonts w:ascii="Times New Roman" w:hAnsi="Times New Roman" w:cs="Times New Roman" w:eastAsia="Times New Roman"/>
+        </w:rPr>
+        <w:t>Ключи теста:</w:t>
+      </w:r>
+    </w:p>
+    <w:tbl>
+      <w:tblPr>
+        <w:tblStyle w:val="TableGrid"/>
+        <w:tblW w:type="auto" w:w="0"/>
+        <w:jc w:val="center"/>
+        <w:tblLook w:firstColumn="1" w:firstRow="1" w:lastColumn="0" w:lastRow="0" w:noHBand="0" w:noVBand="1" w:val="04A0"/>
+      </w:tblPr>
+      <w:tblGrid>
+        <w:gridCol w:w="1615"/>
+        <w:gridCol w:w="1615"/>
+        <w:gridCol w:w="1615"/>
+        <w:gridCol w:w="1615"/>
+        <w:gridCol w:w="1615"/>
+        <w:gridCol w:w="1615"/>
+      </w:tblGrid>
+      <w:tr>
+        <w:tc>
+          <w:tcPr>
+            <w:tcW w:type="dxa" w:w="1615"/>
+            <w:vAlign w:val="center"/>
+            <w:tcMar>
+              <w:top w:w="100" w:type="dxa"/>
+              <w:bottom w:w="100" w:type="dxa"/>
+              <w:left w:w="120" w:type="dxa"/>
+              <w:right w:w="120" w:type="dxa"/>
+            </w:tcMar>
+            <w:shd w:val="clear" w:color="auto" w:fill="F2F2F2"/>
+          </w:tcPr>
+          <w:p>
+            <w:pPr>
+              <w:spacing w:before="0" w:after="0" w:line="240" w:lineRule="auto"/>
+              <w:jc w:val="center"/>
+            </w:pPr>
+            <w:r/>
+            <w:r>
+              <w:rPr>
+                <w:rFonts w:ascii="Times New Roman" w:hAnsi="Times New Roman"/>
+                <w:b/>
+                <w:i w:val="0"/>
+                <w:color w:val="000000"/>
+                <w:sz w:val="24"/>
+                <w:rFonts w:ascii="Times New Roman" w:hAnsi="Times New Roman" w:cs="Times New Roman" w:eastAsia="Times New Roman"/>
+              </w:rPr>
+              <w:t>Вопрос</w:t>
+            </w:r>
+          </w:p>
+        </w:tc>
+        <w:tc>
+          <w:tcPr>
+            <w:tcW w:type="dxa" w:w="1615"/>
+            <w:vAlign w:val="center"/>
+            <w:tcMar>
+              <w:top w:w="100" w:type="dxa"/>
+              <w:bottom w:w="100" w:type="dxa"/>
+              <w:left w:w="120" w:type="dxa"/>
+              <w:right w:w="120" w:type="dxa"/>
+            </w:tcMar>
+          </w:tcPr>
+          <w:p>
+            <w:pPr>
+              <w:spacing w:before="0" w:after="0" w:line="240" w:lineRule="auto"/>
+              <w:jc w:val="center"/>
+            </w:pPr>
+            <w:r/>
+            <w:r>
+              <w:rPr>
+                <w:rFonts w:ascii="Times New Roman" w:hAnsi="Times New Roman"/>
+                <w:b/>
+                <w:i w:val="0"/>
+                <w:color w:val="000000"/>
+                <w:sz w:val="24"/>
+                <w:rFonts w:ascii="Times New Roman" w:hAnsi="Times New Roman" w:cs="Times New Roman" w:eastAsia="Times New Roman"/>
+              </w:rPr>
+              <w:t>1</w:t>
+            </w:r>
+          </w:p>
+        </w:tc>
+        <w:tc>
+          <w:tcPr>
+            <w:tcW w:type="dxa" w:w="1615"/>
+            <w:vAlign w:val="center"/>
+            <w:tcMar>
+              <w:top w:w="100" w:type="dxa"/>
+              <w:bottom w:w="100" w:type="dxa"/>
+              <w:left w:w="120" w:type="dxa"/>
+              <w:right w:w="120" w:type="dxa"/>
+            </w:tcMar>
+          </w:tcPr>
+          <w:p>
+            <w:pPr>
+              <w:spacing w:before="0" w:after="0" w:line="240" w:lineRule="auto"/>
+              <w:jc w:val="center"/>
+            </w:pPr>
+            <w:r/>
+            <w:r>
+              <w:rPr>
+                <w:rFonts w:ascii="Times New Roman" w:hAnsi="Times New Roman"/>
+                <w:b/>
+                <w:i w:val="0"/>
+                <w:color w:val="000000"/>
+                <w:sz w:val="24"/>
+                <w:rFonts w:ascii="Times New Roman" w:hAnsi="Times New Roman" w:cs="Times New Roman" w:eastAsia="Times New Roman"/>
+              </w:rPr>
+              <w:t>2</w:t>
+            </w:r>
+          </w:p>
+        </w:tc>
+        <w:tc>
+          <w:tcPr>
+            <w:tcW w:type="dxa" w:w="1615"/>
+            <w:vAlign w:val="center"/>
+            <w:tcMar>
+              <w:top w:w="100" w:type="dxa"/>
+              <w:bottom w:w="100" w:type="dxa"/>
+              <w:left w:w="120" w:type="dxa"/>
+              <w:right w:w="120" w:type="dxa"/>
+            </w:tcMar>
+          </w:tcPr>
+          <w:p>
+            <w:pPr>
+              <w:spacing w:before="0" w:after="0" w:line="240" w:lineRule="auto"/>
+              <w:jc w:val="center"/>
+            </w:pPr>
+            <w:r/>
+            <w:r>
+              <w:rPr>
+                <w:rFonts w:ascii="Times New Roman" w:hAnsi="Times New Roman"/>
+                <w:b/>
+                <w:i w:val="0"/>
+                <w:color w:val="000000"/>
+                <w:sz w:val="24"/>
+                <w:rFonts w:ascii="Times New Roman" w:hAnsi="Times New Roman" w:cs="Times New Roman" w:eastAsia="Times New Roman"/>
+              </w:rPr>
+              <w:t>3</w:t>
+            </w:r>
+          </w:p>
+        </w:tc>
+        <w:tc>
+          <w:tcPr>
+            <w:tcW w:type="dxa" w:w="1615"/>
+            <w:vAlign w:val="center"/>
+            <w:tcMar>
+              <w:top w:w="100" w:type="dxa"/>
+              <w:bottom w:w="100" w:type="dxa"/>
+              <w:left w:w="120" w:type="dxa"/>
+              <w:right w:w="120" w:type="dxa"/>
+            </w:tcMar>
+          </w:tcPr>
+          <w:p>
+            <w:pPr>
+              <w:spacing w:before="0" w:after="0" w:line="240" w:lineRule="auto"/>
+              <w:jc w:val="center"/>
+            </w:pPr>
+            <w:r/>
+            <w:r>
+              <w:rPr>
+                <w:rFonts w:ascii="Times New Roman" w:hAnsi="Times New Roman"/>
+                <w:b/>
+                <w:i w:val="0"/>
+                <w:color w:val="000000"/>
+                <w:sz w:val="24"/>
+                <w:rFonts w:ascii="Times New Roman" w:hAnsi="Times New Roman" w:cs="Times New Roman" w:eastAsia="Times New Roman"/>
+              </w:rPr>
+              <w:t>4</w:t>
+            </w:r>
+          </w:p>
+        </w:tc>
+        <w:tc>
+          <w:tcPr>
+            <w:tcW w:type="dxa" w:w="1615"/>
+            <w:vAlign w:val="center"/>
+            <w:tcMar>
+              <w:top w:w="100" w:type="dxa"/>
+              <w:bottom w:w="100" w:type="dxa"/>
+              <w:left w:w="120" w:type="dxa"/>
+              <w:right w:w="120" w:type="dxa"/>
+            </w:tcMar>
+          </w:tcPr>
+          <w:p>
+            <w:pPr>
+              <w:spacing w:before="0" w:after="0" w:line="240" w:lineRule="auto"/>
+              <w:jc w:val="center"/>
+            </w:pPr>
+            <w:r/>
+            <w:r>
+              <w:rPr>
+                <w:rFonts w:ascii="Times New Roman" w:hAnsi="Times New Roman"/>
+                <w:b/>
+                <w:i w:val="0"/>
+                <w:color w:val="000000"/>
+                <w:sz w:val="24"/>
+                <w:rFonts w:ascii="Times New Roman" w:hAnsi="Times New Roman" w:cs="Times New Roman" w:eastAsia="Times New Roman"/>
+              </w:rPr>
+              <w:t>5</w:t>
+            </w:r>
+          </w:p>
+        </w:tc>
+      </w:tr>
+      <w:tr>
+        <w:tc>
+          <w:tcPr>
+            <w:tcW w:type="dxa" w:w="1615"/>
+            <w:vAlign w:val="center"/>
+            <w:tcMar>
+              <w:top w:w="100" w:type="dxa"/>
+              <w:bottom w:w="100" w:type="dxa"/>
+              <w:left w:w="120" w:type="dxa"/>
+              <w:right w:w="120" w:type="dxa"/>
+            </w:tcMar>
+            <w:shd w:val="clear" w:color="auto" w:fill="F2F2F2"/>
+          </w:tcPr>
+          <w:p>
+            <w:pPr>
+              <w:spacing w:before="0" w:after="0" w:line="240" w:lineRule="auto"/>
+              <w:jc w:val="center"/>
+            </w:pPr>
+            <w:r/>
+            <w:r>
+              <w:rPr>
+                <w:rFonts w:ascii="Times New Roman" w:hAnsi="Times New Roman"/>
+                <w:b/>
+                <w:i w:val="0"/>
+                <w:color w:val="000000"/>
+                <w:sz w:val="24"/>
+                <w:rFonts w:ascii="Times New Roman" w:hAnsi="Times New Roman" w:cs="Times New Roman" w:eastAsia="Times New Roman"/>
+              </w:rPr>
+              <w:t>Ответ</w:t>
+            </w:r>
+          </w:p>
+        </w:tc>
+        <w:tc>
+          <w:tcPr>
+            <w:tcW w:type="dxa" w:w="1615"/>
+            <w:vAlign w:val="center"/>
+            <w:tcMar>
+              <w:top w:w="100" w:type="dxa"/>
+              <w:bottom w:w="100" w:type="dxa"/>
+              <w:left w:w="120" w:type="dxa"/>
+              <w:right w:w="120" w:type="dxa"/>
+            </w:tcMar>
+          </w:tcPr>
+          <w:p>
+            <w:pPr>
+              <w:spacing w:before="0" w:after="0" w:line="240" w:lineRule="auto"/>
+              <w:jc w:val="center"/>
+            </w:pPr>
+            <w:r/>
+            <w:r>
+              <w:rPr>
+                <w:rFonts w:ascii="Times New Roman" w:hAnsi="Times New Roman"/>
+                <w:b w:val="0"/>
+                <w:i w:val="0"/>
+                <w:color w:val="000000"/>
+                <w:sz w:val="24"/>
+                <w:rFonts w:ascii="Times New Roman" w:hAnsi="Times New Roman" w:cs="Times New Roman" w:eastAsia="Times New Roman"/>
+              </w:rPr>
+              <w:t>1</w:t>
+            </w:r>
+          </w:p>
+        </w:tc>
+        <w:tc>
+          <w:tcPr>
+            <w:tcW w:type="dxa" w:w="1615"/>
+            <w:vAlign w:val="center"/>
+            <w:tcMar>
+              <w:top w:w="100" w:type="dxa"/>
+              <w:bottom w:w="100" w:type="dxa"/>
+              <w:left w:w="120" w:type="dxa"/>
+              <w:right w:w="120" w:type="dxa"/>
+            </w:tcMar>
+          </w:tcPr>
+          <w:p>
+            <w:pPr>
+              <w:spacing w:before="0" w:after="0" w:line="240" w:lineRule="auto"/>
+              <w:jc w:val="center"/>
+            </w:pPr>
+            <w:r/>
+            <w:r>
+              <w:rPr>
+                <w:rFonts w:ascii="Times New Roman" w:hAnsi="Times New Roman"/>
+                <w:b w:val="0"/>
+                <w:i w:val="0"/>
+                <w:color w:val="000000"/>
+                <w:sz w:val="24"/>
+                <w:rFonts w:ascii="Times New Roman" w:hAnsi="Times New Roman" w:cs="Times New Roman" w:eastAsia="Times New Roman"/>
+              </w:rPr>
+              <w:t>1</w:t>
+            </w:r>
+          </w:p>
+        </w:tc>
+        <w:tc>
+          <w:tcPr>
+            <w:tcW w:type="dxa" w:w="1615"/>
+            <w:vAlign w:val="center"/>
+            <w:tcMar>
+              <w:top w:w="100" w:type="dxa"/>
+              <w:bottom w:w="100" w:type="dxa"/>
+              <w:left w:w="120" w:type="dxa"/>
+              <w:right w:w="120" w:type="dxa"/>
+            </w:tcMar>
+          </w:tcPr>
+          <w:p>
+            <w:pPr>
+              <w:spacing w:before="0" w:after="0" w:line="240" w:lineRule="auto"/>
+              <w:jc w:val="center"/>
+            </w:pPr>
+            <w:r/>
+            <w:r>
+              <w:rPr>
+                <w:rFonts w:ascii="Times New Roman" w:hAnsi="Times New Roman"/>
+                <w:b w:val="0"/>
+                <w:i w:val="0"/>
+                <w:color w:val="000000"/>
+                <w:sz w:val="24"/>
+                <w:rFonts w:ascii="Times New Roman" w:hAnsi="Times New Roman" w:cs="Times New Roman" w:eastAsia="Times New Roman"/>
+              </w:rPr>
+              <w:t>1</w:t>
+            </w:r>
+          </w:p>
+        </w:tc>
+        <w:tc>
+          <w:tcPr>
+            <w:tcW w:type="dxa" w:w="1615"/>
+            <w:vAlign w:val="center"/>
+            <w:tcMar>
+              <w:top w:w="100" w:type="dxa"/>
+              <w:bottom w:w="100" w:type="dxa"/>
+              <w:left w:w="120" w:type="dxa"/>
+              <w:right w:w="120" w:type="dxa"/>
+            </w:tcMar>
+          </w:tcPr>
+          <w:p>
+            <w:pPr>
+              <w:spacing w:before="0" w:after="0" w:line="240" w:lineRule="auto"/>
+              <w:jc w:val="center"/>
+            </w:pPr>
+            <w:r/>
+            <w:r>
+              <w:rPr>
+                <w:rFonts w:ascii="Times New Roman" w:hAnsi="Times New Roman"/>
+                <w:b w:val="0"/>
+                <w:i w:val="0"/>
+                <w:color w:val="000000"/>
+                <w:sz w:val="24"/>
+                <w:rFonts w:ascii="Times New Roman" w:hAnsi="Times New Roman" w:cs="Times New Roman" w:eastAsia="Times New Roman"/>
+              </w:rPr>
+              <w:t>1</w:t>
+            </w:r>
+          </w:p>
+        </w:tc>
+        <w:tc>
+          <w:tcPr>
+            <w:tcW w:type="dxa" w:w="1615"/>
+            <w:vAlign w:val="center"/>
+            <w:tcMar>
+              <w:top w:w="100" w:type="dxa"/>
+              <w:bottom w:w="100" w:type="dxa"/>
+              <w:left w:w="120" w:type="dxa"/>
+              <w:right w:w="120" w:type="dxa"/>
+            </w:tcMar>
+          </w:tcPr>
+          <w:p>
+            <w:pPr>
+              <w:spacing w:before="0" w:after="0" w:line="240" w:lineRule="auto"/>
+              <w:jc w:val="center"/>
+            </w:pPr>
+            <w:r/>
+            <w:r>
+              <w:rPr>
+                <w:rFonts w:ascii="Times New Roman" w:hAnsi="Times New Roman"/>
+                <w:b w:val="0"/>
+                <w:i w:val="0"/>
+                <w:color w:val="000000"/>
+                <w:sz w:val="24"/>
+                <w:rFonts w:ascii="Times New Roman" w:hAnsi="Times New Roman" w:cs="Times New Roman" w:eastAsia="Times New Roman"/>
+              </w:rPr>
+              <w:t>1</w:t>
             </w:r>
           </w:p>
         </w:tc>
@@ -10422,11 +13109,13 @@
     <w:p>
       <w:pPr>
         <w:spacing w:before="360" w:after="120" w:line="240" w:lineRule="auto"/>
+        <w:jc w:val="both"/>
       </w:pPr>
     </w:p>
     <w:p>
       <w:pPr>
         <w:spacing w:before="0" w:after="240" w:line="240" w:lineRule="auto"/>
+        <w:jc w:val="both"/>
       </w:pPr>
       <w:r>
         <w:rPr>
@@ -10471,6 +13160,7 @@
                 <w:sz w:val="18"/>
                 <w:rFonts w:ascii="Times New Roman" w:hAnsi="Times New Roman" w:cs="Times New Roman" w:eastAsia="Times New Roman"/>
               </w:rPr>
+              <w:br/>
               <w:t>ФГБОУ ВО «Ижевский государственный технический университет имени М.Т. Калашникова»</w:t>
               <w:br/>
               <w:br/>
@@ -10511,7 +13201,7 @@
                 <w:sz w:val="22"/>
                 <w:rFonts w:ascii="Times New Roman" w:hAnsi="Times New Roman" w:cs="Times New Roman" w:eastAsia="Times New Roman"/>
               </w:rPr>
-              <w:t>1. Объясните ключевые понятия дисциплины «Теория случайных процессов и основы теории массового обслуживания».</w:t>
+              <w:t>1. Каковы базовые понятия дисциплины «Теория случайных процессов и основы теории массового обслуживания»?</w:t>
               <w:br/>
             </w:r>
             <w:r>
@@ -10523,7 +13213,7 @@
                 <w:sz w:val="22"/>
                 <w:rFonts w:ascii="Times New Roman" w:hAnsi="Times New Roman" w:cs="Times New Roman" w:eastAsia="Times New Roman"/>
               </w:rPr>
-              <w:t>2. Опишите структуру и цели изучаемых методов.</w:t>
+              <w:t>2. Опишите структуру и принципы работы базовых методов.</w:t>
               <w:br/>
             </w:r>
             <w:r>
@@ -10549,6 +13239,1602 @@
               </w:rPr>
               <w:br/>
               <w:t>Билет рассмотрен на заседании кафедры ПМиИТ от «____» _______________ 2026 г.</w:t>
+              <w:br/>
+            </w:r>
+          </w:p>
+        </w:tc>
+      </w:tr>
+    </w:tbl>
+    <w:p>
+      <w:pPr>
+        <w:spacing w:before="0" w:after="120" w:line="240" w:lineRule="auto"/>
+        <w:jc w:val="both"/>
+      </w:pPr>
+    </w:p>
+    <w:p>
+      <w:pPr>
+        <w:spacing w:before="360" w:after="120" w:line="240" w:lineRule="auto"/>
+        <w:jc w:val="both"/>
+      </w:pPr>
+    </w:p>
+    <w:p>
+      <w:pPr>
+        <w:spacing w:before="0" w:after="240" w:line="240" w:lineRule="auto"/>
+        <w:jc w:val="both"/>
+      </w:pPr>
+      <w:r>
+        <w:rPr>
+          <w:rFonts w:ascii="Times New Roman" w:hAnsi="Times New Roman"/>
+          <w:b/>
+          <w:i w:val="0"/>
+          <w:color w:val="000000"/>
+          <w:sz w:val="28"/>
+          <w:rFonts w:ascii="Times New Roman" w:hAnsi="Times New Roman" w:cs="Times New Roman" w:eastAsia="Times New Roman"/>
+        </w:rPr>
+        <w:t>2. Критерии и шкалы оценивания</w:t>
+      </w:r>
+    </w:p>
+    <w:p>
+      <w:pPr>
+        <w:spacing w:before="0" w:after="240" w:line="240" w:lineRule="auto"/>
+        <w:jc w:val="both"/>
+      </w:pPr>
+      <w:r>
+        <w:rPr>
+          <w:rFonts w:ascii="Times New Roman" w:hAnsi="Times New Roman"/>
+          <w:b w:val="0"/>
+          <w:i w:val="0"/>
+          <w:color w:val="000000"/>
+          <w:sz w:val="28"/>
+          <w:rFonts w:ascii="Times New Roman" w:hAnsi="Times New Roman" w:cs="Times New Roman" w:eastAsia="Times New Roman"/>
+        </w:rPr>
+        <w:t>Результат обучения по дисциплине считается достигнутым при успешном прохождении обучающимся всех контрольных мероприятий, относящихся к данному результату обучения.</w:t>
+      </w:r>
+    </w:p>
+    <w:tbl>
+      <w:tblPr>
+        <w:tblStyle w:val="TableGrid"/>
+        <w:tblW w:type="auto" w:w="0"/>
+        <w:jc w:val="center"/>
+        <w:tblLook w:firstColumn="1" w:firstRow="1" w:lastColumn="0" w:lastRow="0" w:noHBand="0" w:noVBand="1" w:val="04A0"/>
+      </w:tblPr>
+      <w:tblGrid>
+        <w:gridCol w:w="2422"/>
+        <w:gridCol w:w="2422"/>
+        <w:gridCol w:w="2422"/>
+        <w:gridCol w:w="2422"/>
+      </w:tblGrid>
+      <w:tr>
+        <w:tc>
+          <w:tcPr>
+            <w:tcW w:type="dxa" w:w="2422"/>
+            <w:vAlign w:val="center"/>
+            <w:tcMar>
+              <w:top w:w="100" w:type="dxa"/>
+              <w:bottom w:w="100" w:type="dxa"/>
+              <w:left w:w="120" w:type="dxa"/>
+              <w:right w:w="120" w:type="dxa"/>
+            </w:tcMar>
+            <w:shd w:val="clear" w:color="auto" w:fill="F2F2F2"/>
+          </w:tcPr>
+          <w:p>
+            <w:pPr>
+              <w:spacing w:before="0" w:after="0" w:line="240" w:lineRule="auto"/>
+              <w:jc w:val="center"/>
+            </w:pPr>
+            <w:r/>
+            <w:r>
+              <w:rPr>
+                <w:rFonts w:ascii="Times New Roman" w:hAnsi="Times New Roman"/>
+                <w:b/>
+                <w:i w:val="0"/>
+                <w:color w:val="000000"/>
+                <w:sz w:val="20"/>
+                <w:rFonts w:ascii="Times New Roman" w:hAnsi="Times New Roman" w:cs="Times New Roman" w:eastAsia="Times New Roman"/>
+              </w:rPr>
+              <w:t>Разделы дисциплины</w:t>
+            </w:r>
+          </w:p>
+        </w:tc>
+        <w:tc>
+          <w:tcPr>
+            <w:tcW w:type="dxa" w:w="2422"/>
+            <w:vAlign w:val="center"/>
+            <w:tcMar>
+              <w:top w:w="100" w:type="dxa"/>
+              <w:bottom w:w="100" w:type="dxa"/>
+              <w:left w:w="120" w:type="dxa"/>
+              <w:right w:w="120" w:type="dxa"/>
+            </w:tcMar>
+            <w:shd w:val="clear" w:color="auto" w:fill="F2F2F2"/>
+          </w:tcPr>
+          <w:p>
+            <w:pPr>
+              <w:spacing w:before="0" w:after="0" w:line="240" w:lineRule="auto"/>
+              <w:jc w:val="center"/>
+            </w:pPr>
+            <w:r/>
+            <w:r>
+              <w:rPr>
+                <w:rFonts w:ascii="Times New Roman" w:hAnsi="Times New Roman"/>
+                <w:b/>
+                <w:i w:val="0"/>
+                <w:color w:val="000000"/>
+                <w:sz w:val="20"/>
+                <w:rFonts w:ascii="Times New Roman" w:hAnsi="Times New Roman" w:cs="Times New Roman" w:eastAsia="Times New Roman"/>
+              </w:rPr>
+              <w:t>Форма контроля</w:t>
+            </w:r>
+          </w:p>
+        </w:tc>
+        <w:tc>
+          <w:tcPr>
+            <w:tcW w:type="dxa" w:w="2422"/>
+            <w:vAlign w:val="center"/>
+            <w:tcMar>
+              <w:top w:w="100" w:type="dxa"/>
+              <w:bottom w:w="100" w:type="dxa"/>
+              <w:left w:w="120" w:type="dxa"/>
+              <w:right w:w="120" w:type="dxa"/>
+            </w:tcMar>
+            <w:shd w:val="clear" w:color="auto" w:fill="F2F2F2"/>
+          </w:tcPr>
+          <w:p>
+            <w:pPr>
+              <w:spacing w:before="0" w:after="0" w:line="240" w:lineRule="auto"/>
+              <w:jc w:val="center"/>
+            </w:pPr>
+            <w:r/>
+            <w:r>
+              <w:rPr>
+                <w:rFonts w:ascii="Times New Roman" w:hAnsi="Times New Roman"/>
+                <w:b/>
+                <w:i w:val="0"/>
+                <w:color w:val="000000"/>
+                <w:sz w:val="20"/>
+                <w:rFonts w:ascii="Times New Roman" w:hAnsi="Times New Roman" w:cs="Times New Roman" w:eastAsia="Times New Roman"/>
+              </w:rPr>
+              <w:t>Количество баллов (min)</w:t>
+            </w:r>
+          </w:p>
+        </w:tc>
+        <w:tc>
+          <w:tcPr>
+            <w:tcW w:type="dxa" w:w="2422"/>
+            <w:vAlign w:val="center"/>
+            <w:tcMar>
+              <w:top w:w="100" w:type="dxa"/>
+              <w:bottom w:w="100" w:type="dxa"/>
+              <w:left w:w="120" w:type="dxa"/>
+              <w:right w:w="120" w:type="dxa"/>
+            </w:tcMar>
+            <w:shd w:val="clear" w:color="auto" w:fill="F2F2F2"/>
+          </w:tcPr>
+          <w:p>
+            <w:pPr>
+              <w:spacing w:before="0" w:after="0" w:line="240" w:lineRule="auto"/>
+              <w:jc w:val="center"/>
+            </w:pPr>
+            <w:r/>
+            <w:r>
+              <w:rPr>
+                <w:rFonts w:ascii="Times New Roman" w:hAnsi="Times New Roman"/>
+                <w:b/>
+                <w:i w:val="0"/>
+                <w:color w:val="000000"/>
+                <w:sz w:val="20"/>
+                <w:rFonts w:ascii="Times New Roman" w:hAnsi="Times New Roman" w:cs="Times New Roman" w:eastAsia="Times New Roman"/>
+              </w:rPr>
+              <w:t>Количество баллов (max)</w:t>
+            </w:r>
+          </w:p>
+        </w:tc>
+      </w:tr>
+      <w:tr>
+        <w:trPr>
+          <w:cantSplit/>
+        </w:trPr>
+        <w:tc>
+          <w:tcPr>
+            <w:tcW w:type="dxa" w:w="2422"/>
+            <w:vAlign w:val="center"/>
+            <w:tcMar>
+              <w:top w:w="100" w:type="dxa"/>
+              <w:bottom w:w="100" w:type="dxa"/>
+              <w:left w:w="120" w:type="dxa"/>
+              <w:right w:w="120" w:type="dxa"/>
+            </w:tcMar>
+          </w:tcPr>
+          <w:p>
+            <w:pPr>
+              <w:spacing w:before="0" w:after="0" w:line="240" w:lineRule="auto"/>
+              <w:jc w:val="center"/>
+            </w:pPr>
+            <w:r/>
+            <w:r>
+              <w:rPr>
+                <w:rFonts w:ascii="Times New Roman" w:hAnsi="Times New Roman"/>
+                <w:b w:val="0"/>
+                <w:i w:val="0"/>
+                <w:color w:val="000000"/>
+                <w:sz w:val="20"/>
+                <w:rFonts w:ascii="Times New Roman" w:hAnsi="Times New Roman" w:cs="Times New Roman" w:eastAsia="Times New Roman"/>
+              </w:rPr>
+              <w:t>1</w:t>
+            </w:r>
+          </w:p>
+        </w:tc>
+        <w:tc>
+          <w:tcPr>
+            <w:tcW w:type="dxa" w:w="2422"/>
+            <w:vAlign w:val="center"/>
+            <w:tcMar>
+              <w:top w:w="100" w:type="dxa"/>
+              <w:bottom w:w="100" w:type="dxa"/>
+              <w:left w:w="120" w:type="dxa"/>
+              <w:right w:w="120" w:type="dxa"/>
+            </w:tcMar>
+          </w:tcPr>
+          <w:p>
+            <w:pPr>
+              <w:spacing w:before="0" w:after="0" w:line="240" w:lineRule="auto"/>
+              <w:jc w:val="both"/>
+            </w:pPr>
+            <w:r/>
+            <w:r>
+              <w:rPr>
+                <w:rFonts w:ascii="Times New Roman" w:hAnsi="Times New Roman"/>
+                <w:b w:val="0"/>
+                <w:i w:val="0"/>
+                <w:color w:val="000000"/>
+                <w:sz w:val="20"/>
+                <w:rFonts w:ascii="Times New Roman" w:hAnsi="Times New Roman" w:cs="Times New Roman" w:eastAsia="Times New Roman"/>
+              </w:rPr>
+              <w:t>Защита практической работы №1</w:t>
+            </w:r>
+          </w:p>
+        </w:tc>
+        <w:tc>
+          <w:tcPr>
+            <w:tcW w:type="dxa" w:w="2422"/>
+            <w:vAlign w:val="center"/>
+            <w:tcMar>
+              <w:top w:w="100" w:type="dxa"/>
+              <w:bottom w:w="100" w:type="dxa"/>
+              <w:left w:w="120" w:type="dxa"/>
+              <w:right w:w="120" w:type="dxa"/>
+            </w:tcMar>
+          </w:tcPr>
+          <w:p>
+            <w:pPr>
+              <w:spacing w:before="0" w:after="0" w:line="240" w:lineRule="auto"/>
+              <w:jc w:val="center"/>
+            </w:pPr>
+            <w:r/>
+            <w:r>
+              <w:rPr>
+                <w:rFonts w:ascii="Times New Roman" w:hAnsi="Times New Roman"/>
+                <w:b w:val="0"/>
+                <w:i w:val="0"/>
+                <w:color w:val="000000"/>
+                <w:sz w:val="20"/>
+                <w:rFonts w:ascii="Times New Roman" w:hAnsi="Times New Roman" w:cs="Times New Roman" w:eastAsia="Times New Roman"/>
+              </w:rPr>
+              <w:t>32</w:t>
+            </w:r>
+          </w:p>
+        </w:tc>
+        <w:tc>
+          <w:tcPr>
+            <w:tcW w:type="dxa" w:w="2422"/>
+            <w:vAlign w:val="center"/>
+            <w:tcMar>
+              <w:top w:w="100" w:type="dxa"/>
+              <w:bottom w:w="100" w:type="dxa"/>
+              <w:left w:w="120" w:type="dxa"/>
+              <w:right w:w="120" w:type="dxa"/>
+            </w:tcMar>
+          </w:tcPr>
+          <w:p>
+            <w:pPr>
+              <w:spacing w:before="0" w:after="0" w:line="240" w:lineRule="auto"/>
+              <w:jc w:val="center"/>
+            </w:pPr>
+            <w:r/>
+            <w:r>
+              <w:rPr>
+                <w:rFonts w:ascii="Times New Roman" w:hAnsi="Times New Roman"/>
+                <w:b w:val="0"/>
+                <w:i w:val="0"/>
+                <w:color w:val="000000"/>
+                <w:sz w:val="20"/>
+                <w:rFonts w:ascii="Times New Roman" w:hAnsi="Times New Roman" w:cs="Times New Roman" w:eastAsia="Times New Roman"/>
+              </w:rPr>
+              <w:t>40</w:t>
+            </w:r>
+          </w:p>
+        </w:tc>
+      </w:tr>
+      <w:tr>
+        <w:trPr>
+          <w:cantSplit/>
+        </w:trPr>
+        <w:tc>
+          <w:tcPr>
+            <w:tcW w:type="dxa" w:w="2422"/>
+            <w:vAlign w:val="center"/>
+            <w:tcMar>
+              <w:top w:w="100" w:type="dxa"/>
+              <w:bottom w:w="100" w:type="dxa"/>
+              <w:left w:w="120" w:type="dxa"/>
+              <w:right w:w="120" w:type="dxa"/>
+            </w:tcMar>
+          </w:tcPr>
+          <w:p>
+            <w:pPr>
+              <w:spacing w:before="0" w:after="0" w:line="240" w:lineRule="auto"/>
+              <w:jc w:val="center"/>
+            </w:pPr>
+            <w:r/>
+            <w:r>
+              <w:rPr>
+                <w:rFonts w:ascii="Times New Roman" w:hAnsi="Times New Roman"/>
+                <w:b w:val="0"/>
+                <w:i w:val="0"/>
+                <w:color w:val="000000"/>
+                <w:sz w:val="20"/>
+                <w:rFonts w:ascii="Times New Roman" w:hAnsi="Times New Roman" w:cs="Times New Roman" w:eastAsia="Times New Roman"/>
+              </w:rPr>
+              <w:t>2</w:t>
+            </w:r>
+          </w:p>
+        </w:tc>
+        <w:tc>
+          <w:tcPr>
+            <w:tcW w:type="dxa" w:w="2422"/>
+            <w:vAlign w:val="center"/>
+            <w:tcMar>
+              <w:top w:w="100" w:type="dxa"/>
+              <w:bottom w:w="100" w:type="dxa"/>
+              <w:left w:w="120" w:type="dxa"/>
+              <w:right w:w="120" w:type="dxa"/>
+            </w:tcMar>
+          </w:tcPr>
+          <w:p>
+            <w:pPr>
+              <w:spacing w:before="0" w:after="0" w:line="240" w:lineRule="auto"/>
+              <w:jc w:val="both"/>
+            </w:pPr>
+            <w:r/>
+            <w:r>
+              <w:rPr>
+                <w:rFonts w:ascii="Times New Roman" w:hAnsi="Times New Roman"/>
+                <w:b w:val="0"/>
+                <w:i w:val="0"/>
+                <w:color w:val="000000"/>
+                <w:sz w:val="20"/>
+                <w:rFonts w:ascii="Times New Roman" w:hAnsi="Times New Roman" w:cs="Times New Roman" w:eastAsia="Times New Roman"/>
+              </w:rPr>
+              <w:t>Защита практической работы №2</w:t>
+            </w:r>
+          </w:p>
+        </w:tc>
+        <w:tc>
+          <w:tcPr>
+            <w:tcW w:type="dxa" w:w="2422"/>
+            <w:vAlign w:val="center"/>
+            <w:tcMar>
+              <w:top w:w="100" w:type="dxa"/>
+              <w:bottom w:w="100" w:type="dxa"/>
+              <w:left w:w="120" w:type="dxa"/>
+              <w:right w:w="120" w:type="dxa"/>
+            </w:tcMar>
+          </w:tcPr>
+          <w:p>
+            <w:pPr>
+              <w:spacing w:before="0" w:after="0" w:line="240" w:lineRule="auto"/>
+              <w:jc w:val="center"/>
+            </w:pPr>
+            <w:r/>
+            <w:r>
+              <w:rPr>
+                <w:rFonts w:ascii="Times New Roman" w:hAnsi="Times New Roman"/>
+                <w:b w:val="0"/>
+                <w:i w:val="0"/>
+                <w:color w:val="000000"/>
+                <w:sz w:val="20"/>
+                <w:rFonts w:ascii="Times New Roman" w:hAnsi="Times New Roman" w:cs="Times New Roman" w:eastAsia="Times New Roman"/>
+              </w:rPr>
+              <w:t>32</w:t>
+            </w:r>
+          </w:p>
+        </w:tc>
+        <w:tc>
+          <w:tcPr>
+            <w:tcW w:type="dxa" w:w="2422"/>
+            <w:vAlign w:val="center"/>
+            <w:tcMar>
+              <w:top w:w="100" w:type="dxa"/>
+              <w:bottom w:w="100" w:type="dxa"/>
+              <w:left w:w="120" w:type="dxa"/>
+              <w:right w:w="120" w:type="dxa"/>
+            </w:tcMar>
+          </w:tcPr>
+          <w:p>
+            <w:pPr>
+              <w:spacing w:before="0" w:after="0" w:line="240" w:lineRule="auto"/>
+              <w:jc w:val="center"/>
+            </w:pPr>
+            <w:r/>
+            <w:r>
+              <w:rPr>
+                <w:rFonts w:ascii="Times New Roman" w:hAnsi="Times New Roman"/>
+                <w:b w:val="0"/>
+                <w:i w:val="0"/>
+                <w:color w:val="000000"/>
+                <w:sz w:val="20"/>
+                <w:rFonts w:ascii="Times New Roman" w:hAnsi="Times New Roman" w:cs="Times New Roman" w:eastAsia="Times New Roman"/>
+              </w:rPr>
+              <w:t>40</w:t>
+            </w:r>
+          </w:p>
+        </w:tc>
+      </w:tr>
+      <w:tr>
+        <w:trPr>
+          <w:cantSplit/>
+        </w:trPr>
+        <w:tc>
+          <w:tcPr>
+            <w:tcW w:type="dxa" w:w="2422"/>
+            <w:vAlign w:val="center"/>
+            <w:tcMar>
+              <w:top w:w="100" w:type="dxa"/>
+              <w:bottom w:w="100" w:type="dxa"/>
+              <w:left w:w="120" w:type="dxa"/>
+              <w:right w:w="120" w:type="dxa"/>
+            </w:tcMar>
+          </w:tcPr>
+          <w:p>
+            <w:pPr>
+              <w:spacing w:before="0" w:after="0" w:line="240" w:lineRule="auto"/>
+              <w:jc w:val="center"/>
+            </w:pPr>
+            <w:r/>
+            <w:r>
+              <w:rPr>
+                <w:rFonts w:ascii="Times New Roman" w:hAnsi="Times New Roman"/>
+                <w:b w:val="0"/>
+                <w:i w:val="0"/>
+                <w:color w:val="000000"/>
+                <w:sz w:val="20"/>
+                <w:rFonts w:ascii="Times New Roman" w:hAnsi="Times New Roman" w:cs="Times New Roman" w:eastAsia="Times New Roman"/>
+              </w:rPr>
+              <w:t>1-2</w:t>
+            </w:r>
+          </w:p>
+        </w:tc>
+        <w:tc>
+          <w:tcPr>
+            <w:tcW w:type="dxa" w:w="2422"/>
+            <w:vAlign w:val="center"/>
+            <w:tcMar>
+              <w:top w:w="100" w:type="dxa"/>
+              <w:bottom w:w="100" w:type="dxa"/>
+              <w:left w:w="120" w:type="dxa"/>
+              <w:right w:w="120" w:type="dxa"/>
+            </w:tcMar>
+          </w:tcPr>
+          <w:p>
+            <w:pPr>
+              <w:spacing w:before="0" w:after="0" w:line="240" w:lineRule="auto"/>
+              <w:jc w:val="both"/>
+            </w:pPr>
+            <w:r/>
+            <w:r>
+              <w:rPr>
+                <w:rFonts w:ascii="Times New Roman" w:hAnsi="Times New Roman"/>
+                <w:b w:val="0"/>
+                <w:i w:val="0"/>
+                <w:color w:val="000000"/>
+                <w:sz w:val="20"/>
+                <w:rFonts w:ascii="Times New Roman" w:hAnsi="Times New Roman" w:cs="Times New Roman" w:eastAsia="Times New Roman"/>
+              </w:rPr>
+              <w:t>Проверочное тестирование</w:t>
+            </w:r>
+          </w:p>
+        </w:tc>
+        <w:tc>
+          <w:tcPr>
+            <w:tcW w:type="dxa" w:w="2422"/>
+            <w:vAlign w:val="center"/>
+            <w:tcMar>
+              <w:top w:w="100" w:type="dxa"/>
+              <w:bottom w:w="100" w:type="dxa"/>
+              <w:left w:w="120" w:type="dxa"/>
+              <w:right w:w="120" w:type="dxa"/>
+            </w:tcMar>
+          </w:tcPr>
+          <w:p>
+            <w:pPr>
+              <w:spacing w:before="0" w:after="0" w:line="240" w:lineRule="auto"/>
+              <w:jc w:val="center"/>
+            </w:pPr>
+            <w:r/>
+            <w:r>
+              <w:rPr>
+                <w:rFonts w:ascii="Times New Roman" w:hAnsi="Times New Roman"/>
+                <w:b w:val="0"/>
+                <w:i w:val="0"/>
+                <w:color w:val="000000"/>
+                <w:sz w:val="20"/>
+                <w:rFonts w:ascii="Times New Roman" w:hAnsi="Times New Roman" w:cs="Times New Roman" w:eastAsia="Times New Roman"/>
+              </w:rPr>
+              <w:t>16</w:t>
+            </w:r>
+          </w:p>
+        </w:tc>
+        <w:tc>
+          <w:tcPr>
+            <w:tcW w:type="dxa" w:w="2422"/>
+            <w:vAlign w:val="center"/>
+            <w:tcMar>
+              <w:top w:w="100" w:type="dxa"/>
+              <w:bottom w:w="100" w:type="dxa"/>
+              <w:left w:w="120" w:type="dxa"/>
+              <w:right w:w="120" w:type="dxa"/>
+            </w:tcMar>
+          </w:tcPr>
+          <w:p>
+            <w:pPr>
+              <w:spacing w:before="0" w:after="0" w:line="240" w:lineRule="auto"/>
+              <w:jc w:val="center"/>
+            </w:pPr>
+            <w:r/>
+            <w:r>
+              <w:rPr>
+                <w:rFonts w:ascii="Times New Roman" w:hAnsi="Times New Roman"/>
+                <w:b w:val="0"/>
+                <w:i w:val="0"/>
+                <w:color w:val="000000"/>
+                <w:sz w:val="20"/>
+                <w:rFonts w:ascii="Times New Roman" w:hAnsi="Times New Roman" w:cs="Times New Roman" w:eastAsia="Times New Roman"/>
+              </w:rPr>
+              <w:t>20</w:t>
+            </w:r>
+          </w:p>
+        </w:tc>
+      </w:tr>
+      <w:tr>
+        <w:trPr>
+          <w:cantSplit/>
+        </w:trPr>
+        <w:tc>
+          <w:tcPr>
+            <w:tcW w:type="dxa" w:w="2422"/>
+            <w:vAlign w:val="center"/>
+            <w:tcMar>
+              <w:top w:w="100" w:type="dxa"/>
+              <w:bottom w:w="100" w:type="dxa"/>
+              <w:left w:w="120" w:type="dxa"/>
+              <w:right w:w="120" w:type="dxa"/>
+            </w:tcMar>
+          </w:tcPr>
+          <w:p>
+            <w:pPr>
+              <w:spacing w:before="0" w:after="0" w:line="240" w:lineRule="auto"/>
+              <w:jc w:val="both"/>
+            </w:pPr>
+            <w:r/>
+          </w:p>
+        </w:tc>
+        <w:tc>
+          <w:tcPr>
+            <w:tcW w:type="dxa" w:w="2422"/>
+            <w:vAlign w:val="center"/>
+            <w:tcMar>
+              <w:top w:w="100" w:type="dxa"/>
+              <w:bottom w:w="100" w:type="dxa"/>
+              <w:left w:w="120" w:type="dxa"/>
+              <w:right w:w="120" w:type="dxa"/>
+            </w:tcMar>
+          </w:tcPr>
+          <w:p>
+            <w:pPr>
+              <w:spacing w:before="0" w:after="0" w:line="240" w:lineRule="auto"/>
+              <w:jc w:val="both"/>
+            </w:pPr>
+            <w:r/>
+            <w:r>
+              <w:rPr>
+                <w:rFonts w:ascii="Times New Roman" w:hAnsi="Times New Roman"/>
+                <w:b/>
+                <w:i w:val="0"/>
+                <w:color w:val="000000"/>
+                <w:sz w:val="20"/>
+                <w:rFonts w:ascii="Times New Roman" w:hAnsi="Times New Roman" w:cs="Times New Roman" w:eastAsia="Times New Roman"/>
+              </w:rPr>
+              <w:t>Итого</w:t>
+            </w:r>
+          </w:p>
+        </w:tc>
+        <w:tc>
+          <w:tcPr>
+            <w:tcW w:type="dxa" w:w="2422"/>
+            <w:vAlign w:val="center"/>
+            <w:tcMar>
+              <w:top w:w="100" w:type="dxa"/>
+              <w:bottom w:w="100" w:type="dxa"/>
+              <w:left w:w="120" w:type="dxa"/>
+              <w:right w:w="120" w:type="dxa"/>
+            </w:tcMar>
+          </w:tcPr>
+          <w:p>
+            <w:pPr>
+              <w:spacing w:before="0" w:after="0" w:line="240" w:lineRule="auto"/>
+              <w:jc w:val="center"/>
+            </w:pPr>
+            <w:r/>
+            <w:r>
+              <w:rPr>
+                <w:rFonts w:ascii="Times New Roman" w:hAnsi="Times New Roman"/>
+                <w:b/>
+                <w:i w:val="0"/>
+                <w:color w:val="000000"/>
+                <w:sz w:val="20"/>
+                <w:rFonts w:ascii="Times New Roman" w:hAnsi="Times New Roman" w:cs="Times New Roman" w:eastAsia="Times New Roman"/>
+              </w:rPr>
+              <w:t>80</w:t>
+            </w:r>
+          </w:p>
+        </w:tc>
+        <w:tc>
+          <w:tcPr>
+            <w:tcW w:type="dxa" w:w="2422"/>
+            <w:vAlign w:val="center"/>
+            <w:tcMar>
+              <w:top w:w="100" w:type="dxa"/>
+              <w:bottom w:w="100" w:type="dxa"/>
+              <w:left w:w="120" w:type="dxa"/>
+              <w:right w:w="120" w:type="dxa"/>
+            </w:tcMar>
+          </w:tcPr>
+          <w:p>
+            <w:pPr>
+              <w:spacing w:before="0" w:after="0" w:line="240" w:lineRule="auto"/>
+              <w:jc w:val="center"/>
+            </w:pPr>
+            <w:r/>
+            <w:r>
+              <w:rPr>
+                <w:rFonts w:ascii="Times New Roman" w:hAnsi="Times New Roman"/>
+                <w:b/>
+                <w:i w:val="0"/>
+                <w:color w:val="000000"/>
+                <w:sz w:val="20"/>
+                <w:rFonts w:ascii="Times New Roman" w:hAnsi="Times New Roman" w:cs="Times New Roman" w:eastAsia="Times New Roman"/>
+              </w:rPr>
+              <w:t>100</w:t>
+            </w:r>
+          </w:p>
+        </w:tc>
+      </w:tr>
+    </w:tbl>
+    <w:p>
+      <w:pPr>
+        <w:spacing w:before="240" w:after="120" w:line="240" w:lineRule="auto"/>
+        <w:jc w:val="both"/>
+      </w:pPr>
+    </w:p>
+    <w:p>
+      <w:pPr>
+        <w:spacing w:before="0" w:after="240" w:line="240" w:lineRule="auto"/>
+        <w:jc w:val="both"/>
+      </w:pPr>
+      <w:r>
+        <w:rPr>
+          <w:rFonts w:ascii="Times New Roman" w:hAnsi="Times New Roman"/>
+          <w:b w:val="0"/>
+          <w:i w:val="0"/>
+          <w:color w:val="000000"/>
+          <w:sz w:val="28"/>
+          <w:rFonts w:ascii="Times New Roman" w:hAnsi="Times New Roman" w:cs="Times New Roman" w:eastAsia="Times New Roman"/>
+        </w:rPr>
+        <w:t>При оценивании результатов обучения по дисциплине в ходе текущего контроля успеваемости используются следующие критерии. Минимальное количество баллов выставляется обучающемуся при выполнении всех показателей, допускаются несущественные неточности в изложении и оформлении материала.</w:t>
+      </w:r>
+    </w:p>
+    <w:tbl>
+      <w:tblPr>
+        <w:tblStyle w:val="TableGrid"/>
+        <w:tblW w:type="auto" w:w="0"/>
+        <w:jc w:val="center"/>
+        <w:tblLook w:firstColumn="1" w:firstRow="1" w:lastColumn="0" w:lastRow="0" w:noHBand="0" w:noVBand="1" w:val="04A0"/>
+      </w:tblPr>
+      <w:tblGrid>
+        <w:gridCol w:w="4844"/>
+        <w:gridCol w:w="4844"/>
+      </w:tblGrid>
+      <w:tr>
+        <w:tc>
+          <w:tcPr>
+            <w:tcW w:type="dxa" w:w="2268"/>
+            <w:vAlign w:val="center"/>
+            <w:tcMar>
+              <w:top w:w="100" w:type="dxa"/>
+              <w:bottom w:w="100" w:type="dxa"/>
+              <w:left w:w="120" w:type="dxa"/>
+              <w:right w:w="120" w:type="dxa"/>
+            </w:tcMar>
+            <w:shd w:val="clear" w:color="auto" w:fill="F2F2F2"/>
+          </w:tcPr>
+          <w:p>
+            <w:pPr>
+              <w:spacing w:before="0" w:after="0" w:line="240" w:lineRule="auto"/>
+              <w:jc w:val="center"/>
+            </w:pPr>
+            <w:r/>
+            <w:r>
+              <w:rPr>
+                <w:rFonts w:ascii="Times New Roman" w:hAnsi="Times New Roman"/>
+                <w:b/>
+                <w:i w:val="0"/>
+                <w:color w:val="000000"/>
+                <w:sz w:val="20"/>
+                <w:rFonts w:ascii="Times New Roman" w:hAnsi="Times New Roman" w:cs="Times New Roman" w:eastAsia="Times New Roman"/>
+              </w:rPr>
+              <w:t>Наименование, обозначение</w:t>
+            </w:r>
+          </w:p>
+        </w:tc>
+        <w:tc>
+          <w:tcPr>
+            <w:tcW w:type="dxa" w:w="6803"/>
+            <w:vAlign w:val="center"/>
+            <w:tcMar>
+              <w:top w:w="100" w:type="dxa"/>
+              <w:bottom w:w="100" w:type="dxa"/>
+              <w:left w:w="120" w:type="dxa"/>
+              <w:right w:w="120" w:type="dxa"/>
+            </w:tcMar>
+            <w:shd w:val="clear" w:color="auto" w:fill="F2F2F2"/>
+          </w:tcPr>
+          <w:p>
+            <w:pPr>
+              <w:spacing w:before="0" w:after="0" w:line="240" w:lineRule="auto"/>
+              <w:jc w:val="center"/>
+            </w:pPr>
+            <w:r/>
+            <w:r>
+              <w:rPr>
+                <w:rFonts w:ascii="Times New Roman" w:hAnsi="Times New Roman"/>
+                <w:b/>
+                <w:i w:val="0"/>
+                <w:color w:val="000000"/>
+                <w:sz w:val="20"/>
+                <w:rFonts w:ascii="Times New Roman" w:hAnsi="Times New Roman" w:cs="Times New Roman" w:eastAsia="Times New Roman"/>
+              </w:rPr>
+              <w:t>Показатели выставления минимального количества баллов</w:t>
+            </w:r>
+          </w:p>
+        </w:tc>
+      </w:tr>
+      <w:tr>
+        <w:trPr>
+          <w:cantSplit/>
+        </w:trPr>
+        <w:tc>
+          <w:tcPr>
+            <w:tcW w:type="dxa" w:w="2268"/>
+            <w:vAlign w:val="center"/>
+            <w:tcMar>
+              <w:top w:w="100" w:type="dxa"/>
+              <w:bottom w:w="100" w:type="dxa"/>
+              <w:left w:w="120" w:type="dxa"/>
+              <w:right w:w="120" w:type="dxa"/>
+            </w:tcMar>
+          </w:tcPr>
+          <w:p>
+            <w:pPr>
+              <w:spacing w:before="0" w:after="0" w:line="240" w:lineRule="auto"/>
+              <w:jc w:val="both"/>
+            </w:pPr>
+            <w:r/>
+            <w:r>
+              <w:rPr>
+                <w:rFonts w:ascii="Times New Roman" w:hAnsi="Times New Roman"/>
+                <w:b/>
+                <w:i w:val="0"/>
+                <w:color w:val="000000"/>
+                <w:sz w:val="20"/>
+                <w:rFonts w:ascii="Times New Roman" w:hAnsi="Times New Roman" w:cs="Times New Roman" w:eastAsia="Times New Roman"/>
+              </w:rPr>
+              <w:t>Практическая работа</w:t>
+            </w:r>
+          </w:p>
+        </w:tc>
+        <w:tc>
+          <w:tcPr>
+            <w:tcW w:type="dxa" w:w="6803"/>
+            <w:vAlign w:val="center"/>
+            <w:tcMar>
+              <w:top w:w="100" w:type="dxa"/>
+              <w:bottom w:w="100" w:type="dxa"/>
+              <w:left w:w="120" w:type="dxa"/>
+              <w:right w:w="120" w:type="dxa"/>
+            </w:tcMar>
+          </w:tcPr>
+          <w:p>
+            <w:pPr>
+              <w:spacing w:before="0" w:after="0" w:line="240" w:lineRule="auto"/>
+              <w:jc w:val="both"/>
+            </w:pPr>
+            <w:r/>
+            <w:r>
+              <w:rPr>
+                <w:rFonts w:ascii="Times New Roman" w:hAnsi="Times New Roman"/>
+                <w:b w:val="0"/>
+                <w:i w:val="0"/>
+                <w:color w:val="000000"/>
+                <w:sz w:val="20"/>
+                <w:rFonts w:ascii="Times New Roman" w:hAnsi="Times New Roman" w:cs="Times New Roman" w:eastAsia="Times New Roman"/>
+              </w:rPr>
+              <w:t>Продемонстрирован удовлетворительный уровень владения материалом.</w:t>
+              <w:br/>
+              <w:t>Правильно решено не менее 50% заданий.</w:t>
+            </w:r>
+          </w:p>
+        </w:tc>
+      </w:tr>
+    </w:tbl>
+    <w:p>
+      <w:pPr>
+        <w:spacing w:before="240" w:after="120" w:line="240" w:lineRule="auto"/>
+        <w:jc w:val="both"/>
+      </w:pPr>
+    </w:p>
+    <w:p>
+      <w:pPr>
+        <w:spacing w:before="0" w:after="120" w:line="240" w:lineRule="auto"/>
+        <w:jc w:val="both"/>
+      </w:pPr>
+      <w:r>
+        <w:rPr>
+          <w:rFonts w:ascii="Times New Roman" w:hAnsi="Times New Roman"/>
+          <w:b w:val="0"/>
+          <w:i w:val="0"/>
+          <w:color w:val="000000"/>
+          <w:sz w:val="28"/>
+          <w:rFonts w:ascii="Times New Roman" w:hAnsi="Times New Roman" w:cs="Times New Roman" w:eastAsia="Times New Roman"/>
+        </w:rPr>
+        <w:t>Промежуточная аттестация по дисциплине проводится в форме экзамена (7 семестр) и зачета (6 семестр).</w:t>
+        <w:br/>
+        <w:t>Итоговая оценка по дисциплине может быть выставлена на основе результатов текущего контроля с использованием следующей шкалы:</w:t>
+      </w:r>
+    </w:p>
+    <w:tbl>
+      <w:tblPr>
+        <w:tblStyle w:val="TableGrid"/>
+        <w:tblW w:type="auto" w:w="0"/>
+        <w:jc w:val="center"/>
+        <w:tblLook w:firstColumn="1" w:firstRow="1" w:lastColumn="0" w:lastRow="0" w:noHBand="0" w:noVBand="1" w:val="04A0"/>
+      </w:tblPr>
+      <w:tblGrid>
+        <w:gridCol w:w="4844"/>
+        <w:gridCol w:w="4844"/>
+      </w:tblGrid>
+      <w:tr>
+        <w:tc>
+          <w:tcPr>
+            <w:tcW w:type="dxa" w:w="4844"/>
+            <w:vAlign w:val="center"/>
+            <w:tcMar>
+              <w:top w:w="100" w:type="dxa"/>
+              <w:bottom w:w="100" w:type="dxa"/>
+              <w:left w:w="120" w:type="dxa"/>
+              <w:right w:w="120" w:type="dxa"/>
+            </w:tcMar>
+            <w:shd w:val="clear" w:color="auto" w:fill="F2F2F2"/>
+          </w:tcPr>
+          <w:p>
+            <w:pPr>
+              <w:spacing w:before="0" w:after="0" w:line="240" w:lineRule="auto"/>
+              <w:jc w:val="center"/>
+            </w:pPr>
+            <w:r/>
+            <w:r>
+              <w:rPr>
+                <w:rFonts w:ascii="Times New Roman" w:hAnsi="Times New Roman"/>
+                <w:b/>
+                <w:i w:val="0"/>
+                <w:color w:val="000000"/>
+                <w:sz w:val="20"/>
+                <w:rFonts w:ascii="Times New Roman" w:hAnsi="Times New Roman" w:cs="Times New Roman" w:eastAsia="Times New Roman"/>
+              </w:rPr>
+              <w:t>Оценка</w:t>
+            </w:r>
+          </w:p>
+        </w:tc>
+        <w:tc>
+          <w:tcPr>
+            <w:tcW w:type="dxa" w:w="4844"/>
+            <w:vAlign w:val="center"/>
+            <w:tcMar>
+              <w:top w:w="100" w:type="dxa"/>
+              <w:bottom w:w="100" w:type="dxa"/>
+              <w:left w:w="120" w:type="dxa"/>
+              <w:right w:w="120" w:type="dxa"/>
+            </w:tcMar>
+            <w:shd w:val="clear" w:color="auto" w:fill="F2F2F2"/>
+          </w:tcPr>
+          <w:p>
+            <w:pPr>
+              <w:spacing w:before="0" w:after="0" w:line="240" w:lineRule="auto"/>
+              <w:jc w:val="center"/>
+            </w:pPr>
+            <w:r/>
+            <w:r>
+              <w:rPr>
+                <w:rFonts w:ascii="Times New Roman" w:hAnsi="Times New Roman"/>
+                <w:b/>
+                <w:i w:val="0"/>
+                <w:color w:val="000000"/>
+                <w:sz w:val="20"/>
+                <w:rFonts w:ascii="Times New Roman" w:hAnsi="Times New Roman" w:cs="Times New Roman" w:eastAsia="Times New Roman"/>
+              </w:rPr>
+              <w:t>Набрано баллов</w:t>
+            </w:r>
+          </w:p>
+        </w:tc>
+      </w:tr>
+      <w:tr>
+        <w:trPr>
+          <w:cantSplit/>
+        </w:trPr>
+        <w:tc>
+          <w:tcPr>
+            <w:tcW w:type="dxa" w:w="4844"/>
+            <w:vAlign w:val="center"/>
+            <w:tcMar>
+              <w:top w:w="100" w:type="dxa"/>
+              <w:bottom w:w="100" w:type="dxa"/>
+              <w:left w:w="120" w:type="dxa"/>
+              <w:right w:w="120" w:type="dxa"/>
+            </w:tcMar>
+          </w:tcPr>
+          <w:p>
+            <w:pPr>
+              <w:spacing w:before="0" w:after="0" w:line="240" w:lineRule="auto"/>
+              <w:jc w:val="center"/>
+            </w:pPr>
+            <w:r/>
+            <w:r>
+              <w:rPr>
+                <w:rFonts w:ascii="Times New Roman" w:hAnsi="Times New Roman"/>
+                <w:b w:val="0"/>
+                <w:i w:val="0"/>
+                <w:color w:val="000000"/>
+                <w:sz w:val="20"/>
+                <w:rFonts w:ascii="Times New Roman" w:hAnsi="Times New Roman" w:cs="Times New Roman" w:eastAsia="Times New Roman"/>
+              </w:rPr>
+              <w:t>«отлично»</w:t>
+            </w:r>
+          </w:p>
+        </w:tc>
+        <w:tc>
+          <w:tcPr>
+            <w:tcW w:type="dxa" w:w="4844"/>
+            <w:vAlign w:val="center"/>
+            <w:tcMar>
+              <w:top w:w="100" w:type="dxa"/>
+              <w:bottom w:w="100" w:type="dxa"/>
+              <w:left w:w="120" w:type="dxa"/>
+              <w:right w:w="120" w:type="dxa"/>
+            </w:tcMar>
+          </w:tcPr>
+          <w:p>
+            <w:pPr>
+              <w:spacing w:before="0" w:after="0" w:line="240" w:lineRule="auto"/>
+              <w:jc w:val="center"/>
+            </w:pPr>
+            <w:r/>
+            <w:r>
+              <w:rPr>
+                <w:rFonts w:ascii="Times New Roman" w:hAnsi="Times New Roman"/>
+                <w:b w:val="0"/>
+                <w:i w:val="0"/>
+                <w:color w:val="000000"/>
+                <w:sz w:val="20"/>
+                <w:rFonts w:ascii="Times New Roman" w:hAnsi="Times New Roman" w:cs="Times New Roman" w:eastAsia="Times New Roman"/>
+              </w:rPr>
+              <w:t>90-100</w:t>
+            </w:r>
+          </w:p>
+        </w:tc>
+      </w:tr>
+      <w:tr>
+        <w:trPr>
+          <w:cantSplit/>
+        </w:trPr>
+        <w:tc>
+          <w:tcPr>
+            <w:tcW w:type="dxa" w:w="4844"/>
+            <w:vAlign w:val="center"/>
+            <w:tcMar>
+              <w:top w:w="100" w:type="dxa"/>
+              <w:bottom w:w="100" w:type="dxa"/>
+              <w:left w:w="120" w:type="dxa"/>
+              <w:right w:w="120" w:type="dxa"/>
+            </w:tcMar>
+          </w:tcPr>
+          <w:p>
+            <w:pPr>
+              <w:spacing w:before="0" w:after="0" w:line="240" w:lineRule="auto"/>
+              <w:jc w:val="center"/>
+            </w:pPr>
+            <w:r/>
+            <w:r>
+              <w:rPr>
+                <w:rFonts w:ascii="Times New Roman" w:hAnsi="Times New Roman"/>
+                <w:b w:val="0"/>
+                <w:i w:val="0"/>
+                <w:color w:val="000000"/>
+                <w:sz w:val="20"/>
+                <w:rFonts w:ascii="Times New Roman" w:hAnsi="Times New Roman" w:cs="Times New Roman" w:eastAsia="Times New Roman"/>
+              </w:rPr>
+              <w:t>«хорошо»</w:t>
+            </w:r>
+          </w:p>
+        </w:tc>
+        <w:tc>
+          <w:tcPr>
+            <w:tcW w:type="dxa" w:w="4844"/>
+            <w:vAlign w:val="center"/>
+            <w:tcMar>
+              <w:top w:w="100" w:type="dxa"/>
+              <w:bottom w:w="100" w:type="dxa"/>
+              <w:left w:w="120" w:type="dxa"/>
+              <w:right w:w="120" w:type="dxa"/>
+            </w:tcMar>
+          </w:tcPr>
+          <w:p>
+            <w:pPr>
+              <w:spacing w:before="0" w:after="0" w:line="240" w:lineRule="auto"/>
+              <w:jc w:val="center"/>
+            </w:pPr>
+            <w:r/>
+            <w:r>
+              <w:rPr>
+                <w:rFonts w:ascii="Times New Roman" w:hAnsi="Times New Roman"/>
+                <w:b w:val="0"/>
+                <w:i w:val="0"/>
+                <w:color w:val="000000"/>
+                <w:sz w:val="20"/>
+                <w:rFonts w:ascii="Times New Roman" w:hAnsi="Times New Roman" w:cs="Times New Roman" w:eastAsia="Times New Roman"/>
+              </w:rPr>
+              <w:t>75-89</w:t>
+            </w:r>
+          </w:p>
+        </w:tc>
+      </w:tr>
+      <w:tr>
+        <w:trPr>
+          <w:cantSplit/>
+        </w:trPr>
+        <w:tc>
+          <w:tcPr>
+            <w:tcW w:type="dxa" w:w="4844"/>
+            <w:vAlign w:val="center"/>
+            <w:tcMar>
+              <w:top w:w="100" w:type="dxa"/>
+              <w:bottom w:w="100" w:type="dxa"/>
+              <w:left w:w="120" w:type="dxa"/>
+              <w:right w:w="120" w:type="dxa"/>
+            </w:tcMar>
+          </w:tcPr>
+          <w:p>
+            <w:pPr>
+              <w:spacing w:before="0" w:after="0" w:line="240" w:lineRule="auto"/>
+              <w:jc w:val="center"/>
+            </w:pPr>
+            <w:r/>
+            <w:r>
+              <w:rPr>
+                <w:rFonts w:ascii="Times New Roman" w:hAnsi="Times New Roman"/>
+                <w:b w:val="0"/>
+                <w:i w:val="0"/>
+                <w:color w:val="000000"/>
+                <w:sz w:val="20"/>
+                <w:rFonts w:ascii="Times New Roman" w:hAnsi="Times New Roman" w:cs="Times New Roman" w:eastAsia="Times New Roman"/>
+              </w:rPr>
+              <w:t>«удовлетворительно»</w:t>
+            </w:r>
+          </w:p>
+        </w:tc>
+        <w:tc>
+          <w:tcPr>
+            <w:tcW w:type="dxa" w:w="4844"/>
+            <w:vAlign w:val="center"/>
+            <w:tcMar>
+              <w:top w:w="100" w:type="dxa"/>
+              <w:bottom w:w="100" w:type="dxa"/>
+              <w:left w:w="120" w:type="dxa"/>
+              <w:right w:w="120" w:type="dxa"/>
+            </w:tcMar>
+          </w:tcPr>
+          <w:p>
+            <w:pPr>
+              <w:spacing w:before="0" w:after="0" w:line="240" w:lineRule="auto"/>
+              <w:jc w:val="center"/>
+            </w:pPr>
+            <w:r/>
+            <w:r>
+              <w:rPr>
+                <w:rFonts w:ascii="Times New Roman" w:hAnsi="Times New Roman"/>
+                <w:b w:val="0"/>
+                <w:i w:val="0"/>
+                <w:color w:val="000000"/>
+                <w:sz w:val="20"/>
+                <w:rFonts w:ascii="Times New Roman" w:hAnsi="Times New Roman" w:cs="Times New Roman" w:eastAsia="Times New Roman"/>
+              </w:rPr>
+              <w:t>50-74</w:t>
+            </w:r>
+          </w:p>
+        </w:tc>
+      </w:tr>
+      <w:tr>
+        <w:trPr>
+          <w:cantSplit/>
+        </w:trPr>
+        <w:tc>
+          <w:tcPr>
+            <w:tcW w:type="dxa" w:w="4844"/>
+            <w:vAlign w:val="center"/>
+            <w:tcMar>
+              <w:top w:w="100" w:type="dxa"/>
+              <w:bottom w:w="100" w:type="dxa"/>
+              <w:left w:w="120" w:type="dxa"/>
+              <w:right w:w="120" w:type="dxa"/>
+            </w:tcMar>
+          </w:tcPr>
+          <w:p>
+            <w:pPr>
+              <w:spacing w:before="0" w:after="0" w:line="240" w:lineRule="auto"/>
+              <w:jc w:val="center"/>
+            </w:pPr>
+            <w:r/>
+            <w:r>
+              <w:rPr>
+                <w:rFonts w:ascii="Times New Roman" w:hAnsi="Times New Roman"/>
+                <w:b w:val="0"/>
+                <w:i w:val="0"/>
+                <w:color w:val="000000"/>
+                <w:sz w:val="20"/>
+                <w:rFonts w:ascii="Times New Roman" w:hAnsi="Times New Roman" w:cs="Times New Roman" w:eastAsia="Times New Roman"/>
+              </w:rPr>
+              <w:t>«неудовлетворительно»</w:t>
+            </w:r>
+          </w:p>
+        </w:tc>
+        <w:tc>
+          <w:tcPr>
+            <w:tcW w:type="dxa" w:w="4844"/>
+            <w:vAlign w:val="center"/>
+            <w:tcMar>
+              <w:top w:w="100" w:type="dxa"/>
+              <w:bottom w:w="100" w:type="dxa"/>
+              <w:left w:w="120" w:type="dxa"/>
+              <w:right w:w="120" w:type="dxa"/>
+            </w:tcMar>
+          </w:tcPr>
+          <w:p>
+            <w:pPr>
+              <w:spacing w:before="0" w:after="0" w:line="240" w:lineRule="auto"/>
+              <w:jc w:val="center"/>
+            </w:pPr>
+            <w:r/>
+            <w:r>
+              <w:rPr>
+                <w:rFonts w:ascii="Times New Roman" w:hAnsi="Times New Roman"/>
+                <w:b w:val="0"/>
+                <w:i w:val="0"/>
+                <w:color w:val="000000"/>
+                <w:sz w:val="20"/>
+                <w:rFonts w:ascii="Times New Roman" w:hAnsi="Times New Roman" w:cs="Times New Roman" w:eastAsia="Times New Roman"/>
+              </w:rPr>
+              <w:t>0-49</w:t>
+            </w:r>
+          </w:p>
+        </w:tc>
+      </w:tr>
+    </w:tbl>
+    <w:p>
+      <w:pPr>
+        <w:spacing w:before="240" w:after="120" w:line="240" w:lineRule="auto"/>
+        <w:jc w:val="both"/>
+      </w:pPr>
+    </w:p>
+    <w:p>
+      <w:pPr>
+        <w:spacing w:before="0" w:after="120" w:line="240" w:lineRule="auto"/>
+        <w:jc w:val="both"/>
+      </w:pPr>
+      <w:r>
+        <w:rPr>
+          <w:rFonts w:ascii="Times New Roman" w:hAnsi="Times New Roman"/>
+          <w:b w:val="0"/>
+          <w:i w:val="0"/>
+          <w:color w:val="000000"/>
+          <w:sz w:val="28"/>
+          <w:rFonts w:ascii="Times New Roman" w:hAnsi="Times New Roman" w:cs="Times New Roman" w:eastAsia="Times New Roman"/>
+        </w:rPr>
+        <w:t>Если сумма набранных баллов менее 50 – обучающийся не допускается до промежуточной аттестации.</w:t>
+      </w:r>
+    </w:p>
+    <w:p>
+      <w:pPr>
+        <w:spacing w:before="0" w:after="120" w:line="240" w:lineRule="auto"/>
+        <w:jc w:val="both"/>
+      </w:pPr>
+      <w:r>
+        <w:rPr>
+          <w:rFonts w:ascii="Times New Roman" w:hAnsi="Times New Roman"/>
+          <w:b w:val="0"/>
+          <w:i w:val="0"/>
+          <w:color w:val="000000"/>
+          <w:sz w:val="28"/>
+          <w:rFonts w:ascii="Times New Roman" w:hAnsi="Times New Roman" w:cs="Times New Roman" w:eastAsia="Times New Roman"/>
+        </w:rPr>
+        <w:t>Если сумма баллов составляет от 50 до 100 баллов, обучающийся допускается до промежуточной аттестации.</w:t>
+      </w:r>
+    </w:p>
+    <w:p>
+      <w:pPr>
+        <w:spacing w:before="0" w:after="120" w:line="240" w:lineRule="auto"/>
+        <w:jc w:val="both"/>
+      </w:pPr>
+      <w:r>
+        <w:rPr>
+          <w:rFonts w:ascii="Times New Roman" w:hAnsi="Times New Roman"/>
+          <w:b w:val="0"/>
+          <w:i w:val="0"/>
+          <w:color w:val="000000"/>
+          <w:sz w:val="28"/>
+          <w:rFonts w:ascii="Times New Roman" w:hAnsi="Times New Roman" w:cs="Times New Roman" w:eastAsia="Times New Roman"/>
+        </w:rPr>
+        <w:t>Билет к экзамену включает 1 теоретический и 2 практических задания. Промежуточная аттестация проводится в письменной форме. Время на подготовку: 60-90 минут. При оценивании результатов обучения по дисциплине в ходе промежуточной аттестации используются следующие критерии и шкала оценки:</w:t>
+      </w:r>
+    </w:p>
+    <w:tbl>
+      <w:tblPr>
+        <w:tblStyle w:val="TableGrid"/>
+        <w:tblW w:type="auto" w:w="0"/>
+        <w:jc w:val="center"/>
+        <w:tblLook w:firstColumn="1" w:firstRow="1" w:lastColumn="0" w:lastRow="0" w:noHBand="0" w:noVBand="1" w:val="04A0"/>
+      </w:tblPr>
+      <w:tblGrid>
+        <w:gridCol w:w="4844"/>
+        <w:gridCol w:w="4844"/>
+      </w:tblGrid>
+      <w:tr>
+        <w:tc>
+          <w:tcPr>
+            <w:tcW w:type="dxa" w:w="2268"/>
+            <w:vAlign w:val="center"/>
+            <w:tcMar>
+              <w:top w:w="100" w:type="dxa"/>
+              <w:bottom w:w="100" w:type="dxa"/>
+              <w:left w:w="120" w:type="dxa"/>
+              <w:right w:w="120" w:type="dxa"/>
+            </w:tcMar>
+            <w:shd w:val="clear" w:color="auto" w:fill="F2F2F2"/>
+          </w:tcPr>
+          <w:p>
+            <w:pPr>
+              <w:spacing w:before="0" w:after="0" w:line="240" w:lineRule="auto"/>
+              <w:jc w:val="center"/>
+            </w:pPr>
+            <w:r/>
+            <w:r>
+              <w:rPr>
+                <w:rFonts w:ascii="Times New Roman" w:hAnsi="Times New Roman"/>
+                <w:b/>
+                <w:i w:val="0"/>
+                <w:color w:val="000000"/>
+                <w:sz w:val="20"/>
+                <w:rFonts w:ascii="Times New Roman" w:hAnsi="Times New Roman" w:cs="Times New Roman" w:eastAsia="Times New Roman"/>
+              </w:rPr>
+              <w:t>Оценка</w:t>
+            </w:r>
+          </w:p>
+        </w:tc>
+        <w:tc>
+          <w:tcPr>
+            <w:tcW w:type="dxa" w:w="6803"/>
+            <w:vAlign w:val="center"/>
+            <w:tcMar>
+              <w:top w:w="100" w:type="dxa"/>
+              <w:bottom w:w="100" w:type="dxa"/>
+              <w:left w:w="120" w:type="dxa"/>
+              <w:right w:w="120" w:type="dxa"/>
+            </w:tcMar>
+            <w:shd w:val="clear" w:color="auto" w:fill="F2F2F2"/>
+          </w:tcPr>
+          <w:p>
+            <w:pPr>
+              <w:spacing w:before="0" w:after="0" w:line="240" w:lineRule="auto"/>
+              <w:jc w:val="center"/>
+            </w:pPr>
+            <w:r/>
+            <w:r>
+              <w:rPr>
+                <w:rFonts w:ascii="Times New Roman" w:hAnsi="Times New Roman"/>
+                <w:b/>
+                <w:i w:val="0"/>
+                <w:color w:val="000000"/>
+                <w:sz w:val="20"/>
+                <w:rFonts w:ascii="Times New Roman" w:hAnsi="Times New Roman" w:cs="Times New Roman" w:eastAsia="Times New Roman"/>
+              </w:rPr>
+              <w:t>Критерии оценки</w:t>
+            </w:r>
+          </w:p>
+        </w:tc>
+      </w:tr>
+      <w:tr>
+        <w:trPr>
+          <w:cantSplit/>
+        </w:trPr>
+        <w:tc>
+          <w:tcPr>
+            <w:tcW w:type="dxa" w:w="2268"/>
+            <w:vAlign w:val="center"/>
+            <w:tcMar>
+              <w:top w:w="100" w:type="dxa"/>
+              <w:bottom w:w="100" w:type="dxa"/>
+              <w:left w:w="120" w:type="dxa"/>
+              <w:right w:w="120" w:type="dxa"/>
+            </w:tcMar>
+          </w:tcPr>
+          <w:p>
+            <w:pPr>
+              <w:spacing w:before="0" w:after="0" w:line="240" w:lineRule="auto"/>
+              <w:jc w:val="center"/>
+            </w:pPr>
+            <w:r/>
+            <w:r>
+              <w:rPr>
+                <w:rFonts w:ascii="Times New Roman" w:hAnsi="Times New Roman"/>
+                <w:b w:val="0"/>
+                <w:i w:val="0"/>
+                <w:color w:val="000000"/>
+                <w:sz w:val="20"/>
+                <w:rFonts w:ascii="Times New Roman" w:hAnsi="Times New Roman" w:cs="Times New Roman" w:eastAsia="Times New Roman"/>
+              </w:rPr>
+              <w:t>«отлично»</w:t>
+            </w:r>
+          </w:p>
+        </w:tc>
+        <w:tc>
+          <w:tcPr>
+            <w:tcW w:type="dxa" w:w="6803"/>
+            <w:vAlign w:val="center"/>
+            <w:tcMar>
+              <w:top w:w="100" w:type="dxa"/>
+              <w:bottom w:w="100" w:type="dxa"/>
+              <w:left w:w="120" w:type="dxa"/>
+              <w:right w:w="120" w:type="dxa"/>
+            </w:tcMar>
+          </w:tcPr>
+          <w:p>
+            <w:pPr>
+              <w:spacing w:before="0" w:after="0" w:line="240" w:lineRule="auto"/>
+              <w:jc w:val="both"/>
+            </w:pPr>
+            <w:r/>
+            <w:r>
+              <w:rPr>
+                <w:rFonts w:ascii="Times New Roman" w:hAnsi="Times New Roman"/>
+                <w:b w:val="0"/>
+                <w:i w:val="0"/>
+                <w:color w:val="000000"/>
+                <w:sz w:val="20"/>
+                <w:rFonts w:ascii="Times New Roman" w:hAnsi="Times New Roman" w:cs="Times New Roman" w:eastAsia="Times New Roman"/>
+              </w:rPr>
+              <w:t>Обучающийся показал всестороннее, систематическое и глубокое знание учебного материала, предусмотренного программой, умение уверенно применять на их практике при решении задач (выполнении заданий), способность полно, правильно и аргументировано отвечать на вопросы и делать необходимые выводы. Свободно использует основную литературу и знаком с дополнительной литературой, рекомендованной программой.</w:t>
+            </w:r>
+          </w:p>
+        </w:tc>
+      </w:tr>
+      <w:tr>
+        <w:trPr>
+          <w:cantSplit/>
+        </w:trPr>
+        <w:tc>
+          <w:tcPr>
+            <w:tcW w:type="dxa" w:w="2268"/>
+            <w:vAlign w:val="center"/>
+            <w:tcMar>
+              <w:top w:w="100" w:type="dxa"/>
+              <w:bottom w:w="100" w:type="dxa"/>
+              <w:left w:w="120" w:type="dxa"/>
+              <w:right w:w="120" w:type="dxa"/>
+            </w:tcMar>
+          </w:tcPr>
+          <w:p>
+            <w:pPr>
+              <w:spacing w:before="0" w:after="0" w:line="240" w:lineRule="auto"/>
+              <w:jc w:val="center"/>
+            </w:pPr>
+            <w:r/>
+            <w:r>
+              <w:rPr>
+                <w:rFonts w:ascii="Times New Roman" w:hAnsi="Times New Roman"/>
+                <w:b w:val="0"/>
+                <w:i w:val="0"/>
+                <w:color w:val="000000"/>
+                <w:sz w:val="20"/>
+                <w:rFonts w:ascii="Times New Roman" w:hAnsi="Times New Roman" w:cs="Times New Roman" w:eastAsia="Times New Roman"/>
+              </w:rPr>
+              <w:t>«хорошо»</w:t>
+            </w:r>
+          </w:p>
+        </w:tc>
+        <w:tc>
+          <w:tcPr>
+            <w:tcW w:type="dxa" w:w="6803"/>
+            <w:vAlign w:val="center"/>
+            <w:tcMar>
+              <w:top w:w="100" w:type="dxa"/>
+              <w:bottom w:w="100" w:type="dxa"/>
+              <w:left w:w="120" w:type="dxa"/>
+              <w:right w:w="120" w:type="dxa"/>
+            </w:tcMar>
+          </w:tcPr>
+          <w:p>
+            <w:pPr>
+              <w:spacing w:before="0" w:after="0" w:line="240" w:lineRule="auto"/>
+              <w:jc w:val="both"/>
+            </w:pPr>
+            <w:r/>
+            <w:r>
+              <w:rPr>
+                <w:rFonts w:ascii="Times New Roman" w:hAnsi="Times New Roman"/>
+                <w:b w:val="0"/>
+                <w:i w:val="0"/>
+                <w:color w:val="000000"/>
+                <w:sz w:val="20"/>
+                <w:rFonts w:ascii="Times New Roman" w:hAnsi="Times New Roman" w:cs="Times New Roman" w:eastAsia="Times New Roman"/>
+              </w:rPr>
+              <w:t>Обучающийся показал полное знание теоретического материала, владение основной литературой, рекомендованной в программе, умение самостоятельно решать задачи (выполнять задания), способность аргументировано отвечать на вопросы и делать необходимые выводы, допускает единичные ошибки, исправляемые после замечания преподавателя. Способен к самостоятельному пополнению и обновлению знаний в ходе дальнейшей учебной работы и профессиональной деятельности.</w:t>
+            </w:r>
+          </w:p>
+        </w:tc>
+      </w:tr>
+      <w:tr>
+        <w:trPr>
+          <w:cantSplit/>
+        </w:trPr>
+        <w:tc>
+          <w:tcPr>
+            <w:tcW w:type="dxa" w:w="2268"/>
+            <w:vAlign w:val="center"/>
+            <w:tcMar>
+              <w:top w:w="100" w:type="dxa"/>
+              <w:bottom w:w="100" w:type="dxa"/>
+              <w:left w:w="120" w:type="dxa"/>
+              <w:right w:w="120" w:type="dxa"/>
+            </w:tcMar>
+          </w:tcPr>
+          <w:p>
+            <w:pPr>
+              <w:spacing w:before="0" w:after="0" w:line="240" w:lineRule="auto"/>
+              <w:jc w:val="center"/>
+            </w:pPr>
+            <w:r/>
+            <w:r>
+              <w:rPr>
+                <w:rFonts w:ascii="Times New Roman" w:hAnsi="Times New Roman"/>
+                <w:b w:val="0"/>
+                <w:i w:val="0"/>
+                <w:color w:val="000000"/>
+                <w:sz w:val="20"/>
+                <w:rFonts w:ascii="Times New Roman" w:hAnsi="Times New Roman" w:cs="Times New Roman" w:eastAsia="Times New Roman"/>
+              </w:rPr>
+              <w:t>«удовлетворительно»</w:t>
+            </w:r>
+          </w:p>
+        </w:tc>
+        <w:tc>
+          <w:tcPr>
+            <w:tcW w:type="dxa" w:w="6803"/>
+            <w:vAlign w:val="center"/>
+            <w:tcMar>
+              <w:top w:w="100" w:type="dxa"/>
+              <w:bottom w:w="100" w:type="dxa"/>
+              <w:left w:w="120" w:type="dxa"/>
+              <w:right w:w="120" w:type="dxa"/>
+            </w:tcMar>
+          </w:tcPr>
+          <w:p>
+            <w:pPr>
+              <w:spacing w:before="0" w:after="0" w:line="240" w:lineRule="auto"/>
+              <w:jc w:val="both"/>
+            </w:pPr>
+            <w:r/>
+            <w:r>
+              <w:rPr>
+                <w:rFonts w:ascii="Times New Roman" w:hAnsi="Times New Roman"/>
+                <w:b w:val="0"/>
+                <w:i w:val="0"/>
+                <w:color w:val="000000"/>
+                <w:sz w:val="20"/>
+                <w:rFonts w:ascii="Times New Roman" w:hAnsi="Times New Roman" w:cs="Times New Roman" w:eastAsia="Times New Roman"/>
+              </w:rPr>
+              <w:t>Обучающийся демонстрирует неполное или фрагментарное знание основного учебного материала, допускает существенные ошибки в его изложении, испытывает затруднения и допускает ошибки при выполнении заданий (решении задач), выполняет задание при подсказке преподавателя, затрудняется в формулировке выводов. Владеет знанием основных разделов, необходимых для дальнейшего обучения, знаком с основной и дополнительной литературой, рекомендованной программой.</w:t>
+            </w:r>
+          </w:p>
+        </w:tc>
+      </w:tr>
+      <w:tr>
+        <w:trPr>
+          <w:cantSplit/>
+        </w:trPr>
+        <w:tc>
+          <w:tcPr>
+            <w:tcW w:type="dxa" w:w="2268"/>
+            <w:vAlign w:val="center"/>
+            <w:tcMar>
+              <w:top w:w="100" w:type="dxa"/>
+              <w:bottom w:w="100" w:type="dxa"/>
+              <w:left w:w="120" w:type="dxa"/>
+              <w:right w:w="120" w:type="dxa"/>
+            </w:tcMar>
+          </w:tcPr>
+          <w:p>
+            <w:pPr>
+              <w:spacing w:before="0" w:after="0" w:line="240" w:lineRule="auto"/>
+              <w:jc w:val="center"/>
+            </w:pPr>
+            <w:r/>
+            <w:r>
+              <w:rPr>
+                <w:rFonts w:ascii="Times New Roman" w:hAnsi="Times New Roman"/>
+                <w:b w:val="0"/>
+                <w:i w:val="0"/>
+                <w:color w:val="000000"/>
+                <w:sz w:val="20"/>
+                <w:rFonts w:ascii="Times New Roman" w:hAnsi="Times New Roman" w:cs="Times New Roman" w:eastAsia="Times New Roman"/>
+              </w:rPr>
+              <w:t>«неудовлетворительно»</w:t>
+            </w:r>
+          </w:p>
+        </w:tc>
+        <w:tc>
+          <w:tcPr>
+            <w:tcW w:type="dxa" w:w="6803"/>
+            <w:vAlign w:val="center"/>
+            <w:tcMar>
+              <w:top w:w="100" w:type="dxa"/>
+              <w:bottom w:w="100" w:type="dxa"/>
+              <w:left w:w="120" w:type="dxa"/>
+              <w:right w:w="120" w:type="dxa"/>
+            </w:tcMar>
+          </w:tcPr>
+          <w:p>
+            <w:pPr>
+              <w:spacing w:before="0" w:after="0" w:line="240" w:lineRule="auto"/>
+              <w:jc w:val="both"/>
+            </w:pPr>
+            <w:r/>
+            <w:r>
+              <w:rPr>
+                <w:rFonts w:ascii="Times New Roman" w:hAnsi="Times New Roman"/>
+                <w:b w:val="0"/>
+                <w:i w:val="0"/>
+                <w:color w:val="000000"/>
+                <w:sz w:val="20"/>
+                <w:rFonts w:ascii="Times New Roman" w:hAnsi="Times New Roman" w:cs="Times New Roman" w:eastAsia="Times New Roman"/>
+              </w:rPr>
+              <w:t>Обучающийся при ответе демонстрирует существенные пробелы в знаниях основного учебного материала, допускает грубые ошибки в формулировании основных понятий и при решении типовых задач (при выполнении типовых заданий), не способен ответить на наводящие вопросы преподавателя. Оценка ставится обучающимся, которые не могут продолжить обучение или приступить к профессиональной деятельности по окончании образовательного учреждения без дополнительных занятий по рассматриваемой дисциплине.</w:t>
             </w:r>
           </w:p>
         </w:tc>
